--- a/entregables/Clase_Ingles_Medico_CheckUp_2026-10-15.docx
+++ b/entregables/Clase_Ingles_Medico_CheckUp_2026-10-15.docx
@@ -5042,6 +5042,9607 @@
         <w:t xml:space="preserve">Su base de vocabulario clínico es sólida y su progreso desde la inducción fue reconocido por la coordinación. La brecha prioritaria es gramatical y concreta: narrar en pasado simple. Con práctica diaria breve, repetición espaciada y simulacros cronometrados, el próximo check-up es un objetivo alcanzable para avanzar al Libro 2.</w:t>
       </w:r>
     </w:p>
+    <w:p>
+      <w:r>
+        <w:br w:type="page"/>
+      </w:r>
+    </w:p>
+    <w:p>
+      <w:pPr>
+        <w:pStyle w:val="Heading1"/>
+        <w:spacing w:after="160" w:before="300"/>
+      </w:pPr>
+      <w:r>
+        <w:t xml:space="preserve">6. Clase Magistral: Vacíos por Mejorar y Fortalecer</w:t>
+      </w:r>
+    </w:p>
+    <w:p>
+      <w:pPr>
+        <w:spacing w:after="120"/>
+      </w:pPr>
+      <w:r>
+        <w:t xml:space="preserve">Esta clase magistral convierte los hallazgos del check-up en un programa de estudio. Cada módulo sigue la misma ruta: qué es, por qué importa, cómo se aplica, errores corregidos, práctica resuelta y checklist. El orden sigue la prioridad que marcó el coordinador académico.</w:t>
+      </w:r>
+    </w:p>
+    <w:p>
+      <w:pPr>
+        <w:pStyle w:val="Heading2"/>
+        <w:spacing w:after="120" w:before="200"/>
+      </w:pPr>
+      <w:r>
+        <w:t xml:space="preserve">Mapa de vacíos detectados</w:t>
+      </w:r>
+    </w:p>
+    <w:tbl>
+      <w:tblPr>
+        <w:tblW w:type="dxa" w:w="9638"/>
+        <w:tblBorders>
+          <w:top w:val="single" w:color="auto" w:sz="4"/>
+          <w:left w:val="single" w:color="auto" w:sz="4"/>
+          <w:bottom w:val="single" w:color="auto" w:sz="4"/>
+          <w:right w:val="single" w:color="auto" w:sz="4"/>
+          <w:insideH w:val="single" w:color="auto" w:sz="4"/>
+          <w:insideV w:val="single" w:color="auto" w:sz="4"/>
+        </w:tblBorders>
+      </w:tblPr>
+      <w:tblGrid>
+        <w:gridCol w:w="2400"/>
+        <w:gridCol w:w="3400"/>
+        <w:gridCol w:w="1300"/>
+        <w:gridCol w:w="2538"/>
+      </w:tblGrid>
+      <w:tr>
+        <w:trPr>
+          <w:tblHeader/>
+        </w:trPr>
+        <w:tc>
+          <w:tcPr>
+            <w:tcW w:type="dxa" w:w="2400"/>
+            <w:shd w:fill="1F3864" w:color="auto" w:val="clear"/>
+            <w:tcMar>
+              <w:top w:type="dxa" w:w="60"/>
+              <w:left w:type="dxa" w:w="90"/>
+              <w:bottom w:type="dxa" w:w="60"/>
+              <w:right w:type="dxa" w:w="90"/>
+            </w:tcMar>
+          </w:tcPr>
+          <w:p>
+            <w:r>
+              <w:rPr>
+                <w:b/>
+                <w:bCs/>
+                <w:color w:val="FFFFFF"/>
+                <w:sz w:val="19"/>
+                <w:szCs w:val="19"/>
+              </w:rPr>
+              <w:t xml:space="preserve">Vacío</w:t>
+            </w:r>
+          </w:p>
+        </w:tc>
+        <w:tc>
+          <w:tcPr>
+            <w:tcW w:type="dxa" w:w="3400"/>
+            <w:shd w:fill="1F3864" w:color="auto" w:val="clear"/>
+            <w:tcMar>
+              <w:top w:type="dxa" w:w="60"/>
+              <w:left w:type="dxa" w:w="90"/>
+              <w:bottom w:type="dxa" w:w="60"/>
+              <w:right w:type="dxa" w:w="90"/>
+            </w:tcMar>
+          </w:tcPr>
+          <w:p>
+            <w:r>
+              <w:rPr>
+                <w:b/>
+                <w:bCs/>
+                <w:color w:val="FFFFFF"/>
+                <w:sz w:val="19"/>
+                <w:szCs w:val="19"/>
+              </w:rPr>
+              <w:t xml:space="preserve">Evidencia en la clase</w:t>
+            </w:r>
+          </w:p>
+        </w:tc>
+        <w:tc>
+          <w:tcPr>
+            <w:tcW w:type="dxa" w:w="1300"/>
+            <w:shd w:fill="1F3864" w:color="auto" w:val="clear"/>
+            <w:tcMar>
+              <w:top w:type="dxa" w:w="60"/>
+              <w:left w:type="dxa" w:w="90"/>
+              <w:bottom w:type="dxa" w:w="60"/>
+              <w:right w:type="dxa" w:w="90"/>
+            </w:tcMar>
+          </w:tcPr>
+          <w:p>
+            <w:r>
+              <w:rPr>
+                <w:b/>
+                <w:bCs/>
+                <w:color w:val="FFFFFF"/>
+                <w:sz w:val="19"/>
+                <w:szCs w:val="19"/>
+              </w:rPr>
+              <w:t xml:space="preserve">Prioridad</w:t>
+            </w:r>
+          </w:p>
+        </w:tc>
+        <w:tc>
+          <w:tcPr>
+            <w:tcW w:type="dxa" w:w="2538"/>
+            <w:shd w:fill="1F3864" w:color="auto" w:val="clear"/>
+            <w:tcMar>
+              <w:top w:type="dxa" w:w="60"/>
+              <w:left w:type="dxa" w:w="90"/>
+              <w:bottom w:type="dxa" w:w="60"/>
+              <w:right w:type="dxa" w:w="90"/>
+            </w:tcMar>
+          </w:tcPr>
+          <w:p>
+            <w:r>
+              <w:rPr>
+                <w:b/>
+                <w:bCs/>
+                <w:color w:val="FFFFFF"/>
+                <w:sz w:val="19"/>
+                <w:szCs w:val="19"/>
+              </w:rPr>
+              <w:t xml:space="preserve">Sesión del programa</w:t>
+            </w:r>
+          </w:p>
+        </w:tc>
+      </w:tr>
+      <w:tr>
+        <w:tc>
+          <w:tcPr>
+            <w:tcW w:type="dxa" w:w="2400"/>
+            <w:shd w:fill="FFFFFF" w:color="auto" w:val="clear"/>
+            <w:tcMar>
+              <w:top w:type="dxa" w:w="60"/>
+              <w:left w:type="dxa" w:w="90"/>
+              <w:bottom w:type="dxa" w:w="60"/>
+              <w:right w:type="dxa" w:w="90"/>
+            </w:tcMar>
+          </w:tcPr>
+          <w:p>
+            <w:r>
+              <w:rPr>
+                <w:b w:val="false"/>
+                <w:bCs w:val="false"/>
+                <w:color w:val="000000"/>
+                <w:sz w:val="19"/>
+                <w:szCs w:val="19"/>
+              </w:rPr>
+              <w:t xml:space="preserve">Pasado simple y verbos irregulares</w:t>
+            </w:r>
+          </w:p>
+        </w:tc>
+        <w:tc>
+          <w:tcPr>
+            <w:tcW w:type="dxa" w:w="3400"/>
+            <w:shd w:fill="FFFFFF" w:color="auto" w:val="clear"/>
+            <w:tcMar>
+              <w:top w:type="dxa" w:w="60"/>
+              <w:left w:type="dxa" w:w="90"/>
+              <w:bottom w:type="dxa" w:w="60"/>
+              <w:right w:type="dxa" w:w="90"/>
+            </w:tcMar>
+          </w:tcPr>
+          <w:p>
+            <w:r>
+              <w:rPr>
+                <w:b w:val="false"/>
+                <w:bCs w:val="false"/>
+                <w:color w:val="000000"/>
+                <w:sz w:val="19"/>
+                <w:szCs w:val="19"/>
+              </w:rPr>
+              <w:t xml:space="preserve">“I was attending”, “I was in the cinema”. Cero verbos en pasado simple.</w:t>
+            </w:r>
+          </w:p>
+        </w:tc>
+        <w:tc>
+          <w:tcPr>
+            <w:tcW w:type="dxa" w:w="1300"/>
+            <w:shd w:fill="FFFFFF" w:color="auto" w:val="clear"/>
+            <w:tcMar>
+              <w:top w:type="dxa" w:w="60"/>
+              <w:left w:type="dxa" w:w="90"/>
+              <w:bottom w:type="dxa" w:w="60"/>
+              <w:right w:type="dxa" w:w="90"/>
+            </w:tcMar>
+          </w:tcPr>
+          <w:p>
+            <w:r>
+              <w:rPr>
+                <w:b w:val="false"/>
+                <w:bCs w:val="false"/>
+                <w:color w:val="000000"/>
+                <w:sz w:val="19"/>
+                <w:szCs w:val="19"/>
+              </w:rPr>
+              <w:t xml:space="preserve">Alta</w:t>
+            </w:r>
+          </w:p>
+        </w:tc>
+        <w:tc>
+          <w:tcPr>
+            <w:tcW w:type="dxa" w:w="2538"/>
+            <w:shd w:fill="FFFFFF" w:color="auto" w:val="clear"/>
+            <w:tcMar>
+              <w:top w:type="dxa" w:w="60"/>
+              <w:left w:type="dxa" w:w="90"/>
+              <w:bottom w:type="dxa" w:w="60"/>
+              <w:right w:type="dxa" w:w="90"/>
+            </w:tcMar>
+          </w:tcPr>
+          <w:p>
+            <w:r>
+              <w:rPr>
+                <w:b w:val="false"/>
+                <w:bCs w:val="false"/>
+                <w:color w:val="000000"/>
+                <w:sz w:val="19"/>
+                <w:szCs w:val="19"/>
+              </w:rPr>
+              <w:t xml:space="preserve">Sesión 2 (26–30 oct)</w:t>
+            </w:r>
+          </w:p>
+        </w:tc>
+      </w:tr>
+      <w:tr>
+        <w:tc>
+          <w:tcPr>
+            <w:tcW w:type="dxa" w:w="2400"/>
+            <w:shd w:fill="F2F6FC" w:color="auto" w:val="clear"/>
+            <w:tcMar>
+              <w:top w:type="dxa" w:w="60"/>
+              <w:left w:type="dxa" w:w="90"/>
+              <w:bottom w:type="dxa" w:w="60"/>
+              <w:right w:type="dxa" w:w="90"/>
+            </w:tcMar>
+          </w:tcPr>
+          <w:p>
+            <w:r>
+              <w:rPr>
+                <w:b w:val="false"/>
+                <w:bCs w:val="false"/>
+                <w:color w:val="000000"/>
+                <w:sz w:val="19"/>
+                <w:szCs w:val="19"/>
+              </w:rPr>
+              <w:t xml:space="preserve">Gerundios e infinitivos</w:t>
+            </w:r>
+          </w:p>
+        </w:tc>
+        <w:tc>
+          <w:tcPr>
+            <w:tcW w:type="dxa" w:w="3400"/>
+            <w:shd w:fill="F2F6FC" w:color="auto" w:val="clear"/>
+            <w:tcMar>
+              <w:top w:type="dxa" w:w="60"/>
+              <w:left w:type="dxa" w:w="90"/>
+              <w:bottom w:type="dxa" w:w="60"/>
+              <w:right w:type="dxa" w:w="90"/>
+            </w:tcMar>
+          </w:tcPr>
+          <w:p>
+            <w:r>
+              <w:rPr>
+                <w:b w:val="false"/>
+                <w:bCs w:val="false"/>
+                <w:color w:val="000000"/>
+                <w:sz w:val="19"/>
+                <w:szCs w:val="19"/>
+              </w:rPr>
+              <w:t xml:space="preserve">Usted reportó dificultad. “practicing sport”, “I like investigation”.</w:t>
+            </w:r>
+          </w:p>
+        </w:tc>
+        <w:tc>
+          <w:tcPr>
+            <w:tcW w:type="dxa" w:w="1300"/>
+            <w:shd w:fill="F2F6FC" w:color="auto" w:val="clear"/>
+            <w:tcMar>
+              <w:top w:type="dxa" w:w="60"/>
+              <w:left w:type="dxa" w:w="90"/>
+              <w:bottom w:type="dxa" w:w="60"/>
+              <w:right w:type="dxa" w:w="90"/>
+            </w:tcMar>
+          </w:tcPr>
+          <w:p>
+            <w:r>
+              <w:rPr>
+                <w:b w:val="false"/>
+                <w:bCs w:val="false"/>
+                <w:color w:val="000000"/>
+                <w:sz w:val="19"/>
+                <w:szCs w:val="19"/>
+              </w:rPr>
+              <w:t xml:space="preserve">Alta</w:t>
+            </w:r>
+          </w:p>
+        </w:tc>
+        <w:tc>
+          <w:tcPr>
+            <w:tcW w:type="dxa" w:w="2538"/>
+            <w:shd w:fill="F2F6FC" w:color="auto" w:val="clear"/>
+            <w:tcMar>
+              <w:top w:type="dxa" w:w="60"/>
+              <w:left w:type="dxa" w:w="90"/>
+              <w:bottom w:type="dxa" w:w="60"/>
+              <w:right w:type="dxa" w:w="90"/>
+            </w:tcMar>
+          </w:tcPr>
+          <w:p>
+            <w:r>
+              <w:rPr>
+                <w:b w:val="false"/>
+                <w:bCs w:val="false"/>
+                <w:color w:val="000000"/>
+                <w:sz w:val="19"/>
+                <w:szCs w:val="19"/>
+              </w:rPr>
+              <w:t xml:space="preserve">Sesión 1 (19–24 oct)</w:t>
+            </w:r>
+          </w:p>
+        </w:tc>
+      </w:tr>
+      <w:tr>
+        <w:tc>
+          <w:tcPr>
+            <w:tcW w:type="dxa" w:w="2400"/>
+            <w:shd w:fill="FFFFFF" w:color="auto" w:val="clear"/>
+            <w:tcMar>
+              <w:top w:type="dxa" w:w="60"/>
+              <w:left w:type="dxa" w:w="90"/>
+              <w:bottom w:type="dxa" w:w="60"/>
+              <w:right w:type="dxa" w:w="90"/>
+            </w:tcMar>
+          </w:tcPr>
+          <w:p>
+            <w:r>
+              <w:rPr>
+                <w:b w:val="false"/>
+                <w:bCs w:val="false"/>
+                <w:color w:val="000000"/>
+                <w:sz w:val="19"/>
+                <w:szCs w:val="19"/>
+              </w:rPr>
+              <w:t xml:space="preserve">Conectores y oraciones largas</w:t>
+            </w:r>
+          </w:p>
+        </w:tc>
+        <w:tc>
+          <w:tcPr>
+            <w:tcW w:type="dxa" w:w="3400"/>
+            <w:shd w:fill="FFFFFF" w:color="auto" w:val="clear"/>
+            <w:tcMar>
+              <w:top w:type="dxa" w:w="60"/>
+              <w:left w:type="dxa" w:w="90"/>
+              <w:bottom w:type="dxa" w:w="60"/>
+              <w:right w:type="dxa" w:w="90"/>
+            </w:tcMar>
+          </w:tcPr>
+          <w:p>
+            <w:r>
+              <w:rPr>
+                <w:b w:val="false"/>
+                <w:bCs w:val="false"/>
+                <w:color w:val="000000"/>
+                <w:sz w:val="19"/>
+                <w:szCs w:val="19"/>
+              </w:rPr>
+              <w:t xml:space="preserve">Ideas que cambian a mitad de frase. Repetición de sinónimos.</w:t>
+            </w:r>
+          </w:p>
+        </w:tc>
+        <w:tc>
+          <w:tcPr>
+            <w:tcW w:type="dxa" w:w="1300"/>
+            <w:shd w:fill="FFFFFF" w:color="auto" w:val="clear"/>
+            <w:tcMar>
+              <w:top w:type="dxa" w:w="60"/>
+              <w:left w:type="dxa" w:w="90"/>
+              <w:bottom w:type="dxa" w:w="60"/>
+              <w:right w:type="dxa" w:w="90"/>
+            </w:tcMar>
+          </w:tcPr>
+          <w:p>
+            <w:r>
+              <w:rPr>
+                <w:b w:val="false"/>
+                <w:bCs w:val="false"/>
+                <w:color w:val="000000"/>
+                <w:sz w:val="19"/>
+                <w:szCs w:val="19"/>
+              </w:rPr>
+              <w:t xml:space="preserve">Alta</w:t>
+            </w:r>
+          </w:p>
+        </w:tc>
+        <w:tc>
+          <w:tcPr>
+            <w:tcW w:type="dxa" w:w="2538"/>
+            <w:shd w:fill="FFFFFF" w:color="auto" w:val="clear"/>
+            <w:tcMar>
+              <w:top w:type="dxa" w:w="60"/>
+              <w:left w:type="dxa" w:w="90"/>
+              <w:bottom w:type="dxa" w:w="60"/>
+              <w:right w:type="dxa" w:w="90"/>
+            </w:tcMar>
+          </w:tcPr>
+          <w:p>
+            <w:r>
+              <w:rPr>
+                <w:b w:val="false"/>
+                <w:bCs w:val="false"/>
+                <w:color w:val="000000"/>
+                <w:sz w:val="19"/>
+                <w:szCs w:val="19"/>
+              </w:rPr>
+              <w:t xml:space="preserve">Sesión 1 (19–24 oct)</w:t>
+            </w:r>
+          </w:p>
+        </w:tc>
+      </w:tr>
+      <w:tr>
+        <w:tc>
+          <w:tcPr>
+            <w:tcW w:type="dxa" w:w="2400"/>
+            <w:shd w:fill="F2F6FC" w:color="auto" w:val="clear"/>
+            <w:tcMar>
+              <w:top w:type="dxa" w:w="60"/>
+              <w:left w:type="dxa" w:w="90"/>
+              <w:bottom w:type="dxa" w:w="60"/>
+              <w:right w:type="dxa" w:w="90"/>
+            </w:tcMar>
+          </w:tcPr>
+          <w:p>
+            <w:r>
+              <w:rPr>
+                <w:b w:val="false"/>
+                <w:bCs w:val="false"/>
+                <w:color w:val="000000"/>
+                <w:sz w:val="19"/>
+                <w:szCs w:val="19"/>
+              </w:rPr>
+              <w:t xml:space="preserve">Futuro simple</w:t>
+            </w:r>
+          </w:p>
+        </w:tc>
+        <w:tc>
+          <w:tcPr>
+            <w:tcW w:type="dxa" w:w="3400"/>
+            <w:shd w:fill="F2F6FC" w:color="auto" w:val="clear"/>
+            <w:tcMar>
+              <w:top w:type="dxa" w:w="60"/>
+              <w:left w:type="dxa" w:w="90"/>
+              <w:bottom w:type="dxa" w:w="60"/>
+              <w:right w:type="dxa" w:w="90"/>
+            </w:tcMar>
+          </w:tcPr>
+          <w:p>
+            <w:r>
+              <w:rPr>
+                <w:b w:val="false"/>
+                <w:bCs w:val="false"/>
+                <w:color w:val="000000"/>
+                <w:sz w:val="19"/>
+                <w:szCs w:val="19"/>
+              </w:rPr>
+              <w:t xml:space="preserve">“I see such a radiology”. Confusión wait / hope.</w:t>
+            </w:r>
+          </w:p>
+        </w:tc>
+        <w:tc>
+          <w:tcPr>
+            <w:tcW w:type="dxa" w:w="1300"/>
+            <w:shd w:fill="F2F6FC" w:color="auto" w:val="clear"/>
+            <w:tcMar>
+              <w:top w:type="dxa" w:w="60"/>
+              <w:left w:type="dxa" w:w="90"/>
+              <w:bottom w:type="dxa" w:w="60"/>
+              <w:right w:type="dxa" w:w="90"/>
+            </w:tcMar>
+          </w:tcPr>
+          <w:p>
+            <w:r>
+              <w:rPr>
+                <w:b w:val="false"/>
+                <w:bCs w:val="false"/>
+                <w:color w:val="000000"/>
+                <w:sz w:val="19"/>
+                <w:szCs w:val="19"/>
+              </w:rPr>
+              <w:t xml:space="preserve">Media</w:t>
+            </w:r>
+          </w:p>
+        </w:tc>
+        <w:tc>
+          <w:tcPr>
+            <w:tcW w:type="dxa" w:w="2538"/>
+            <w:shd w:fill="F2F6FC" w:color="auto" w:val="clear"/>
+            <w:tcMar>
+              <w:top w:type="dxa" w:w="60"/>
+              <w:left w:type="dxa" w:w="90"/>
+              <w:bottom w:type="dxa" w:w="60"/>
+              <w:right w:type="dxa" w:w="90"/>
+            </w:tcMar>
+          </w:tcPr>
+          <w:p>
+            <w:r>
+              <w:rPr>
+                <w:b w:val="false"/>
+                <w:bCs w:val="false"/>
+                <w:color w:val="000000"/>
+                <w:sz w:val="19"/>
+                <w:szCs w:val="19"/>
+              </w:rPr>
+              <w:t xml:space="preserve">Sesión 2 (26–30 oct)</w:t>
+            </w:r>
+          </w:p>
+        </w:tc>
+      </w:tr>
+      <w:tr>
+        <w:tc>
+          <w:tcPr>
+            <w:tcW w:type="dxa" w:w="2400"/>
+            <w:shd w:fill="FFFFFF" w:color="auto" w:val="clear"/>
+            <w:tcMar>
+              <w:top w:type="dxa" w:w="60"/>
+              <w:left w:type="dxa" w:w="90"/>
+              <w:bottom w:type="dxa" w:w="60"/>
+              <w:right w:type="dxa" w:w="90"/>
+            </w:tcMar>
+          </w:tcPr>
+          <w:p>
+            <w:r>
+              <w:rPr>
+                <w:b w:val="false"/>
+                <w:bCs w:val="false"/>
+                <w:color w:val="000000"/>
+                <w:sz w:val="19"/>
+                <w:szCs w:val="19"/>
+              </w:rPr>
+              <w:t xml:space="preserve">Presentación de caso clínico</w:t>
+            </w:r>
+          </w:p>
+        </w:tc>
+        <w:tc>
+          <w:tcPr>
+            <w:tcW w:type="dxa" w:w="3400"/>
+            <w:shd w:fill="FFFFFF" w:color="auto" w:val="clear"/>
+            <w:tcMar>
+              <w:top w:type="dxa" w:w="60"/>
+              <w:left w:type="dxa" w:w="90"/>
+              <w:bottom w:type="dxa" w:w="60"/>
+              <w:right w:type="dxa" w:w="90"/>
+            </w:tcMar>
+          </w:tcPr>
+          <w:p>
+            <w:r>
+              <w:rPr>
+                <w:b w:val="false"/>
+                <w:bCs w:val="false"/>
+                <w:color w:val="000000"/>
+                <w:sz w:val="19"/>
+                <w:szCs w:val="19"/>
+              </w:rPr>
+              <w:t xml:space="preserve">Dificultad para explicar el plan de manejo con claridad.</w:t>
+            </w:r>
+          </w:p>
+        </w:tc>
+        <w:tc>
+          <w:tcPr>
+            <w:tcW w:type="dxa" w:w="1300"/>
+            <w:shd w:fill="FFFFFF" w:color="auto" w:val="clear"/>
+            <w:tcMar>
+              <w:top w:type="dxa" w:w="60"/>
+              <w:left w:type="dxa" w:w="90"/>
+              <w:bottom w:type="dxa" w:w="60"/>
+              <w:right w:type="dxa" w:w="90"/>
+            </w:tcMar>
+          </w:tcPr>
+          <w:p>
+            <w:r>
+              <w:rPr>
+                <w:b w:val="false"/>
+                <w:bCs w:val="false"/>
+                <w:color w:val="000000"/>
+                <w:sz w:val="19"/>
+                <w:szCs w:val="19"/>
+              </w:rPr>
+              <w:t xml:space="preserve">Media</w:t>
+            </w:r>
+          </w:p>
+        </w:tc>
+        <w:tc>
+          <w:tcPr>
+            <w:tcW w:type="dxa" w:w="2538"/>
+            <w:shd w:fill="FFFFFF" w:color="auto" w:val="clear"/>
+            <w:tcMar>
+              <w:top w:type="dxa" w:w="60"/>
+              <w:left w:type="dxa" w:w="90"/>
+              <w:bottom w:type="dxa" w:w="60"/>
+              <w:right w:type="dxa" w:w="90"/>
+            </w:tcMar>
+          </w:tcPr>
+          <w:p>
+            <w:r>
+              <w:rPr>
+                <w:b w:val="false"/>
+                <w:bCs w:val="false"/>
+                <w:color w:val="000000"/>
+                <w:sz w:val="19"/>
+                <w:szCs w:val="19"/>
+              </w:rPr>
+              <w:t xml:space="preserve">Transversal</w:t>
+            </w:r>
+          </w:p>
+        </w:tc>
+      </w:tr>
+      <w:tr>
+        <w:tc>
+          <w:tcPr>
+            <w:tcW w:type="dxa" w:w="2400"/>
+            <w:shd w:fill="F2F6FC" w:color="auto" w:val="clear"/>
+            <w:tcMar>
+              <w:top w:type="dxa" w:w="60"/>
+              <w:left w:type="dxa" w:w="90"/>
+              <w:bottom w:type="dxa" w:w="60"/>
+              <w:right w:type="dxa" w:w="90"/>
+            </w:tcMar>
+          </w:tcPr>
+          <w:p>
+            <w:r>
+              <w:rPr>
+                <w:b w:val="false"/>
+                <w:bCs w:val="false"/>
+                <w:color w:val="000000"/>
+                <w:sz w:val="19"/>
+                <w:szCs w:val="19"/>
+              </w:rPr>
+              <w:t xml:space="preserve">Modales</w:t>
+            </w:r>
+          </w:p>
+        </w:tc>
+        <w:tc>
+          <w:tcPr>
+            <w:tcW w:type="dxa" w:w="3400"/>
+            <w:shd w:fill="F2F6FC" w:color="auto" w:val="clear"/>
+            <w:tcMar>
+              <w:top w:type="dxa" w:w="60"/>
+              <w:left w:type="dxa" w:w="90"/>
+              <w:bottom w:type="dxa" w:w="60"/>
+              <w:right w:type="dxa" w:w="90"/>
+            </w:tcMar>
+          </w:tcPr>
+          <w:p>
+            <w:r>
+              <w:rPr>
+                <w:b w:val="false"/>
+                <w:bCs w:val="false"/>
+                <w:color w:val="000000"/>
+                <w:sz w:val="19"/>
+                <w:szCs w:val="19"/>
+              </w:rPr>
+              <w:t xml:space="preserve">Usted reportó que le cuesta diferenciarlos. Solo una clase previa.</w:t>
+            </w:r>
+          </w:p>
+        </w:tc>
+        <w:tc>
+          <w:tcPr>
+            <w:tcW w:type="dxa" w:w="1300"/>
+            <w:shd w:fill="F2F6FC" w:color="auto" w:val="clear"/>
+            <w:tcMar>
+              <w:top w:type="dxa" w:w="60"/>
+              <w:left w:type="dxa" w:w="90"/>
+              <w:bottom w:type="dxa" w:w="60"/>
+              <w:right w:type="dxa" w:w="90"/>
+            </w:tcMar>
+          </w:tcPr>
+          <w:p>
+            <w:r>
+              <w:rPr>
+                <w:b w:val="false"/>
+                <w:bCs w:val="false"/>
+                <w:color w:val="000000"/>
+                <w:sz w:val="19"/>
+                <w:szCs w:val="19"/>
+              </w:rPr>
+              <w:t xml:space="preserve">Media</w:t>
+            </w:r>
+          </w:p>
+        </w:tc>
+        <w:tc>
+          <w:tcPr>
+            <w:tcW w:type="dxa" w:w="2538"/>
+            <w:shd w:fill="F2F6FC" w:color="auto" w:val="clear"/>
+            <w:tcMar>
+              <w:top w:type="dxa" w:w="60"/>
+              <w:left w:type="dxa" w:w="90"/>
+              <w:bottom w:type="dxa" w:w="60"/>
+              <w:right w:type="dxa" w:w="90"/>
+            </w:tcMar>
+          </w:tcPr>
+          <w:p>
+            <w:r>
+              <w:rPr>
+                <w:b w:val="false"/>
+                <w:bCs w:val="false"/>
+                <w:color w:val="000000"/>
+                <w:sz w:val="19"/>
+                <w:szCs w:val="19"/>
+              </w:rPr>
+              <w:t xml:space="preserve">Refuerzo autónomo</w:t>
+            </w:r>
+          </w:p>
+        </w:tc>
+      </w:tr>
+      <w:tr>
+        <w:tc>
+          <w:tcPr>
+            <w:tcW w:type="dxa" w:w="2400"/>
+            <w:shd w:fill="FFFFFF" w:color="auto" w:val="clear"/>
+            <w:tcMar>
+              <w:top w:type="dxa" w:w="60"/>
+              <w:left w:type="dxa" w:w="90"/>
+              <w:bottom w:type="dxa" w:w="60"/>
+              <w:right w:type="dxa" w:w="90"/>
+            </w:tcMar>
+          </w:tcPr>
+          <w:p>
+            <w:r>
+              <w:rPr>
+                <w:b w:val="false"/>
+                <w:bCs w:val="false"/>
+                <w:color w:val="000000"/>
+                <w:sz w:val="19"/>
+                <w:szCs w:val="19"/>
+              </w:rPr>
+              <w:t xml:space="preserve">Pronunciación S / Z y velocidad</w:t>
+            </w:r>
+          </w:p>
+        </w:tc>
+        <w:tc>
+          <w:tcPr>
+            <w:tcW w:type="dxa" w:w="3400"/>
+            <w:shd w:fill="FFFFFF" w:color="auto" w:val="clear"/>
+            <w:tcMar>
+              <w:top w:type="dxa" w:w="60"/>
+              <w:left w:type="dxa" w:w="90"/>
+              <w:bottom w:type="dxa" w:w="60"/>
+              <w:right w:type="dxa" w:w="90"/>
+            </w:tcMar>
+          </w:tcPr>
+          <w:p>
+            <w:r>
+              <w:rPr>
+                <w:b w:val="false"/>
+                <w:bCs w:val="false"/>
+                <w:color w:val="000000"/>
+                <w:sz w:val="19"/>
+                <w:szCs w:val="19"/>
+              </w:rPr>
+              <w:t xml:space="preserve">Autorreporte: “cuando hablo rápido no se me entiende”.</w:t>
+            </w:r>
+          </w:p>
+        </w:tc>
+        <w:tc>
+          <w:tcPr>
+            <w:tcW w:type="dxa" w:w="1300"/>
+            <w:shd w:fill="FFFFFF" w:color="auto" w:val="clear"/>
+            <w:tcMar>
+              <w:top w:type="dxa" w:w="60"/>
+              <w:left w:type="dxa" w:w="90"/>
+              <w:bottom w:type="dxa" w:w="60"/>
+              <w:right w:type="dxa" w:w="90"/>
+            </w:tcMar>
+          </w:tcPr>
+          <w:p>
+            <w:r>
+              <w:rPr>
+                <w:b w:val="false"/>
+                <w:bCs w:val="false"/>
+                <w:color w:val="000000"/>
+                <w:sz w:val="19"/>
+                <w:szCs w:val="19"/>
+              </w:rPr>
+              <w:t xml:space="preserve">Media</w:t>
+            </w:r>
+          </w:p>
+        </w:tc>
+        <w:tc>
+          <w:tcPr>
+            <w:tcW w:type="dxa" w:w="2538"/>
+            <w:shd w:fill="FFFFFF" w:color="auto" w:val="clear"/>
+            <w:tcMar>
+              <w:top w:type="dxa" w:w="60"/>
+              <w:left w:type="dxa" w:w="90"/>
+              <w:bottom w:type="dxa" w:w="60"/>
+              <w:right w:type="dxa" w:w="90"/>
+            </w:tcMar>
+          </w:tcPr>
+          <w:p>
+            <w:r>
+              <w:rPr>
+                <w:b w:val="false"/>
+                <w:bCs w:val="false"/>
+                <w:color w:val="000000"/>
+                <w:sz w:val="19"/>
+                <w:szCs w:val="19"/>
+              </w:rPr>
+              <w:t xml:space="preserve">Diario</w:t>
+            </w:r>
+          </w:p>
+        </w:tc>
+      </w:tr>
+      <w:tr>
+        <w:tc>
+          <w:tcPr>
+            <w:tcW w:type="dxa" w:w="2400"/>
+            <w:shd w:fill="F2F6FC" w:color="auto" w:val="clear"/>
+            <w:tcMar>
+              <w:top w:type="dxa" w:w="60"/>
+              <w:left w:type="dxa" w:w="90"/>
+              <w:bottom w:type="dxa" w:w="60"/>
+              <w:right w:type="dxa" w:w="90"/>
+            </w:tcMar>
+          </w:tcPr>
+          <w:p>
+            <w:r>
+              <w:rPr>
+                <w:b w:val="false"/>
+                <w:bCs w:val="false"/>
+                <w:color w:val="000000"/>
+                <w:sz w:val="19"/>
+                <w:szCs w:val="19"/>
+              </w:rPr>
+              <w:t xml:space="preserve">Ansiedad en evaluación</w:t>
+            </w:r>
+          </w:p>
+        </w:tc>
+        <w:tc>
+          <w:tcPr>
+            <w:tcW w:type="dxa" w:w="3400"/>
+            <w:shd w:fill="F2F6FC" w:color="auto" w:val="clear"/>
+            <w:tcMar>
+              <w:top w:type="dxa" w:w="60"/>
+              <w:left w:type="dxa" w:w="90"/>
+              <w:bottom w:type="dxa" w:w="60"/>
+              <w:right w:type="dxa" w:w="90"/>
+            </w:tcMar>
+          </w:tcPr>
+          <w:p>
+            <w:r>
+              <w:rPr>
+                <w:b w:val="false"/>
+                <w:bCs w:val="false"/>
+                <w:color w:val="000000"/>
+                <w:sz w:val="19"/>
+                <w:szCs w:val="19"/>
+              </w:rPr>
+              <w:t xml:space="preserve">“Cuando se trata de exámenes empecé a patinar”.</w:t>
+            </w:r>
+          </w:p>
+        </w:tc>
+        <w:tc>
+          <w:tcPr>
+            <w:tcW w:type="dxa" w:w="1300"/>
+            <w:shd w:fill="F2F6FC" w:color="auto" w:val="clear"/>
+            <w:tcMar>
+              <w:top w:type="dxa" w:w="60"/>
+              <w:left w:type="dxa" w:w="90"/>
+              <w:bottom w:type="dxa" w:w="60"/>
+              <w:right w:type="dxa" w:w="90"/>
+            </w:tcMar>
+          </w:tcPr>
+          <w:p>
+            <w:r>
+              <w:rPr>
+                <w:b w:val="false"/>
+                <w:bCs w:val="false"/>
+                <w:color w:val="000000"/>
+                <w:sz w:val="19"/>
+                <w:szCs w:val="19"/>
+              </w:rPr>
+              <w:t xml:space="preserve">Transversal</w:t>
+            </w:r>
+          </w:p>
+        </w:tc>
+        <w:tc>
+          <w:tcPr>
+            <w:tcW w:type="dxa" w:w="2538"/>
+            <w:shd w:fill="F2F6FC" w:color="auto" w:val="clear"/>
+            <w:tcMar>
+              <w:top w:type="dxa" w:w="60"/>
+              <w:left w:type="dxa" w:w="90"/>
+              <w:bottom w:type="dxa" w:w="60"/>
+              <w:right w:type="dxa" w:w="90"/>
+            </w:tcMar>
+          </w:tcPr>
+          <w:p>
+            <w:r>
+              <w:rPr>
+                <w:b w:val="false"/>
+                <w:bCs w:val="false"/>
+                <w:color w:val="000000"/>
+                <w:sz w:val="19"/>
+                <w:szCs w:val="19"/>
+              </w:rPr>
+              <w:t xml:space="preserve">Simulacros</w:t>
+            </w:r>
+          </w:p>
+        </w:tc>
+      </w:tr>
+    </w:tbl>
+    <w:p>
+      <w:pPr>
+        <w:pStyle w:val="Heading2"/>
+        <w:spacing w:after="120" w:before="200"/>
+      </w:pPr>
+      <w:r>
+        <w:t xml:space="preserve">Módulo 1. Pasado simple vs. pasado continuo</w:t>
+      </w:r>
+    </w:p>
+    <w:p>
+      <w:pPr>
+        <w:spacing w:after="120"/>
+      </w:pPr>
+      <w:r>
+        <w:rPr>
+          <w:b/>
+          <w:bCs/>
+        </w:rPr>
+        <w:t xml:space="preserve">Prioridad: </w:t>
+      </w:r>
+      <w:r>
+        <w:t xml:space="preserve">Alta. Es el criterio principal del próximo check-up.</w:t>
+      </w:r>
+    </w:p>
+    <w:p>
+      <w:pPr>
+        <w:spacing w:after="120"/>
+      </w:pPr>
+      <w:r>
+        <w:rPr>
+          <w:b/>
+          <w:bCs/>
+        </w:rPr>
+        <w:t xml:space="preserve">Qué es. </w:t>
+      </w:r>
+      <w:r>
+        <w:t xml:space="preserve">El pasado simple narra acciones terminadas en un momento del pasado. El pasado continuo describe una acción en progreso que sirve de fondo a otra.</w:t>
+      </w:r>
+    </w:p>
+    <w:p>
+      <w:pPr>
+        <w:spacing w:after="120"/>
+      </w:pPr>
+      <w:r>
+        <w:rPr>
+          <w:b/>
+          <w:bCs/>
+        </w:rPr>
+        <w:t xml:space="preserve">Por qué importa. </w:t>
+      </w:r>
+      <w:r>
+        <w:t xml:space="preserve">Al narrar el turno, la anamnesis o el curso de un paciente, el médico usa casi solo pasado simple. Usar pasado continuo cambia el significado: “I was talking to my parents” es “estaba hablando”, no “estuve con mis padres”.</w:t>
+      </w:r>
+    </w:p>
+    <w:p>
+      <w:pPr>
+        <w:spacing w:after="120"/>
+      </w:pPr>
+      <w:r>
+        <w:rPr>
+          <w:b/>
+          <w:bCs/>
+        </w:rPr>
+        <w:t xml:space="preserve">Cómo se aplica, paso a paso:</w:t>
+      </w:r>
+    </w:p>
+    <w:p>
+      <w:pPr>
+        <w:pStyle w:val="ListParagraph"/>
+        <w:numPr>
+          <w:ilvl w:val="0"/>
+          <w:numId w:val="3"/>
+        </w:numPr>
+        <w:spacing w:after="60"/>
+      </w:pPr>
+      <w:r>
+        <w:t xml:space="preserve">Pregúntese: ¿la acción ya terminó? Si sí, use pasado simple.</w:t>
+      </w:r>
+    </w:p>
+    <w:p>
+      <w:pPr>
+        <w:pStyle w:val="ListParagraph"/>
+        <w:numPr>
+          <w:ilvl w:val="0"/>
+          <w:numId w:val="3"/>
+        </w:numPr>
+        <w:spacing w:after="60"/>
+      </w:pPr>
+      <w:r>
+        <w:t xml:space="preserve">Regulares: verbo + -ed (treat → treated, admit → admitted, stop → stopped).</w:t>
+      </w:r>
+    </w:p>
+    <w:p>
+      <w:pPr>
+        <w:pStyle w:val="ListParagraph"/>
+        <w:numPr>
+          <w:ilvl w:val="0"/>
+          <w:numId w:val="3"/>
+        </w:numPr>
+        <w:spacing w:after="60"/>
+      </w:pPr>
+      <w:r>
+        <w:t xml:space="preserve">Irregulares: memorícelos en grupos de uso clínico (tabla abajo).</w:t>
+      </w:r>
+    </w:p>
+    <w:p>
+      <w:pPr>
+        <w:pStyle w:val="ListParagraph"/>
+        <w:numPr>
+          <w:ilvl w:val="0"/>
+          <w:numId w:val="3"/>
+        </w:numPr>
+        <w:spacing w:after="60"/>
+      </w:pPr>
+      <w:r>
+        <w:t xml:space="preserve">Negación y pregunta con did + verbo base: “He didn’t take his medication.” / “Did you sleep well?”</w:t>
+      </w:r>
+    </w:p>
+    <w:p>
+      <w:pPr>
+        <w:pStyle w:val="ListParagraph"/>
+        <w:numPr>
+          <w:ilvl w:val="0"/>
+          <w:numId w:val="3"/>
+        </w:numPr>
+        <w:spacing w:after="60"/>
+      </w:pPr>
+      <w:r>
+        <w:t xml:space="preserve">Pasado continuo solo para la acción de fondo: “I was examining the patient when he collapsed.”</w:t>
+      </w:r>
+    </w:p>
+    <w:p>
+      <w:pPr>
+        <w:spacing w:after="80"/>
+      </w:pPr>
+    </w:p>
+    <w:tbl>
+      <w:tblPr>
+        <w:tblW w:type="dxa" w:w="9638"/>
+        <w:tblBorders>
+          <w:top w:val="single" w:color="auto" w:sz="4"/>
+          <w:left w:val="single" w:color="auto" w:sz="4"/>
+          <w:bottom w:val="single" w:color="auto" w:sz="4"/>
+          <w:right w:val="single" w:color="auto" w:sz="4"/>
+          <w:insideH w:val="single" w:color="auto" w:sz="4"/>
+          <w:insideV w:val="single" w:color="auto" w:sz="4"/>
+        </w:tblBorders>
+      </w:tblPr>
+      <w:tblGrid>
+        <w:gridCol w:w="2200"/>
+        <w:gridCol w:w="2200"/>
+        <w:gridCol w:w="5238"/>
+      </w:tblGrid>
+      <w:tr>
+        <w:trPr>
+          <w:tblHeader/>
+        </w:trPr>
+        <w:tc>
+          <w:tcPr>
+            <w:tcW w:type="dxa" w:w="2200"/>
+            <w:shd w:fill="1F3864" w:color="auto" w:val="clear"/>
+            <w:tcMar>
+              <w:top w:type="dxa" w:w="60"/>
+              <w:left w:type="dxa" w:w="90"/>
+              <w:bottom w:type="dxa" w:w="60"/>
+              <w:right w:type="dxa" w:w="90"/>
+            </w:tcMar>
+          </w:tcPr>
+          <w:p>
+            <w:r>
+              <w:rPr>
+                <w:b/>
+                <w:bCs/>
+                <w:color w:val="FFFFFF"/>
+                <w:sz w:val="19"/>
+                <w:szCs w:val="19"/>
+              </w:rPr>
+              <w:t xml:space="preserve">Verbo base</w:t>
+            </w:r>
+          </w:p>
+        </w:tc>
+        <w:tc>
+          <w:tcPr>
+            <w:tcW w:type="dxa" w:w="2200"/>
+            <w:shd w:fill="1F3864" w:color="auto" w:val="clear"/>
+            <w:tcMar>
+              <w:top w:type="dxa" w:w="60"/>
+              <w:left w:type="dxa" w:w="90"/>
+              <w:bottom w:type="dxa" w:w="60"/>
+              <w:right w:type="dxa" w:w="90"/>
+            </w:tcMar>
+          </w:tcPr>
+          <w:p>
+            <w:r>
+              <w:rPr>
+                <w:b/>
+                <w:bCs/>
+                <w:color w:val="FFFFFF"/>
+                <w:sz w:val="19"/>
+                <w:szCs w:val="19"/>
+              </w:rPr>
+              <w:t xml:space="preserve">Pasado simple</w:t>
+            </w:r>
+          </w:p>
+        </w:tc>
+        <w:tc>
+          <w:tcPr>
+            <w:tcW w:type="dxa" w:w="5238"/>
+            <w:shd w:fill="1F3864" w:color="auto" w:val="clear"/>
+            <w:tcMar>
+              <w:top w:type="dxa" w:w="60"/>
+              <w:left w:type="dxa" w:w="90"/>
+              <w:bottom w:type="dxa" w:w="60"/>
+              <w:right w:type="dxa" w:w="90"/>
+            </w:tcMar>
+          </w:tcPr>
+          <w:p>
+            <w:r>
+              <w:rPr>
+                <w:b/>
+                <w:bCs/>
+                <w:color w:val="FFFFFF"/>
+                <w:sz w:val="19"/>
+                <w:szCs w:val="19"/>
+              </w:rPr>
+              <w:t xml:space="preserve">Ejemplo clínico</w:t>
+            </w:r>
+          </w:p>
+        </w:tc>
+      </w:tr>
+      <w:tr>
+        <w:tc>
+          <w:tcPr>
+            <w:tcW w:type="dxa" w:w="2200"/>
+            <w:shd w:fill="FFFFFF" w:color="auto" w:val="clear"/>
+            <w:tcMar>
+              <w:top w:type="dxa" w:w="60"/>
+              <w:left w:type="dxa" w:w="90"/>
+              <w:bottom w:type="dxa" w:w="60"/>
+              <w:right w:type="dxa" w:w="90"/>
+            </w:tcMar>
+          </w:tcPr>
+          <w:p>
+            <w:r>
+              <w:rPr>
+                <w:b w:val="false"/>
+                <w:bCs w:val="false"/>
+                <w:color w:val="000000"/>
+                <w:sz w:val="19"/>
+                <w:szCs w:val="19"/>
+              </w:rPr>
+              <w:t xml:space="preserve">see</w:t>
+            </w:r>
+          </w:p>
+        </w:tc>
+        <w:tc>
+          <w:tcPr>
+            <w:tcW w:type="dxa" w:w="2200"/>
+            <w:shd w:fill="FFFFFF" w:color="auto" w:val="clear"/>
+            <w:tcMar>
+              <w:top w:type="dxa" w:w="60"/>
+              <w:left w:type="dxa" w:w="90"/>
+              <w:bottom w:type="dxa" w:w="60"/>
+              <w:right w:type="dxa" w:w="90"/>
+            </w:tcMar>
+          </w:tcPr>
+          <w:p>
+            <w:r>
+              <w:rPr>
+                <w:b w:val="false"/>
+                <w:bCs w:val="false"/>
+                <w:color w:val="000000"/>
+                <w:sz w:val="19"/>
+                <w:szCs w:val="19"/>
+              </w:rPr>
+              <w:t xml:space="preserve">saw</w:t>
+            </w:r>
+          </w:p>
+        </w:tc>
+        <w:tc>
+          <w:tcPr>
+            <w:tcW w:type="dxa" w:w="5238"/>
+            <w:shd w:fill="FFFFFF" w:color="auto" w:val="clear"/>
+            <w:tcMar>
+              <w:top w:type="dxa" w:w="60"/>
+              <w:left w:type="dxa" w:w="90"/>
+              <w:bottom w:type="dxa" w:w="60"/>
+              <w:right w:type="dxa" w:w="90"/>
+            </w:tcMar>
+          </w:tcPr>
+          <w:p>
+            <w:r>
+              <w:rPr>
+                <w:b w:val="false"/>
+                <w:bCs w:val="false"/>
+                <w:color w:val="000000"/>
+                <w:sz w:val="19"/>
+                <w:szCs w:val="19"/>
+              </w:rPr>
+              <w:t xml:space="preserve">I saw twenty patients today.</w:t>
+            </w:r>
+          </w:p>
+        </w:tc>
+      </w:tr>
+      <w:tr>
+        <w:tc>
+          <w:tcPr>
+            <w:tcW w:type="dxa" w:w="2200"/>
+            <w:shd w:fill="F2F6FC" w:color="auto" w:val="clear"/>
+            <w:tcMar>
+              <w:top w:type="dxa" w:w="60"/>
+              <w:left w:type="dxa" w:w="90"/>
+              <w:bottom w:type="dxa" w:w="60"/>
+              <w:right w:type="dxa" w:w="90"/>
+            </w:tcMar>
+          </w:tcPr>
+          <w:p>
+            <w:r>
+              <w:rPr>
+                <w:b w:val="false"/>
+                <w:bCs w:val="false"/>
+                <w:color w:val="000000"/>
+                <w:sz w:val="19"/>
+                <w:szCs w:val="19"/>
+              </w:rPr>
+              <w:t xml:space="preserve">give</w:t>
+            </w:r>
+          </w:p>
+        </w:tc>
+        <w:tc>
+          <w:tcPr>
+            <w:tcW w:type="dxa" w:w="2200"/>
+            <w:shd w:fill="F2F6FC" w:color="auto" w:val="clear"/>
+            <w:tcMar>
+              <w:top w:type="dxa" w:w="60"/>
+              <w:left w:type="dxa" w:w="90"/>
+              <w:bottom w:type="dxa" w:w="60"/>
+              <w:right w:type="dxa" w:w="90"/>
+            </w:tcMar>
+          </w:tcPr>
+          <w:p>
+            <w:r>
+              <w:rPr>
+                <w:b w:val="false"/>
+                <w:bCs w:val="false"/>
+                <w:color w:val="000000"/>
+                <w:sz w:val="19"/>
+                <w:szCs w:val="19"/>
+              </w:rPr>
+              <w:t xml:space="preserve">gave</w:t>
+            </w:r>
+          </w:p>
+        </w:tc>
+        <w:tc>
+          <w:tcPr>
+            <w:tcW w:type="dxa" w:w="5238"/>
+            <w:shd w:fill="F2F6FC" w:color="auto" w:val="clear"/>
+            <w:tcMar>
+              <w:top w:type="dxa" w:w="60"/>
+              <w:left w:type="dxa" w:w="90"/>
+              <w:bottom w:type="dxa" w:w="60"/>
+              <w:right w:type="dxa" w:w="90"/>
+            </w:tcMar>
+          </w:tcPr>
+          <w:p>
+            <w:r>
+              <w:rPr>
+                <w:b w:val="false"/>
+                <w:bCs w:val="false"/>
+                <w:color w:val="000000"/>
+                <w:sz w:val="19"/>
+                <w:szCs w:val="19"/>
+              </w:rPr>
+              <w:t xml:space="preserve">I gave him oral medication.</w:t>
+            </w:r>
+          </w:p>
+        </w:tc>
+      </w:tr>
+      <w:tr>
+        <w:tc>
+          <w:tcPr>
+            <w:tcW w:type="dxa" w:w="2200"/>
+            <w:shd w:fill="FFFFFF" w:color="auto" w:val="clear"/>
+            <w:tcMar>
+              <w:top w:type="dxa" w:w="60"/>
+              <w:left w:type="dxa" w:w="90"/>
+              <w:bottom w:type="dxa" w:w="60"/>
+              <w:right w:type="dxa" w:w="90"/>
+            </w:tcMar>
+          </w:tcPr>
+          <w:p>
+            <w:r>
+              <w:rPr>
+                <w:b w:val="false"/>
+                <w:bCs w:val="false"/>
+                <w:color w:val="000000"/>
+                <w:sz w:val="19"/>
+                <w:szCs w:val="19"/>
+              </w:rPr>
+              <w:t xml:space="preserve">take</w:t>
+            </w:r>
+          </w:p>
+        </w:tc>
+        <w:tc>
+          <w:tcPr>
+            <w:tcW w:type="dxa" w:w="2200"/>
+            <w:shd w:fill="FFFFFF" w:color="auto" w:val="clear"/>
+            <w:tcMar>
+              <w:top w:type="dxa" w:w="60"/>
+              <w:left w:type="dxa" w:w="90"/>
+              <w:bottom w:type="dxa" w:w="60"/>
+              <w:right w:type="dxa" w:w="90"/>
+            </w:tcMar>
+          </w:tcPr>
+          <w:p>
+            <w:r>
+              <w:rPr>
+                <w:b w:val="false"/>
+                <w:bCs w:val="false"/>
+                <w:color w:val="000000"/>
+                <w:sz w:val="19"/>
+                <w:szCs w:val="19"/>
+              </w:rPr>
+              <w:t xml:space="preserve">took</w:t>
+            </w:r>
+          </w:p>
+        </w:tc>
+        <w:tc>
+          <w:tcPr>
+            <w:tcW w:type="dxa" w:w="5238"/>
+            <w:shd w:fill="FFFFFF" w:color="auto" w:val="clear"/>
+            <w:tcMar>
+              <w:top w:type="dxa" w:w="60"/>
+              <w:left w:type="dxa" w:w="90"/>
+              <w:bottom w:type="dxa" w:w="60"/>
+              <w:right w:type="dxa" w:w="90"/>
+            </w:tcMar>
+          </w:tcPr>
+          <w:p>
+            <w:r>
+              <w:rPr>
+                <w:b w:val="false"/>
+                <w:bCs w:val="false"/>
+                <w:color w:val="000000"/>
+                <w:sz w:val="19"/>
+                <w:szCs w:val="19"/>
+              </w:rPr>
+              <w:t xml:space="preserve">She took ibuprofen for three days.</w:t>
+            </w:r>
+          </w:p>
+        </w:tc>
+      </w:tr>
+      <w:tr>
+        <w:tc>
+          <w:tcPr>
+            <w:tcW w:type="dxa" w:w="2200"/>
+            <w:shd w:fill="F2F6FC" w:color="auto" w:val="clear"/>
+            <w:tcMar>
+              <w:top w:type="dxa" w:w="60"/>
+              <w:left w:type="dxa" w:w="90"/>
+              <w:bottom w:type="dxa" w:w="60"/>
+              <w:right w:type="dxa" w:w="90"/>
+            </w:tcMar>
+          </w:tcPr>
+          <w:p>
+            <w:r>
+              <w:rPr>
+                <w:b w:val="false"/>
+                <w:bCs w:val="false"/>
+                <w:color w:val="000000"/>
+                <w:sz w:val="19"/>
+                <w:szCs w:val="19"/>
+              </w:rPr>
+              <w:t xml:space="preserve">feel</w:t>
+            </w:r>
+          </w:p>
+        </w:tc>
+        <w:tc>
+          <w:tcPr>
+            <w:tcW w:type="dxa" w:w="2200"/>
+            <w:shd w:fill="F2F6FC" w:color="auto" w:val="clear"/>
+            <w:tcMar>
+              <w:top w:type="dxa" w:w="60"/>
+              <w:left w:type="dxa" w:w="90"/>
+              <w:bottom w:type="dxa" w:w="60"/>
+              <w:right w:type="dxa" w:w="90"/>
+            </w:tcMar>
+          </w:tcPr>
+          <w:p>
+            <w:r>
+              <w:rPr>
+                <w:b w:val="false"/>
+                <w:bCs w:val="false"/>
+                <w:color w:val="000000"/>
+                <w:sz w:val="19"/>
+                <w:szCs w:val="19"/>
+              </w:rPr>
+              <w:t xml:space="preserve">felt</w:t>
+            </w:r>
+          </w:p>
+        </w:tc>
+        <w:tc>
+          <w:tcPr>
+            <w:tcW w:type="dxa" w:w="5238"/>
+            <w:shd w:fill="F2F6FC" w:color="auto" w:val="clear"/>
+            <w:tcMar>
+              <w:top w:type="dxa" w:w="60"/>
+              <w:left w:type="dxa" w:w="90"/>
+              <w:bottom w:type="dxa" w:w="60"/>
+              <w:right w:type="dxa" w:w="90"/>
+            </w:tcMar>
+          </w:tcPr>
+          <w:p>
+            <w:r>
+              <w:rPr>
+                <w:b w:val="false"/>
+                <w:bCs w:val="false"/>
+                <w:color w:val="000000"/>
+                <w:sz w:val="19"/>
+                <w:szCs w:val="19"/>
+              </w:rPr>
+              <w:t xml:space="preserve">He felt chest pain at 8 a.m.</w:t>
+            </w:r>
+          </w:p>
+        </w:tc>
+      </w:tr>
+      <w:tr>
+        <w:tc>
+          <w:tcPr>
+            <w:tcW w:type="dxa" w:w="2200"/>
+            <w:shd w:fill="FFFFFF" w:color="auto" w:val="clear"/>
+            <w:tcMar>
+              <w:top w:type="dxa" w:w="60"/>
+              <w:left w:type="dxa" w:w="90"/>
+              <w:bottom w:type="dxa" w:w="60"/>
+              <w:right w:type="dxa" w:w="90"/>
+            </w:tcMar>
+          </w:tcPr>
+          <w:p>
+            <w:r>
+              <w:rPr>
+                <w:b w:val="false"/>
+                <w:bCs w:val="false"/>
+                <w:color w:val="000000"/>
+                <w:sz w:val="19"/>
+                <w:szCs w:val="19"/>
+              </w:rPr>
+              <w:t xml:space="preserve">find</w:t>
+            </w:r>
+          </w:p>
+        </w:tc>
+        <w:tc>
+          <w:tcPr>
+            <w:tcW w:type="dxa" w:w="2200"/>
+            <w:shd w:fill="FFFFFF" w:color="auto" w:val="clear"/>
+            <w:tcMar>
+              <w:top w:type="dxa" w:w="60"/>
+              <w:left w:type="dxa" w:w="90"/>
+              <w:bottom w:type="dxa" w:w="60"/>
+              <w:right w:type="dxa" w:w="90"/>
+            </w:tcMar>
+          </w:tcPr>
+          <w:p>
+            <w:r>
+              <w:rPr>
+                <w:b w:val="false"/>
+                <w:bCs w:val="false"/>
+                <w:color w:val="000000"/>
+                <w:sz w:val="19"/>
+                <w:szCs w:val="19"/>
+              </w:rPr>
+              <w:t xml:space="preserve">found</w:t>
+            </w:r>
+          </w:p>
+        </w:tc>
+        <w:tc>
+          <w:tcPr>
+            <w:tcW w:type="dxa" w:w="5238"/>
+            <w:shd w:fill="FFFFFF" w:color="auto" w:val="clear"/>
+            <w:tcMar>
+              <w:top w:type="dxa" w:w="60"/>
+              <w:left w:type="dxa" w:w="90"/>
+              <w:bottom w:type="dxa" w:w="60"/>
+              <w:right w:type="dxa" w:w="90"/>
+            </w:tcMar>
+          </w:tcPr>
+          <w:p>
+            <w:r>
+              <w:rPr>
+                <w:b w:val="false"/>
+                <w:bCs w:val="false"/>
+                <w:color w:val="000000"/>
+                <w:sz w:val="19"/>
+                <w:szCs w:val="19"/>
+              </w:rPr>
+              <w:t xml:space="preserve">We found a high blood pressure.</w:t>
+            </w:r>
+          </w:p>
+        </w:tc>
+      </w:tr>
+      <w:tr>
+        <w:tc>
+          <w:tcPr>
+            <w:tcW w:type="dxa" w:w="2200"/>
+            <w:shd w:fill="F2F6FC" w:color="auto" w:val="clear"/>
+            <w:tcMar>
+              <w:top w:type="dxa" w:w="60"/>
+              <w:left w:type="dxa" w:w="90"/>
+              <w:bottom w:type="dxa" w:w="60"/>
+              <w:right w:type="dxa" w:w="90"/>
+            </w:tcMar>
+          </w:tcPr>
+          <w:p>
+            <w:r>
+              <w:rPr>
+                <w:b w:val="false"/>
+                <w:bCs w:val="false"/>
+                <w:color w:val="000000"/>
+                <w:sz w:val="19"/>
+                <w:szCs w:val="19"/>
+              </w:rPr>
+              <w:t xml:space="preserve">begin</w:t>
+            </w:r>
+          </w:p>
+        </w:tc>
+        <w:tc>
+          <w:tcPr>
+            <w:tcW w:type="dxa" w:w="2200"/>
+            <w:shd w:fill="F2F6FC" w:color="auto" w:val="clear"/>
+            <w:tcMar>
+              <w:top w:type="dxa" w:w="60"/>
+              <w:left w:type="dxa" w:w="90"/>
+              <w:bottom w:type="dxa" w:w="60"/>
+              <w:right w:type="dxa" w:w="90"/>
+            </w:tcMar>
+          </w:tcPr>
+          <w:p>
+            <w:r>
+              <w:rPr>
+                <w:b w:val="false"/>
+                <w:bCs w:val="false"/>
+                <w:color w:val="000000"/>
+                <w:sz w:val="19"/>
+                <w:szCs w:val="19"/>
+              </w:rPr>
+              <w:t xml:space="preserve">began</w:t>
+            </w:r>
+          </w:p>
+        </w:tc>
+        <w:tc>
+          <w:tcPr>
+            <w:tcW w:type="dxa" w:w="5238"/>
+            <w:shd w:fill="F2F6FC" w:color="auto" w:val="clear"/>
+            <w:tcMar>
+              <w:top w:type="dxa" w:w="60"/>
+              <w:left w:type="dxa" w:w="90"/>
+              <w:bottom w:type="dxa" w:w="60"/>
+              <w:right w:type="dxa" w:w="90"/>
+            </w:tcMar>
+          </w:tcPr>
+          <w:p>
+            <w:r>
+              <w:rPr>
+                <w:b w:val="false"/>
+                <w:bCs w:val="false"/>
+                <w:color w:val="000000"/>
+                <w:sz w:val="19"/>
+                <w:szCs w:val="19"/>
+              </w:rPr>
+              <w:t xml:space="preserve">The pain began two days ago.</w:t>
+            </w:r>
+          </w:p>
+        </w:tc>
+      </w:tr>
+      <w:tr>
+        <w:tc>
+          <w:tcPr>
+            <w:tcW w:type="dxa" w:w="2200"/>
+            <w:shd w:fill="FFFFFF" w:color="auto" w:val="clear"/>
+            <w:tcMar>
+              <w:top w:type="dxa" w:w="60"/>
+              <w:left w:type="dxa" w:w="90"/>
+              <w:bottom w:type="dxa" w:w="60"/>
+              <w:right w:type="dxa" w:w="90"/>
+            </w:tcMar>
+          </w:tcPr>
+          <w:p>
+            <w:r>
+              <w:rPr>
+                <w:b w:val="false"/>
+                <w:bCs w:val="false"/>
+                <w:color w:val="000000"/>
+                <w:sz w:val="19"/>
+                <w:szCs w:val="19"/>
+              </w:rPr>
+              <w:t xml:space="preserve">have</w:t>
+            </w:r>
+          </w:p>
+        </w:tc>
+        <w:tc>
+          <w:tcPr>
+            <w:tcW w:type="dxa" w:w="2200"/>
+            <w:shd w:fill="FFFFFF" w:color="auto" w:val="clear"/>
+            <w:tcMar>
+              <w:top w:type="dxa" w:w="60"/>
+              <w:left w:type="dxa" w:w="90"/>
+              <w:bottom w:type="dxa" w:w="60"/>
+              <w:right w:type="dxa" w:w="90"/>
+            </w:tcMar>
+          </w:tcPr>
+          <w:p>
+            <w:r>
+              <w:rPr>
+                <w:b w:val="false"/>
+                <w:bCs w:val="false"/>
+                <w:color w:val="000000"/>
+                <w:sz w:val="19"/>
+                <w:szCs w:val="19"/>
+              </w:rPr>
+              <w:t xml:space="preserve">had</w:t>
+            </w:r>
+          </w:p>
+        </w:tc>
+        <w:tc>
+          <w:tcPr>
+            <w:tcW w:type="dxa" w:w="5238"/>
+            <w:shd w:fill="FFFFFF" w:color="auto" w:val="clear"/>
+            <w:tcMar>
+              <w:top w:type="dxa" w:w="60"/>
+              <w:left w:type="dxa" w:w="90"/>
+              <w:bottom w:type="dxa" w:w="60"/>
+              <w:right w:type="dxa" w:w="90"/>
+            </w:tcMar>
+          </w:tcPr>
+          <w:p>
+            <w:r>
+              <w:rPr>
+                <w:b w:val="false"/>
+                <w:bCs w:val="false"/>
+                <w:color w:val="000000"/>
+                <w:sz w:val="19"/>
+                <w:szCs w:val="19"/>
+              </w:rPr>
+              <w:t xml:space="preserve">She had a fever last night.</w:t>
+            </w:r>
+          </w:p>
+        </w:tc>
+      </w:tr>
+      <w:tr>
+        <w:tc>
+          <w:tcPr>
+            <w:tcW w:type="dxa" w:w="2200"/>
+            <w:shd w:fill="F2F6FC" w:color="auto" w:val="clear"/>
+            <w:tcMar>
+              <w:top w:type="dxa" w:w="60"/>
+              <w:left w:type="dxa" w:w="90"/>
+              <w:bottom w:type="dxa" w:w="60"/>
+              <w:right w:type="dxa" w:w="90"/>
+            </w:tcMar>
+          </w:tcPr>
+          <w:p>
+            <w:r>
+              <w:rPr>
+                <w:b w:val="false"/>
+                <w:bCs w:val="false"/>
+                <w:color w:val="000000"/>
+                <w:sz w:val="19"/>
+                <w:szCs w:val="19"/>
+              </w:rPr>
+              <w:t xml:space="preserve">go</w:t>
+            </w:r>
+          </w:p>
+        </w:tc>
+        <w:tc>
+          <w:tcPr>
+            <w:tcW w:type="dxa" w:w="2200"/>
+            <w:shd w:fill="F2F6FC" w:color="auto" w:val="clear"/>
+            <w:tcMar>
+              <w:top w:type="dxa" w:w="60"/>
+              <w:left w:type="dxa" w:w="90"/>
+              <w:bottom w:type="dxa" w:w="60"/>
+              <w:right w:type="dxa" w:w="90"/>
+            </w:tcMar>
+          </w:tcPr>
+          <w:p>
+            <w:r>
+              <w:rPr>
+                <w:b w:val="false"/>
+                <w:bCs w:val="false"/>
+                <w:color w:val="000000"/>
+                <w:sz w:val="19"/>
+                <w:szCs w:val="19"/>
+              </w:rPr>
+              <w:t xml:space="preserve">went</w:t>
+            </w:r>
+          </w:p>
+        </w:tc>
+        <w:tc>
+          <w:tcPr>
+            <w:tcW w:type="dxa" w:w="5238"/>
+            <w:shd w:fill="F2F6FC" w:color="auto" w:val="clear"/>
+            <w:tcMar>
+              <w:top w:type="dxa" w:w="60"/>
+              <w:left w:type="dxa" w:w="90"/>
+              <w:bottom w:type="dxa" w:w="60"/>
+              <w:right w:type="dxa" w:w="90"/>
+            </w:tcMar>
+          </w:tcPr>
+          <w:p>
+            <w:r>
+              <w:rPr>
+                <w:b w:val="false"/>
+                <w:bCs w:val="false"/>
+                <w:color w:val="000000"/>
+                <w:sz w:val="19"/>
+                <w:szCs w:val="19"/>
+              </w:rPr>
+              <w:t xml:space="preserve">I went home after my shift.</w:t>
+            </w:r>
+          </w:p>
+        </w:tc>
+      </w:tr>
+      <w:tr>
+        <w:tc>
+          <w:tcPr>
+            <w:tcW w:type="dxa" w:w="2200"/>
+            <w:shd w:fill="FFFFFF" w:color="auto" w:val="clear"/>
+            <w:tcMar>
+              <w:top w:type="dxa" w:w="60"/>
+              <w:left w:type="dxa" w:w="90"/>
+              <w:bottom w:type="dxa" w:w="60"/>
+              <w:right w:type="dxa" w:w="90"/>
+            </w:tcMar>
+          </w:tcPr>
+          <w:p>
+            <w:r>
+              <w:rPr>
+                <w:b w:val="false"/>
+                <w:bCs w:val="false"/>
+                <w:color w:val="000000"/>
+                <w:sz w:val="19"/>
+                <w:szCs w:val="19"/>
+              </w:rPr>
+              <w:t xml:space="preserve">send</w:t>
+            </w:r>
+          </w:p>
+        </w:tc>
+        <w:tc>
+          <w:tcPr>
+            <w:tcW w:type="dxa" w:w="2200"/>
+            <w:shd w:fill="FFFFFF" w:color="auto" w:val="clear"/>
+            <w:tcMar>
+              <w:top w:type="dxa" w:w="60"/>
+              <w:left w:type="dxa" w:w="90"/>
+              <w:bottom w:type="dxa" w:w="60"/>
+              <w:right w:type="dxa" w:w="90"/>
+            </w:tcMar>
+          </w:tcPr>
+          <w:p>
+            <w:r>
+              <w:rPr>
+                <w:b w:val="false"/>
+                <w:bCs w:val="false"/>
+                <w:color w:val="000000"/>
+                <w:sz w:val="19"/>
+                <w:szCs w:val="19"/>
+              </w:rPr>
+              <w:t xml:space="preserve">sent</w:t>
+            </w:r>
+          </w:p>
+        </w:tc>
+        <w:tc>
+          <w:tcPr>
+            <w:tcW w:type="dxa" w:w="5238"/>
+            <w:shd w:fill="FFFFFF" w:color="auto" w:val="clear"/>
+            <w:tcMar>
+              <w:top w:type="dxa" w:w="60"/>
+              <w:left w:type="dxa" w:w="90"/>
+              <w:bottom w:type="dxa" w:w="60"/>
+              <w:right w:type="dxa" w:w="90"/>
+            </w:tcMar>
+          </w:tcPr>
+          <w:p>
+            <w:r>
+              <w:rPr>
+                <w:b w:val="false"/>
+                <w:bCs w:val="false"/>
+                <w:color w:val="000000"/>
+                <w:sz w:val="19"/>
+                <w:szCs w:val="19"/>
+              </w:rPr>
+              <w:t xml:space="preserve">We sent him to the ER.</w:t>
+            </w:r>
+          </w:p>
+        </w:tc>
+      </w:tr>
+      <w:tr>
+        <w:tc>
+          <w:tcPr>
+            <w:tcW w:type="dxa" w:w="2200"/>
+            <w:shd w:fill="F2F6FC" w:color="auto" w:val="clear"/>
+            <w:tcMar>
+              <w:top w:type="dxa" w:w="60"/>
+              <w:left w:type="dxa" w:w="90"/>
+              <w:bottom w:type="dxa" w:w="60"/>
+              <w:right w:type="dxa" w:w="90"/>
+            </w:tcMar>
+          </w:tcPr>
+          <w:p>
+            <w:r>
+              <w:rPr>
+                <w:b w:val="false"/>
+                <w:bCs w:val="false"/>
+                <w:color w:val="000000"/>
+                <w:sz w:val="19"/>
+                <w:szCs w:val="19"/>
+              </w:rPr>
+              <w:t xml:space="preserve">get</w:t>
+            </w:r>
+          </w:p>
+        </w:tc>
+        <w:tc>
+          <w:tcPr>
+            <w:tcW w:type="dxa" w:w="2200"/>
+            <w:shd w:fill="F2F6FC" w:color="auto" w:val="clear"/>
+            <w:tcMar>
+              <w:top w:type="dxa" w:w="60"/>
+              <w:left w:type="dxa" w:w="90"/>
+              <w:bottom w:type="dxa" w:w="60"/>
+              <w:right w:type="dxa" w:w="90"/>
+            </w:tcMar>
+          </w:tcPr>
+          <w:p>
+            <w:r>
+              <w:rPr>
+                <w:b w:val="false"/>
+                <w:bCs w:val="false"/>
+                <w:color w:val="000000"/>
+                <w:sz w:val="19"/>
+                <w:szCs w:val="19"/>
+              </w:rPr>
+              <w:t xml:space="preserve">got</w:t>
+            </w:r>
+          </w:p>
+        </w:tc>
+        <w:tc>
+          <w:tcPr>
+            <w:tcW w:type="dxa" w:w="5238"/>
+            <w:shd w:fill="F2F6FC" w:color="auto" w:val="clear"/>
+            <w:tcMar>
+              <w:top w:type="dxa" w:w="60"/>
+              <w:left w:type="dxa" w:w="90"/>
+              <w:bottom w:type="dxa" w:w="60"/>
+              <w:right w:type="dxa" w:w="90"/>
+            </w:tcMar>
+          </w:tcPr>
+          <w:p>
+            <w:r>
+              <w:rPr>
+                <w:b w:val="false"/>
+                <w:bCs w:val="false"/>
+                <w:color w:val="000000"/>
+                <w:sz w:val="19"/>
+                <w:szCs w:val="19"/>
+              </w:rPr>
+              <w:t xml:space="preserve">He got better after treatment.</w:t>
+            </w:r>
+          </w:p>
+        </w:tc>
+      </w:tr>
+      <w:tr>
+        <w:tc>
+          <w:tcPr>
+            <w:tcW w:type="dxa" w:w="2200"/>
+            <w:shd w:fill="FFFFFF" w:color="auto" w:val="clear"/>
+            <w:tcMar>
+              <w:top w:type="dxa" w:w="60"/>
+              <w:left w:type="dxa" w:w="90"/>
+              <w:bottom w:type="dxa" w:w="60"/>
+              <w:right w:type="dxa" w:w="90"/>
+            </w:tcMar>
+          </w:tcPr>
+          <w:p>
+            <w:r>
+              <w:rPr>
+                <w:b w:val="false"/>
+                <w:bCs w:val="false"/>
+                <w:color w:val="000000"/>
+                <w:sz w:val="19"/>
+                <w:szCs w:val="19"/>
+              </w:rPr>
+              <w:t xml:space="preserve">tell</w:t>
+            </w:r>
+          </w:p>
+        </w:tc>
+        <w:tc>
+          <w:tcPr>
+            <w:tcW w:type="dxa" w:w="2200"/>
+            <w:shd w:fill="FFFFFF" w:color="auto" w:val="clear"/>
+            <w:tcMar>
+              <w:top w:type="dxa" w:w="60"/>
+              <w:left w:type="dxa" w:w="90"/>
+              <w:bottom w:type="dxa" w:w="60"/>
+              <w:right w:type="dxa" w:w="90"/>
+            </w:tcMar>
+          </w:tcPr>
+          <w:p>
+            <w:r>
+              <w:rPr>
+                <w:b w:val="false"/>
+                <w:bCs w:val="false"/>
+                <w:color w:val="000000"/>
+                <w:sz w:val="19"/>
+                <w:szCs w:val="19"/>
+              </w:rPr>
+              <w:t xml:space="preserve">told</w:t>
+            </w:r>
+          </w:p>
+        </w:tc>
+        <w:tc>
+          <w:tcPr>
+            <w:tcW w:type="dxa" w:w="5238"/>
+            <w:shd w:fill="FFFFFF" w:color="auto" w:val="clear"/>
+            <w:tcMar>
+              <w:top w:type="dxa" w:w="60"/>
+              <w:left w:type="dxa" w:w="90"/>
+              <w:bottom w:type="dxa" w:w="60"/>
+              <w:right w:type="dxa" w:w="90"/>
+            </w:tcMar>
+          </w:tcPr>
+          <w:p>
+            <w:r>
+              <w:rPr>
+                <w:b w:val="false"/>
+                <w:bCs w:val="false"/>
+                <w:color w:val="000000"/>
+                <w:sz w:val="19"/>
+                <w:szCs w:val="19"/>
+              </w:rPr>
+              <w:t xml:space="preserve">She told me about her symptoms.</w:t>
+            </w:r>
+          </w:p>
+        </w:tc>
+      </w:tr>
+      <w:tr>
+        <w:tc>
+          <w:tcPr>
+            <w:tcW w:type="dxa" w:w="2200"/>
+            <w:shd w:fill="F2F6FC" w:color="auto" w:val="clear"/>
+            <w:tcMar>
+              <w:top w:type="dxa" w:w="60"/>
+              <w:left w:type="dxa" w:w="90"/>
+              <w:bottom w:type="dxa" w:w="60"/>
+              <w:right w:type="dxa" w:w="90"/>
+            </w:tcMar>
+          </w:tcPr>
+          <w:p>
+            <w:r>
+              <w:rPr>
+                <w:b w:val="false"/>
+                <w:bCs w:val="false"/>
+                <w:color w:val="000000"/>
+                <w:sz w:val="19"/>
+                <w:szCs w:val="19"/>
+              </w:rPr>
+              <w:t xml:space="preserve">leave</w:t>
+            </w:r>
+          </w:p>
+        </w:tc>
+        <w:tc>
+          <w:tcPr>
+            <w:tcW w:type="dxa" w:w="2200"/>
+            <w:shd w:fill="F2F6FC" w:color="auto" w:val="clear"/>
+            <w:tcMar>
+              <w:top w:type="dxa" w:w="60"/>
+              <w:left w:type="dxa" w:w="90"/>
+              <w:bottom w:type="dxa" w:w="60"/>
+              <w:right w:type="dxa" w:w="90"/>
+            </w:tcMar>
+          </w:tcPr>
+          <w:p>
+            <w:r>
+              <w:rPr>
+                <w:b w:val="false"/>
+                <w:bCs w:val="false"/>
+                <w:color w:val="000000"/>
+                <w:sz w:val="19"/>
+                <w:szCs w:val="19"/>
+              </w:rPr>
+              <w:t xml:space="preserve">left</w:t>
+            </w:r>
+          </w:p>
+        </w:tc>
+        <w:tc>
+          <w:tcPr>
+            <w:tcW w:type="dxa" w:w="5238"/>
+            <w:shd w:fill="F2F6FC" w:color="auto" w:val="clear"/>
+            <w:tcMar>
+              <w:top w:type="dxa" w:w="60"/>
+              <w:left w:type="dxa" w:w="90"/>
+              <w:bottom w:type="dxa" w:w="60"/>
+              <w:right w:type="dxa" w:w="90"/>
+            </w:tcMar>
+          </w:tcPr>
+          <w:p>
+            <w:r>
+              <w:rPr>
+                <w:b w:val="false"/>
+                <w:bCs w:val="false"/>
+                <w:color w:val="000000"/>
+                <w:sz w:val="19"/>
+                <w:szCs w:val="19"/>
+              </w:rPr>
+              <w:t xml:space="preserve">I left the hospital at 2 p.m.</w:t>
+            </w:r>
+          </w:p>
+        </w:tc>
+      </w:tr>
+      <w:tr>
+        <w:tc>
+          <w:tcPr>
+            <w:tcW w:type="dxa" w:w="2200"/>
+            <w:shd w:fill="FFFFFF" w:color="auto" w:val="clear"/>
+            <w:tcMar>
+              <w:top w:type="dxa" w:w="60"/>
+              <w:left w:type="dxa" w:w="90"/>
+              <w:bottom w:type="dxa" w:w="60"/>
+              <w:right w:type="dxa" w:w="90"/>
+            </w:tcMar>
+          </w:tcPr>
+          <w:p>
+            <w:r>
+              <w:rPr>
+                <w:b w:val="false"/>
+                <w:bCs w:val="false"/>
+                <w:color w:val="000000"/>
+                <w:sz w:val="19"/>
+                <w:szCs w:val="19"/>
+              </w:rPr>
+              <w:t xml:space="preserve">sleep</w:t>
+            </w:r>
+          </w:p>
+        </w:tc>
+        <w:tc>
+          <w:tcPr>
+            <w:tcW w:type="dxa" w:w="2200"/>
+            <w:shd w:fill="FFFFFF" w:color="auto" w:val="clear"/>
+            <w:tcMar>
+              <w:top w:type="dxa" w:w="60"/>
+              <w:left w:type="dxa" w:w="90"/>
+              <w:bottom w:type="dxa" w:w="60"/>
+              <w:right w:type="dxa" w:w="90"/>
+            </w:tcMar>
+          </w:tcPr>
+          <w:p>
+            <w:r>
+              <w:rPr>
+                <w:b w:val="false"/>
+                <w:bCs w:val="false"/>
+                <w:color w:val="000000"/>
+                <w:sz w:val="19"/>
+                <w:szCs w:val="19"/>
+              </w:rPr>
+              <w:t xml:space="preserve">slept</w:t>
+            </w:r>
+          </w:p>
+        </w:tc>
+        <w:tc>
+          <w:tcPr>
+            <w:tcW w:type="dxa" w:w="5238"/>
+            <w:shd w:fill="FFFFFF" w:color="auto" w:val="clear"/>
+            <w:tcMar>
+              <w:top w:type="dxa" w:w="60"/>
+              <w:left w:type="dxa" w:w="90"/>
+              <w:bottom w:type="dxa" w:w="60"/>
+              <w:right w:type="dxa" w:w="90"/>
+            </w:tcMar>
+          </w:tcPr>
+          <w:p>
+            <w:r>
+              <w:rPr>
+                <w:b w:val="false"/>
+                <w:bCs w:val="false"/>
+                <w:color w:val="000000"/>
+                <w:sz w:val="19"/>
+                <w:szCs w:val="19"/>
+              </w:rPr>
+              <w:t xml:space="preserve">I slept for one hour.</w:t>
+            </w:r>
+          </w:p>
+        </w:tc>
+      </w:tr>
+      <w:tr>
+        <w:tc>
+          <w:tcPr>
+            <w:tcW w:type="dxa" w:w="2200"/>
+            <w:shd w:fill="F2F6FC" w:color="auto" w:val="clear"/>
+            <w:tcMar>
+              <w:top w:type="dxa" w:w="60"/>
+              <w:left w:type="dxa" w:w="90"/>
+              <w:bottom w:type="dxa" w:w="60"/>
+              <w:right w:type="dxa" w:w="90"/>
+            </w:tcMar>
+          </w:tcPr>
+          <w:p>
+            <w:r>
+              <w:rPr>
+                <w:b w:val="false"/>
+                <w:bCs w:val="false"/>
+                <w:color w:val="000000"/>
+                <w:sz w:val="19"/>
+                <w:szCs w:val="19"/>
+              </w:rPr>
+              <w:t xml:space="preserve">come</w:t>
+            </w:r>
+          </w:p>
+        </w:tc>
+        <w:tc>
+          <w:tcPr>
+            <w:tcW w:type="dxa" w:w="2200"/>
+            <w:shd w:fill="F2F6FC" w:color="auto" w:val="clear"/>
+            <w:tcMar>
+              <w:top w:type="dxa" w:w="60"/>
+              <w:left w:type="dxa" w:w="90"/>
+              <w:bottom w:type="dxa" w:w="60"/>
+              <w:right w:type="dxa" w:w="90"/>
+            </w:tcMar>
+          </w:tcPr>
+          <w:p>
+            <w:r>
+              <w:rPr>
+                <w:b w:val="false"/>
+                <w:bCs w:val="false"/>
+                <w:color w:val="000000"/>
+                <w:sz w:val="19"/>
+                <w:szCs w:val="19"/>
+              </w:rPr>
+              <w:t xml:space="preserve">came</w:t>
+            </w:r>
+          </w:p>
+        </w:tc>
+        <w:tc>
+          <w:tcPr>
+            <w:tcW w:type="dxa" w:w="5238"/>
+            <w:shd w:fill="F2F6FC" w:color="auto" w:val="clear"/>
+            <w:tcMar>
+              <w:top w:type="dxa" w:w="60"/>
+              <w:left w:type="dxa" w:w="90"/>
+              <w:bottom w:type="dxa" w:w="60"/>
+              <w:right w:type="dxa" w:w="90"/>
+            </w:tcMar>
+          </w:tcPr>
+          <w:p>
+            <w:r>
+              <w:rPr>
+                <w:b w:val="false"/>
+                <w:bCs w:val="false"/>
+                <w:color w:val="000000"/>
+                <w:sz w:val="19"/>
+                <w:szCs w:val="19"/>
+              </w:rPr>
+              <w:t xml:space="preserve">He came to the clinic with a headache.</w:t>
+            </w:r>
+          </w:p>
+        </w:tc>
+      </w:tr>
+      <w:tr>
+        <w:tc>
+          <w:tcPr>
+            <w:tcW w:type="dxa" w:w="2200"/>
+            <w:shd w:fill="FFFFFF" w:color="auto" w:val="clear"/>
+            <w:tcMar>
+              <w:top w:type="dxa" w:w="60"/>
+              <w:left w:type="dxa" w:w="90"/>
+              <w:bottom w:type="dxa" w:w="60"/>
+              <w:right w:type="dxa" w:w="90"/>
+            </w:tcMar>
+          </w:tcPr>
+          <w:p>
+            <w:r>
+              <w:rPr>
+                <w:b w:val="false"/>
+                <w:bCs w:val="false"/>
+                <w:color w:val="000000"/>
+                <w:sz w:val="19"/>
+                <w:szCs w:val="19"/>
+              </w:rPr>
+              <w:t xml:space="preserve">write</w:t>
+            </w:r>
+          </w:p>
+        </w:tc>
+        <w:tc>
+          <w:tcPr>
+            <w:tcW w:type="dxa" w:w="2200"/>
+            <w:shd w:fill="FFFFFF" w:color="auto" w:val="clear"/>
+            <w:tcMar>
+              <w:top w:type="dxa" w:w="60"/>
+              <w:left w:type="dxa" w:w="90"/>
+              <w:bottom w:type="dxa" w:w="60"/>
+              <w:right w:type="dxa" w:w="90"/>
+            </w:tcMar>
+          </w:tcPr>
+          <w:p>
+            <w:r>
+              <w:rPr>
+                <w:b w:val="false"/>
+                <w:bCs w:val="false"/>
+                <w:color w:val="000000"/>
+                <w:sz w:val="19"/>
+                <w:szCs w:val="19"/>
+              </w:rPr>
+              <w:t xml:space="preserve">wrote</w:t>
+            </w:r>
+          </w:p>
+        </w:tc>
+        <w:tc>
+          <w:tcPr>
+            <w:tcW w:type="dxa" w:w="5238"/>
+            <w:shd w:fill="FFFFFF" w:color="auto" w:val="clear"/>
+            <w:tcMar>
+              <w:top w:type="dxa" w:w="60"/>
+              <w:left w:type="dxa" w:w="90"/>
+              <w:bottom w:type="dxa" w:w="60"/>
+              <w:right w:type="dxa" w:w="90"/>
+            </w:tcMar>
+          </w:tcPr>
+          <w:p>
+            <w:r>
+              <w:rPr>
+                <w:b w:val="false"/>
+                <w:bCs w:val="false"/>
+                <w:color w:val="000000"/>
+                <w:sz w:val="19"/>
+                <w:szCs w:val="19"/>
+              </w:rPr>
+              <w:t xml:space="preserve">I wrote a prescription.</w:t>
+            </w:r>
+          </w:p>
+        </w:tc>
+      </w:tr>
+    </w:tbl>
+    <w:p>
+      <w:pPr>
+        <w:spacing w:after="80"/>
+      </w:pPr>
+    </w:p>
+    <w:p>
+      <w:pPr>
+        <w:spacing w:after="120"/>
+      </w:pPr>
+      <w:r>
+        <w:rPr>
+          <w:b/>
+          <w:bCs/>
+        </w:rPr>
+        <w:t xml:space="preserve">Errores comunes corregidos:</w:t>
+      </w:r>
+    </w:p>
+    <w:p>
+      <w:pPr>
+        <w:pStyle w:val="ListParagraph"/>
+        <w:numPr>
+          <w:ilvl w:val="0"/>
+          <w:numId w:val="2"/>
+        </w:numPr>
+        <w:spacing w:after="80"/>
+      </w:pPr>
+      <w:r>
+        <w:rPr>
+          <w:color w:val="C00000"/>
+        </w:rPr>
+        <w:t xml:space="preserve">✗ I was attending twenty patients.</w:t>
+      </w:r>
+      <w:r>
+        <w:t xml:space="preserve">  →  </w:t>
+      </w:r>
+      <w:r>
+        <w:rPr>
+          <w:b/>
+          <w:bCs/>
+          <w:color w:val="2E7D32"/>
+        </w:rPr>
+        <w:t xml:space="preserve">✓ I saw twenty patients.</w:t>
+      </w:r>
+    </w:p>
+    <w:p>
+      <w:pPr>
+        <w:pStyle w:val="ListParagraph"/>
+        <w:numPr>
+          <w:ilvl w:val="0"/>
+          <w:numId w:val="2"/>
+        </w:numPr>
+        <w:spacing w:after="80"/>
+      </w:pPr>
+      <w:r>
+        <w:rPr>
+          <w:color w:val="C00000"/>
+        </w:rPr>
+        <w:t xml:space="preserve">✗ I was in the cinema.</w:t>
+      </w:r>
+      <w:r>
+        <w:t xml:space="preserve">  →  </w:t>
+      </w:r>
+      <w:r>
+        <w:rPr>
+          <w:b/>
+          <w:bCs/>
+          <w:color w:val="2E7D32"/>
+        </w:rPr>
+        <w:t xml:space="preserve">✓ I went to the cinema.</w:t>
+      </w:r>
+    </w:p>
+    <w:p>
+      <w:pPr>
+        <w:pStyle w:val="ListParagraph"/>
+        <w:numPr>
+          <w:ilvl w:val="0"/>
+          <w:numId w:val="2"/>
+        </w:numPr>
+        <w:spacing w:after="80"/>
+      </w:pPr>
+      <w:r>
+        <w:rPr>
+          <w:color w:val="C00000"/>
+        </w:rPr>
+        <w:t xml:space="preserve">✗ I was talking to my parents (en vacaciones).</w:t>
+      </w:r>
+      <w:r>
+        <w:t xml:space="preserve">  →  </w:t>
+      </w:r>
+      <w:r>
+        <w:rPr>
+          <w:b/>
+          <w:bCs/>
+          <w:color w:val="2E7D32"/>
+        </w:rPr>
+        <w:t xml:space="preserve">✓ I visited my parents. I stayed for 20 days.</w:t>
+      </w:r>
+    </w:p>
+    <w:p>
+      <w:pPr>
+        <w:pStyle w:val="ListParagraph"/>
+        <w:numPr>
+          <w:ilvl w:val="0"/>
+          <w:numId w:val="2"/>
+        </w:numPr>
+        <w:spacing w:after="80"/>
+      </w:pPr>
+      <w:r>
+        <w:rPr>
+          <w:color w:val="C00000"/>
+        </w:rPr>
+        <w:t xml:space="preserve">✗ Did you went…?</w:t>
+      </w:r>
+      <w:r>
+        <w:t xml:space="preserve">  →  </w:t>
+      </w:r>
+      <w:r>
+        <w:rPr>
+          <w:b/>
+          <w:bCs/>
+          <w:color w:val="2E7D32"/>
+        </w:rPr>
+        <w:t xml:space="preserve">✓ Did you go…?</w:t>
+      </w:r>
+    </w:p>
+    <w:p>
+      <w:pPr>
+        <w:spacing w:after="80"/>
+      </w:pPr>
+    </w:p>
+    <w:tbl>
+      <w:tblPr>
+        <w:tblW w:type="dxa" w:w="9638"/>
+        <w:tblBorders>
+          <w:top w:val="single" w:color="auto" w:sz="4"/>
+          <w:left w:val="single" w:color="auto" w:sz="4"/>
+          <w:bottom w:val="single" w:color="auto" w:sz="4"/>
+          <w:right w:val="single" w:color="auto" w:sz="4"/>
+          <w:insideH w:val="single" w:color="auto" w:sz="4"/>
+          <w:insideV w:val="single" w:color="auto" w:sz="4"/>
+        </w:tblBorders>
+      </w:tblPr>
+      <w:tblGrid>
+        <w:gridCol w:w="9638"/>
+      </w:tblGrid>
+      <w:tr>
+        <w:tc>
+          <w:tcPr>
+            <w:tcW w:type="dxa" w:w="9638"/>
+            <w:shd w:fill="EAF3EA" w:color="auto" w:val="clear"/>
+            <w:tcMar>
+              <w:top w:type="dxa" w:w="100"/>
+              <w:left w:type="dxa" w:w="160"/>
+              <w:bottom w:type="dxa" w:w="100"/>
+              <w:right w:type="dxa" w:w="160"/>
+            </w:tcMar>
+          </w:tcPr>
+          <w:p>
+            <w:pPr>
+              <w:spacing w:after="80"/>
+            </w:pPr>
+            <w:r>
+              <w:rPr>
+                <w:b/>
+                <w:bCs/>
+                <w:color w:val="1F3864"/>
+              </w:rPr>
+              <w:t xml:space="preserve">Práctica resuelta</w:t>
+            </w:r>
+          </w:p>
+          <w:p>
+            <w:pPr>
+              <w:spacing w:after="50"/>
+            </w:pPr>
+            <w:r>
+              <w:rPr>
+                <w:sz w:val="20"/>
+                <w:szCs w:val="20"/>
+              </w:rPr>
+              <w:t xml:space="preserve">Pregunta del check-up: “What did you do on your last vacation?”</w:t>
+            </w:r>
+          </w:p>
+          <w:p>
+            <w:pPr>
+              <w:spacing w:after="50"/>
+            </w:pPr>
+            <w:r>
+              <w:rPr>
+                <w:sz w:val="20"/>
+                <w:szCs w:val="20"/>
+              </w:rPr>
+              <w:t xml:space="preserve">Respuesta modelo: “On my last vacation, I visited my parents in Medellín. I stayed with them for twenty days. We went to the cinema twice and we had dinner together every Sunday. I also read a book about Stoicism. It was a great break.”</w:t>
+            </w:r>
+          </w:p>
+          <w:p>
+            <w:pPr>
+              <w:spacing w:after="50"/>
+            </w:pPr>
+            <w:r>
+              <w:rPr>
+                <w:sz w:val="20"/>
+                <w:szCs w:val="20"/>
+              </w:rPr>
+              <w:t xml:space="preserve">Observe: visited, stayed, went, had, read, was. Seis pasados simples, ningún “was + -ing”.</w:t>
+            </w:r>
+          </w:p>
+        </w:tc>
+      </w:tr>
+    </w:tbl>
+    <w:p>
+      <w:pPr>
+        <w:spacing w:after="80"/>
+      </w:pPr>
+    </w:p>
+    <w:tbl>
+      <w:tblPr>
+        <w:tblW w:type="dxa" w:w="9638"/>
+        <w:tblBorders>
+          <w:top w:val="single" w:color="auto" w:sz="4"/>
+          <w:left w:val="single" w:color="auto" w:sz="4"/>
+          <w:bottom w:val="single" w:color="auto" w:sz="4"/>
+          <w:right w:val="single" w:color="auto" w:sz="4"/>
+          <w:insideH w:val="single" w:color="auto" w:sz="4"/>
+          <w:insideV w:val="single" w:color="auto" w:sz="4"/>
+        </w:tblBorders>
+      </w:tblPr>
+      <w:tblGrid>
+        <w:gridCol w:w="9638"/>
+      </w:tblGrid>
+      <w:tr>
+        <w:tc>
+          <w:tcPr>
+            <w:tcW w:type="dxa" w:w="9638"/>
+            <w:shd w:fill="F2F6FC" w:color="auto" w:val="clear"/>
+            <w:tcMar>
+              <w:top w:type="dxa" w:w="100"/>
+              <w:left w:type="dxa" w:w="160"/>
+              <w:bottom w:type="dxa" w:w="100"/>
+              <w:right w:type="dxa" w:w="160"/>
+            </w:tcMar>
+          </w:tcPr>
+          <w:p>
+            <w:pPr>
+              <w:spacing w:after="80"/>
+            </w:pPr>
+            <w:r>
+              <w:rPr>
+                <w:b/>
+                <w:bCs/>
+                <w:color w:val="1F3864"/>
+              </w:rPr>
+              <w:t xml:space="preserve">Checklist del módulo</w:t>
+            </w:r>
+          </w:p>
+          <w:p>
+            <w:pPr>
+              <w:spacing w:after="50"/>
+            </w:pPr>
+            <w:r>
+              <w:rPr>
+                <w:sz w:val="20"/>
+                <w:szCs w:val="20"/>
+              </w:rPr>
+              <w:t xml:space="preserve">☐ Narro mi turno de hoy en 5 frases sin usar “was + -ing”.</w:t>
+            </w:r>
+          </w:p>
+          <w:p>
+            <w:pPr>
+              <w:spacing w:after="50"/>
+            </w:pPr>
+            <w:r>
+              <w:rPr>
+                <w:sz w:val="20"/>
+                <w:szCs w:val="20"/>
+              </w:rPr>
+              <w:t xml:space="preserve">☐ Digo los 15 verbos irregulares de la tabla en menos de 60 segundos.</w:t>
+            </w:r>
+          </w:p>
+          <w:p>
+            <w:pPr>
+              <w:spacing w:after="50"/>
+            </w:pPr>
+            <w:r>
+              <w:rPr>
+                <w:sz w:val="20"/>
+                <w:szCs w:val="20"/>
+              </w:rPr>
+              <w:t xml:space="preserve">☐ Uso did + verbo base en preguntas y negaciones.</w:t>
+            </w:r>
+          </w:p>
+        </w:tc>
+      </w:tr>
+    </w:tbl>
+    <w:p>
+      <w:pPr>
+        <w:pStyle w:val="Heading2"/>
+        <w:spacing w:after="120" w:before="200"/>
+      </w:pPr>
+      <w:r>
+        <w:t xml:space="preserve">Módulo 2. Gerundios e infinitivos</w:t>
+      </w:r>
+    </w:p>
+    <w:p>
+      <w:pPr>
+        <w:spacing w:after="120"/>
+      </w:pPr>
+      <w:r>
+        <w:rPr>
+          <w:b/>
+          <w:bCs/>
+        </w:rPr>
+        <w:t xml:space="preserve">Prioridad: </w:t>
+      </w:r>
+      <w:r>
+        <w:t xml:space="preserve">Alta. Tema de la sesión personalizada 1.</w:t>
+      </w:r>
+    </w:p>
+    <w:p>
+      <w:pPr>
+        <w:spacing w:after="120"/>
+      </w:pPr>
+      <w:r>
+        <w:rPr>
+          <w:b/>
+          <w:bCs/>
+        </w:rPr>
+        <w:t xml:space="preserve">Qué es. </w:t>
+      </w:r>
+      <w:r>
+        <w:t xml:space="preserve">Cuando un verbo va seguido de otro verbo, el segundo toma forma de gerundio (-ing) o de infinitivo (to + verbo). Depende del primer verbo.</w:t>
+      </w:r>
+    </w:p>
+    <w:p>
+      <w:pPr>
+        <w:spacing w:after="120"/>
+      </w:pPr>
+      <w:r>
+        <w:rPr>
+          <w:b/>
+          <w:bCs/>
+        </w:rPr>
+        <w:t xml:space="preserve">Por qué importa. </w:t>
+      </w:r>
+      <w:r>
+        <w:t xml:space="preserve">Son estructuras de alta frecuencia al hablar de gustos, planes y decisiones clínicas: “I decided to admit him”, “I recommend stopping the drug”.</w:t>
+      </w:r>
+    </w:p>
+    <w:p>
+      <w:pPr>
+        <w:spacing w:after="120"/>
+      </w:pPr>
+      <w:r>
+        <w:rPr>
+          <w:b/>
+          <w:bCs/>
+        </w:rPr>
+        <w:t xml:space="preserve">Cómo se aplica, paso a paso:</w:t>
+      </w:r>
+    </w:p>
+    <w:p>
+      <w:pPr>
+        <w:pStyle w:val="ListParagraph"/>
+        <w:numPr>
+          <w:ilvl w:val="0"/>
+          <w:numId w:val="4"/>
+        </w:numPr>
+        <w:spacing w:after="60"/>
+      </w:pPr>
+      <w:r>
+        <w:t xml:space="preserve">Gerundio después de: enjoy, like, love, hate, avoid, stop, finish, recommend, consider, keep, mind.</w:t>
+      </w:r>
+    </w:p>
+    <w:p>
+      <w:pPr>
+        <w:pStyle w:val="ListParagraph"/>
+        <w:numPr>
+          <w:ilvl w:val="0"/>
+          <w:numId w:val="4"/>
+        </w:numPr>
+        <w:spacing w:after="60"/>
+      </w:pPr>
+      <w:r>
+        <w:t xml:space="preserve">Infinitivo después de: want, decide, plan, hope, need, agree, refuse, try (intento), learn, would like.</w:t>
+      </w:r>
+    </w:p>
+    <w:p>
+      <w:pPr>
+        <w:pStyle w:val="ListParagraph"/>
+        <w:numPr>
+          <w:ilvl w:val="0"/>
+          <w:numId w:val="4"/>
+        </w:numPr>
+        <w:spacing w:after="60"/>
+      </w:pPr>
+      <w:r>
+        <w:t xml:space="preserve">Gerundio después de toda preposición: “I’m interested in doing research.” / “before taking the medicine”.</w:t>
+      </w:r>
+    </w:p>
+    <w:p>
+      <w:pPr>
+        <w:pStyle w:val="ListParagraph"/>
+        <w:numPr>
+          <w:ilvl w:val="0"/>
+          <w:numId w:val="4"/>
+        </w:numPr>
+        <w:spacing w:after="60"/>
+      </w:pPr>
+      <w:r>
+        <w:t xml:space="preserve">Gerundio como sujeto: “Smoking increases cardiovascular risk.”</w:t>
+      </w:r>
+    </w:p>
+    <w:p>
+      <w:pPr>
+        <w:pStyle w:val="ListParagraph"/>
+        <w:numPr>
+          <w:ilvl w:val="0"/>
+          <w:numId w:val="4"/>
+        </w:numPr>
+        <w:spacing w:after="60"/>
+      </w:pPr>
+      <w:r>
+        <w:t xml:space="preserve">Ojo: stop + -ing = dejar de; stop + to = detenerse para.</w:t>
+      </w:r>
+    </w:p>
+    <w:p>
+      <w:pPr>
+        <w:spacing w:after="80"/>
+      </w:pPr>
+    </w:p>
+    <w:tbl>
+      <w:tblPr>
+        <w:tblW w:type="dxa" w:w="9638"/>
+        <w:tblBorders>
+          <w:top w:val="single" w:color="auto" w:sz="4"/>
+          <w:left w:val="single" w:color="auto" w:sz="4"/>
+          <w:bottom w:val="single" w:color="auto" w:sz="4"/>
+          <w:right w:val="single" w:color="auto" w:sz="4"/>
+          <w:insideH w:val="single" w:color="auto" w:sz="4"/>
+          <w:insideV w:val="single" w:color="auto" w:sz="4"/>
+        </w:tblBorders>
+      </w:tblPr>
+      <w:tblGrid>
+        <w:gridCol w:w="1600"/>
+        <w:gridCol w:w="3219"/>
+        <w:gridCol w:w="1600"/>
+        <w:gridCol w:w="3219"/>
+      </w:tblGrid>
+      <w:tr>
+        <w:trPr>
+          <w:tblHeader/>
+        </w:trPr>
+        <w:tc>
+          <w:tcPr>
+            <w:tcW w:type="dxa" w:w="1600"/>
+            <w:shd w:fill="1F3864" w:color="auto" w:val="clear"/>
+            <w:tcMar>
+              <w:top w:type="dxa" w:w="60"/>
+              <w:left w:type="dxa" w:w="90"/>
+              <w:bottom w:type="dxa" w:w="60"/>
+              <w:right w:type="dxa" w:w="90"/>
+            </w:tcMar>
+          </w:tcPr>
+          <w:p>
+            <w:r>
+              <w:rPr>
+                <w:b/>
+                <w:bCs/>
+                <w:color w:val="FFFFFF"/>
+                <w:sz w:val="19"/>
+                <w:szCs w:val="19"/>
+              </w:rPr>
+              <w:t xml:space="preserve">Verbo + -ing</w:t>
+            </w:r>
+          </w:p>
+        </w:tc>
+        <w:tc>
+          <w:tcPr>
+            <w:tcW w:type="dxa" w:w="3219"/>
+            <w:shd w:fill="1F3864" w:color="auto" w:val="clear"/>
+            <w:tcMar>
+              <w:top w:type="dxa" w:w="60"/>
+              <w:left w:type="dxa" w:w="90"/>
+              <w:bottom w:type="dxa" w:w="60"/>
+              <w:right w:type="dxa" w:w="90"/>
+            </w:tcMar>
+          </w:tcPr>
+          <w:p>
+            <w:r>
+              <w:rPr>
+                <w:b/>
+                <w:bCs/>
+                <w:color w:val="FFFFFF"/>
+                <w:sz w:val="19"/>
+                <w:szCs w:val="19"/>
+              </w:rPr>
+              <w:t xml:space="preserve">Ejemplo</w:t>
+            </w:r>
+          </w:p>
+        </w:tc>
+        <w:tc>
+          <w:tcPr>
+            <w:tcW w:type="dxa" w:w="1600"/>
+            <w:shd w:fill="1F3864" w:color="auto" w:val="clear"/>
+            <w:tcMar>
+              <w:top w:type="dxa" w:w="60"/>
+              <w:left w:type="dxa" w:w="90"/>
+              <w:bottom w:type="dxa" w:w="60"/>
+              <w:right w:type="dxa" w:w="90"/>
+            </w:tcMar>
+          </w:tcPr>
+          <w:p>
+            <w:r>
+              <w:rPr>
+                <w:b/>
+                <w:bCs/>
+                <w:color w:val="FFFFFF"/>
+                <w:sz w:val="19"/>
+                <w:szCs w:val="19"/>
+              </w:rPr>
+              <w:t xml:space="preserve">Verbo + to</w:t>
+            </w:r>
+          </w:p>
+        </w:tc>
+        <w:tc>
+          <w:tcPr>
+            <w:tcW w:type="dxa" w:w="3219"/>
+            <w:shd w:fill="1F3864" w:color="auto" w:val="clear"/>
+            <w:tcMar>
+              <w:top w:type="dxa" w:w="60"/>
+              <w:left w:type="dxa" w:w="90"/>
+              <w:bottom w:type="dxa" w:w="60"/>
+              <w:right w:type="dxa" w:w="90"/>
+            </w:tcMar>
+          </w:tcPr>
+          <w:p>
+            <w:r>
+              <w:rPr>
+                <w:b/>
+                <w:bCs/>
+                <w:color w:val="FFFFFF"/>
+                <w:sz w:val="19"/>
+                <w:szCs w:val="19"/>
+              </w:rPr>
+              <w:t xml:space="preserve">Ejemplo</w:t>
+            </w:r>
+          </w:p>
+        </w:tc>
+      </w:tr>
+      <w:tr>
+        <w:tc>
+          <w:tcPr>
+            <w:tcW w:type="dxa" w:w="1600"/>
+            <w:shd w:fill="FFFFFF" w:color="auto" w:val="clear"/>
+            <w:tcMar>
+              <w:top w:type="dxa" w:w="60"/>
+              <w:left w:type="dxa" w:w="90"/>
+              <w:bottom w:type="dxa" w:w="60"/>
+              <w:right w:type="dxa" w:w="90"/>
+            </w:tcMar>
+          </w:tcPr>
+          <w:p>
+            <w:r>
+              <w:rPr>
+                <w:b w:val="false"/>
+                <w:bCs w:val="false"/>
+                <w:color w:val="000000"/>
+                <w:sz w:val="19"/>
+                <w:szCs w:val="19"/>
+              </w:rPr>
+              <w:t xml:space="preserve">enjoy</w:t>
+            </w:r>
+          </w:p>
+        </w:tc>
+        <w:tc>
+          <w:tcPr>
+            <w:tcW w:type="dxa" w:w="3219"/>
+            <w:shd w:fill="FFFFFF" w:color="auto" w:val="clear"/>
+            <w:tcMar>
+              <w:top w:type="dxa" w:w="60"/>
+              <w:left w:type="dxa" w:w="90"/>
+              <w:bottom w:type="dxa" w:w="60"/>
+              <w:right w:type="dxa" w:w="90"/>
+            </w:tcMar>
+          </w:tcPr>
+          <w:p>
+            <w:r>
+              <w:rPr>
+                <w:b w:val="false"/>
+                <w:bCs w:val="false"/>
+                <w:color w:val="000000"/>
+                <w:sz w:val="19"/>
+                <w:szCs w:val="19"/>
+              </w:rPr>
+              <w:t xml:space="preserve">I enjoy reading Stoic books.</w:t>
+            </w:r>
+          </w:p>
+        </w:tc>
+        <w:tc>
+          <w:tcPr>
+            <w:tcW w:type="dxa" w:w="1600"/>
+            <w:shd w:fill="FFFFFF" w:color="auto" w:val="clear"/>
+            <w:tcMar>
+              <w:top w:type="dxa" w:w="60"/>
+              <w:left w:type="dxa" w:w="90"/>
+              <w:bottom w:type="dxa" w:w="60"/>
+              <w:right w:type="dxa" w:w="90"/>
+            </w:tcMar>
+          </w:tcPr>
+          <w:p>
+            <w:r>
+              <w:rPr>
+                <w:b w:val="false"/>
+                <w:bCs w:val="false"/>
+                <w:color w:val="000000"/>
+                <w:sz w:val="19"/>
+                <w:szCs w:val="19"/>
+              </w:rPr>
+              <w:t xml:space="preserve">want</w:t>
+            </w:r>
+          </w:p>
+        </w:tc>
+        <w:tc>
+          <w:tcPr>
+            <w:tcW w:type="dxa" w:w="3219"/>
+            <w:shd w:fill="FFFFFF" w:color="auto" w:val="clear"/>
+            <w:tcMar>
+              <w:top w:type="dxa" w:w="60"/>
+              <w:left w:type="dxa" w:w="90"/>
+              <w:bottom w:type="dxa" w:w="60"/>
+              <w:right w:type="dxa" w:w="90"/>
+            </w:tcMar>
+          </w:tcPr>
+          <w:p>
+            <w:r>
+              <w:rPr>
+                <w:b w:val="false"/>
+                <w:bCs w:val="false"/>
+                <w:color w:val="000000"/>
+                <w:sz w:val="19"/>
+                <w:szCs w:val="19"/>
+              </w:rPr>
+              <w:t xml:space="preserve">I want to specialize in radiology.</w:t>
+            </w:r>
+          </w:p>
+        </w:tc>
+      </w:tr>
+      <w:tr>
+        <w:tc>
+          <w:tcPr>
+            <w:tcW w:type="dxa" w:w="1600"/>
+            <w:shd w:fill="F2F6FC" w:color="auto" w:val="clear"/>
+            <w:tcMar>
+              <w:top w:type="dxa" w:w="60"/>
+              <w:left w:type="dxa" w:w="90"/>
+              <w:bottom w:type="dxa" w:w="60"/>
+              <w:right w:type="dxa" w:w="90"/>
+            </w:tcMar>
+          </w:tcPr>
+          <w:p>
+            <w:r>
+              <w:rPr>
+                <w:b w:val="false"/>
+                <w:bCs w:val="false"/>
+                <w:color w:val="000000"/>
+                <w:sz w:val="19"/>
+                <w:szCs w:val="19"/>
+              </w:rPr>
+              <w:t xml:space="preserve">avoid</w:t>
+            </w:r>
+          </w:p>
+        </w:tc>
+        <w:tc>
+          <w:tcPr>
+            <w:tcW w:type="dxa" w:w="3219"/>
+            <w:shd w:fill="F2F6FC" w:color="auto" w:val="clear"/>
+            <w:tcMar>
+              <w:top w:type="dxa" w:w="60"/>
+              <w:left w:type="dxa" w:w="90"/>
+              <w:bottom w:type="dxa" w:w="60"/>
+              <w:right w:type="dxa" w:w="90"/>
+            </w:tcMar>
+          </w:tcPr>
+          <w:p>
+            <w:r>
+              <w:rPr>
+                <w:b w:val="false"/>
+                <w:bCs w:val="false"/>
+                <w:color w:val="000000"/>
+                <w:sz w:val="19"/>
+                <w:szCs w:val="19"/>
+              </w:rPr>
+              <w:t xml:space="preserve">Avoid eating salty food.</w:t>
+            </w:r>
+          </w:p>
+        </w:tc>
+        <w:tc>
+          <w:tcPr>
+            <w:tcW w:type="dxa" w:w="1600"/>
+            <w:shd w:fill="F2F6FC" w:color="auto" w:val="clear"/>
+            <w:tcMar>
+              <w:top w:type="dxa" w:w="60"/>
+              <w:left w:type="dxa" w:w="90"/>
+              <w:bottom w:type="dxa" w:w="60"/>
+              <w:right w:type="dxa" w:w="90"/>
+            </w:tcMar>
+          </w:tcPr>
+          <w:p>
+            <w:r>
+              <w:rPr>
+                <w:b w:val="false"/>
+                <w:bCs w:val="false"/>
+                <w:color w:val="000000"/>
+                <w:sz w:val="19"/>
+                <w:szCs w:val="19"/>
+              </w:rPr>
+              <w:t xml:space="preserve">decide</w:t>
+            </w:r>
+          </w:p>
+        </w:tc>
+        <w:tc>
+          <w:tcPr>
+            <w:tcW w:type="dxa" w:w="3219"/>
+            <w:shd w:fill="F2F6FC" w:color="auto" w:val="clear"/>
+            <w:tcMar>
+              <w:top w:type="dxa" w:w="60"/>
+              <w:left w:type="dxa" w:w="90"/>
+              <w:bottom w:type="dxa" w:w="60"/>
+              <w:right w:type="dxa" w:w="90"/>
+            </w:tcMar>
+          </w:tcPr>
+          <w:p>
+            <w:r>
+              <w:rPr>
+                <w:b w:val="false"/>
+                <w:bCs w:val="false"/>
+                <w:color w:val="000000"/>
+                <w:sz w:val="19"/>
+                <w:szCs w:val="19"/>
+              </w:rPr>
+              <w:t xml:space="preserve">We decided to admit the patient.</w:t>
+            </w:r>
+          </w:p>
+        </w:tc>
+      </w:tr>
+      <w:tr>
+        <w:tc>
+          <w:tcPr>
+            <w:tcW w:type="dxa" w:w="1600"/>
+            <w:shd w:fill="FFFFFF" w:color="auto" w:val="clear"/>
+            <w:tcMar>
+              <w:top w:type="dxa" w:w="60"/>
+              <w:left w:type="dxa" w:w="90"/>
+              <w:bottom w:type="dxa" w:w="60"/>
+              <w:right w:type="dxa" w:w="90"/>
+            </w:tcMar>
+          </w:tcPr>
+          <w:p>
+            <w:r>
+              <w:rPr>
+                <w:b w:val="false"/>
+                <w:bCs w:val="false"/>
+                <w:color w:val="000000"/>
+                <w:sz w:val="19"/>
+                <w:szCs w:val="19"/>
+              </w:rPr>
+              <w:t xml:space="preserve">stop</w:t>
+            </w:r>
+          </w:p>
+        </w:tc>
+        <w:tc>
+          <w:tcPr>
+            <w:tcW w:type="dxa" w:w="3219"/>
+            <w:shd w:fill="FFFFFF" w:color="auto" w:val="clear"/>
+            <w:tcMar>
+              <w:top w:type="dxa" w:w="60"/>
+              <w:left w:type="dxa" w:w="90"/>
+              <w:bottom w:type="dxa" w:w="60"/>
+              <w:right w:type="dxa" w:w="90"/>
+            </w:tcMar>
+          </w:tcPr>
+          <w:p>
+            <w:r>
+              <w:rPr>
+                <w:b w:val="false"/>
+                <w:bCs w:val="false"/>
+                <w:color w:val="000000"/>
+                <w:sz w:val="19"/>
+                <w:szCs w:val="19"/>
+              </w:rPr>
+              <w:t xml:space="preserve">He stopped smoking last year.</w:t>
+            </w:r>
+          </w:p>
+        </w:tc>
+        <w:tc>
+          <w:tcPr>
+            <w:tcW w:type="dxa" w:w="1600"/>
+            <w:shd w:fill="FFFFFF" w:color="auto" w:val="clear"/>
+            <w:tcMar>
+              <w:top w:type="dxa" w:w="60"/>
+              <w:left w:type="dxa" w:w="90"/>
+              <w:bottom w:type="dxa" w:w="60"/>
+              <w:right w:type="dxa" w:w="90"/>
+            </w:tcMar>
+          </w:tcPr>
+          <w:p>
+            <w:r>
+              <w:rPr>
+                <w:b w:val="false"/>
+                <w:bCs w:val="false"/>
+                <w:color w:val="000000"/>
+                <w:sz w:val="19"/>
+                <w:szCs w:val="19"/>
+              </w:rPr>
+              <w:t xml:space="preserve">plan</w:t>
+            </w:r>
+          </w:p>
+        </w:tc>
+        <w:tc>
+          <w:tcPr>
+            <w:tcW w:type="dxa" w:w="3219"/>
+            <w:shd w:fill="FFFFFF" w:color="auto" w:val="clear"/>
+            <w:tcMar>
+              <w:top w:type="dxa" w:w="60"/>
+              <w:left w:type="dxa" w:w="90"/>
+              <w:bottom w:type="dxa" w:w="60"/>
+              <w:right w:type="dxa" w:w="90"/>
+            </w:tcMar>
+          </w:tcPr>
+          <w:p>
+            <w:r>
+              <w:rPr>
+                <w:b w:val="false"/>
+                <w:bCs w:val="false"/>
+                <w:color w:val="000000"/>
+                <w:sz w:val="19"/>
+                <w:szCs w:val="19"/>
+              </w:rPr>
+              <w:t xml:space="preserve">I plan to live in Australia.</w:t>
+            </w:r>
+          </w:p>
+        </w:tc>
+      </w:tr>
+      <w:tr>
+        <w:tc>
+          <w:tcPr>
+            <w:tcW w:type="dxa" w:w="1600"/>
+            <w:shd w:fill="F2F6FC" w:color="auto" w:val="clear"/>
+            <w:tcMar>
+              <w:top w:type="dxa" w:w="60"/>
+              <w:left w:type="dxa" w:w="90"/>
+              <w:bottom w:type="dxa" w:w="60"/>
+              <w:right w:type="dxa" w:w="90"/>
+            </w:tcMar>
+          </w:tcPr>
+          <w:p>
+            <w:r>
+              <w:rPr>
+                <w:b w:val="false"/>
+                <w:bCs w:val="false"/>
+                <w:color w:val="000000"/>
+                <w:sz w:val="19"/>
+                <w:szCs w:val="19"/>
+              </w:rPr>
+              <w:t xml:space="preserve">recommend</w:t>
+            </w:r>
+          </w:p>
+        </w:tc>
+        <w:tc>
+          <w:tcPr>
+            <w:tcW w:type="dxa" w:w="3219"/>
+            <w:shd w:fill="F2F6FC" w:color="auto" w:val="clear"/>
+            <w:tcMar>
+              <w:top w:type="dxa" w:w="60"/>
+              <w:left w:type="dxa" w:w="90"/>
+              <w:bottom w:type="dxa" w:w="60"/>
+              <w:right w:type="dxa" w:w="90"/>
+            </w:tcMar>
+          </w:tcPr>
+          <w:p>
+            <w:r>
+              <w:rPr>
+                <w:b w:val="false"/>
+                <w:bCs w:val="false"/>
+                <w:color w:val="000000"/>
+                <w:sz w:val="19"/>
+                <w:szCs w:val="19"/>
+              </w:rPr>
+              <w:t xml:space="preserve">I recommend resting for two days.</w:t>
+            </w:r>
+          </w:p>
+        </w:tc>
+        <w:tc>
+          <w:tcPr>
+            <w:tcW w:type="dxa" w:w="1600"/>
+            <w:shd w:fill="F2F6FC" w:color="auto" w:val="clear"/>
+            <w:tcMar>
+              <w:top w:type="dxa" w:w="60"/>
+              <w:left w:type="dxa" w:w="90"/>
+              <w:bottom w:type="dxa" w:w="60"/>
+              <w:right w:type="dxa" w:w="90"/>
+            </w:tcMar>
+          </w:tcPr>
+          <w:p>
+            <w:r>
+              <w:rPr>
+                <w:b w:val="false"/>
+                <w:bCs w:val="false"/>
+                <w:color w:val="000000"/>
+                <w:sz w:val="19"/>
+                <w:szCs w:val="19"/>
+              </w:rPr>
+              <w:t xml:space="preserve">hope</w:t>
+            </w:r>
+          </w:p>
+        </w:tc>
+        <w:tc>
+          <w:tcPr>
+            <w:tcW w:type="dxa" w:w="3219"/>
+            <w:shd w:fill="F2F6FC" w:color="auto" w:val="clear"/>
+            <w:tcMar>
+              <w:top w:type="dxa" w:w="60"/>
+              <w:left w:type="dxa" w:w="90"/>
+              <w:bottom w:type="dxa" w:w="60"/>
+              <w:right w:type="dxa" w:w="90"/>
+            </w:tcMar>
+          </w:tcPr>
+          <w:p>
+            <w:r>
+              <w:rPr>
+                <w:b w:val="false"/>
+                <w:bCs w:val="false"/>
+                <w:color w:val="000000"/>
+                <w:sz w:val="19"/>
+                <w:szCs w:val="19"/>
+              </w:rPr>
+              <w:t xml:space="preserve">I hope to work with AI in imaging.</w:t>
+            </w:r>
+          </w:p>
+        </w:tc>
+      </w:tr>
+      <w:tr>
+        <w:tc>
+          <w:tcPr>
+            <w:tcW w:type="dxa" w:w="1600"/>
+            <w:shd w:fill="FFFFFF" w:color="auto" w:val="clear"/>
+            <w:tcMar>
+              <w:top w:type="dxa" w:w="60"/>
+              <w:left w:type="dxa" w:w="90"/>
+              <w:bottom w:type="dxa" w:w="60"/>
+              <w:right w:type="dxa" w:w="90"/>
+            </w:tcMar>
+          </w:tcPr>
+          <w:p>
+            <w:r>
+              <w:rPr>
+                <w:b w:val="false"/>
+                <w:bCs w:val="false"/>
+                <w:color w:val="000000"/>
+                <w:sz w:val="19"/>
+                <w:szCs w:val="19"/>
+              </w:rPr>
+              <w:t xml:space="preserve">keep</w:t>
+            </w:r>
+          </w:p>
+        </w:tc>
+        <w:tc>
+          <w:tcPr>
+            <w:tcW w:type="dxa" w:w="3219"/>
+            <w:shd w:fill="FFFFFF" w:color="auto" w:val="clear"/>
+            <w:tcMar>
+              <w:top w:type="dxa" w:w="60"/>
+              <w:left w:type="dxa" w:w="90"/>
+              <w:bottom w:type="dxa" w:w="60"/>
+              <w:right w:type="dxa" w:w="90"/>
+            </w:tcMar>
+          </w:tcPr>
+          <w:p>
+            <w:r>
+              <w:rPr>
+                <w:b w:val="false"/>
+                <w:bCs w:val="false"/>
+                <w:color w:val="000000"/>
+                <w:sz w:val="19"/>
+                <w:szCs w:val="19"/>
+              </w:rPr>
+              <w:t xml:space="preserve">Keep taking your medication.</w:t>
+            </w:r>
+          </w:p>
+        </w:tc>
+        <w:tc>
+          <w:tcPr>
+            <w:tcW w:type="dxa" w:w="1600"/>
+            <w:shd w:fill="FFFFFF" w:color="auto" w:val="clear"/>
+            <w:tcMar>
+              <w:top w:type="dxa" w:w="60"/>
+              <w:left w:type="dxa" w:w="90"/>
+              <w:bottom w:type="dxa" w:w="60"/>
+              <w:right w:type="dxa" w:w="90"/>
+            </w:tcMar>
+          </w:tcPr>
+          <w:p>
+            <w:r>
+              <w:rPr>
+                <w:b w:val="false"/>
+                <w:bCs w:val="false"/>
+                <w:color w:val="000000"/>
+                <w:sz w:val="19"/>
+                <w:szCs w:val="19"/>
+              </w:rPr>
+              <w:t xml:space="preserve">need</w:t>
+            </w:r>
+          </w:p>
+        </w:tc>
+        <w:tc>
+          <w:tcPr>
+            <w:tcW w:type="dxa" w:w="3219"/>
+            <w:shd w:fill="FFFFFF" w:color="auto" w:val="clear"/>
+            <w:tcMar>
+              <w:top w:type="dxa" w:w="60"/>
+              <w:left w:type="dxa" w:w="90"/>
+              <w:bottom w:type="dxa" w:w="60"/>
+              <w:right w:type="dxa" w:w="90"/>
+            </w:tcMar>
+          </w:tcPr>
+          <w:p>
+            <w:r>
+              <w:rPr>
+                <w:b w:val="false"/>
+                <w:bCs w:val="false"/>
+                <w:color w:val="000000"/>
+                <w:sz w:val="19"/>
+                <w:szCs w:val="19"/>
+              </w:rPr>
+              <w:t xml:space="preserve">You need to take this twice a day.</w:t>
+            </w:r>
+          </w:p>
+        </w:tc>
+      </w:tr>
+    </w:tbl>
+    <w:p>
+      <w:pPr>
+        <w:spacing w:after="80"/>
+      </w:pPr>
+    </w:p>
+    <w:p>
+      <w:pPr>
+        <w:spacing w:after="120"/>
+      </w:pPr>
+      <w:r>
+        <w:rPr>
+          <w:b/>
+          <w:bCs/>
+        </w:rPr>
+        <w:t xml:space="preserve">Errores comunes corregidos:</w:t>
+      </w:r>
+    </w:p>
+    <w:p>
+      <w:pPr>
+        <w:pStyle w:val="ListParagraph"/>
+        <w:numPr>
+          <w:ilvl w:val="0"/>
+          <w:numId w:val="2"/>
+        </w:numPr>
+        <w:spacing w:after="80"/>
+      </w:pPr>
+      <w:r>
+        <w:rPr>
+          <w:color w:val="C00000"/>
+        </w:rPr>
+        <w:t xml:space="preserve">✗ I like investigation.</w:t>
+      </w:r>
+      <w:r>
+        <w:t xml:space="preserve">  →  </w:t>
+      </w:r>
+      <w:r>
+        <w:rPr>
+          <w:b/>
+          <w:bCs/>
+          <w:color w:val="2E7D32"/>
+        </w:rPr>
+        <w:t xml:space="preserve">✓ I like doing research.</w:t>
+      </w:r>
+    </w:p>
+    <w:p>
+      <w:pPr>
+        <w:pStyle w:val="ListParagraph"/>
+        <w:numPr>
+          <w:ilvl w:val="0"/>
+          <w:numId w:val="2"/>
+        </w:numPr>
+        <w:spacing w:after="80"/>
+      </w:pPr>
+      <w:r>
+        <w:rPr>
+          <w:color w:val="C00000"/>
+        </w:rPr>
+        <w:t xml:space="preserve">✗ I like practicing sport.</w:t>
+      </w:r>
+      <w:r>
+        <w:t xml:space="preserve">  →  </w:t>
+      </w:r>
+      <w:r>
+        <w:rPr>
+          <w:b/>
+          <w:bCs/>
+          <w:color w:val="2E7D32"/>
+        </w:rPr>
+        <w:t xml:space="preserve">✓ I like playing sports.</w:t>
+      </w:r>
+    </w:p>
+    <w:p>
+      <w:pPr>
+        <w:pStyle w:val="ListParagraph"/>
+        <w:numPr>
+          <w:ilvl w:val="0"/>
+          <w:numId w:val="2"/>
+        </w:numPr>
+        <w:spacing w:after="80"/>
+      </w:pPr>
+      <w:r>
+        <w:rPr>
+          <w:color w:val="C00000"/>
+        </w:rPr>
+        <w:t xml:space="preserve">✗ I want living in Australia.</w:t>
+      </w:r>
+      <w:r>
+        <w:t xml:space="preserve">  →  </w:t>
+      </w:r>
+      <w:r>
+        <w:rPr>
+          <w:b/>
+          <w:bCs/>
+          <w:color w:val="2E7D32"/>
+        </w:rPr>
+        <w:t xml:space="preserve">✓ I want to live in Australia.</w:t>
+      </w:r>
+    </w:p>
+    <w:p>
+      <w:pPr>
+        <w:pStyle w:val="ListParagraph"/>
+        <w:numPr>
+          <w:ilvl w:val="0"/>
+          <w:numId w:val="2"/>
+        </w:numPr>
+        <w:spacing w:after="80"/>
+      </w:pPr>
+      <w:r>
+        <w:rPr>
+          <w:color w:val="C00000"/>
+        </w:rPr>
+        <w:t xml:space="preserve">✗ I’m interested in to study.</w:t>
+      </w:r>
+      <w:r>
+        <w:t xml:space="preserve">  →  </w:t>
+      </w:r>
+      <w:r>
+        <w:rPr>
+          <w:b/>
+          <w:bCs/>
+          <w:color w:val="2E7D32"/>
+        </w:rPr>
+        <w:t xml:space="preserve">✓ I’m interested in studying.</w:t>
+      </w:r>
+    </w:p>
+    <w:p>
+      <w:pPr>
+        <w:spacing w:after="80"/>
+      </w:pPr>
+    </w:p>
+    <w:tbl>
+      <w:tblPr>
+        <w:tblW w:type="dxa" w:w="9638"/>
+        <w:tblBorders>
+          <w:top w:val="single" w:color="auto" w:sz="4"/>
+          <w:left w:val="single" w:color="auto" w:sz="4"/>
+          <w:bottom w:val="single" w:color="auto" w:sz="4"/>
+          <w:right w:val="single" w:color="auto" w:sz="4"/>
+          <w:insideH w:val="single" w:color="auto" w:sz="4"/>
+          <w:insideV w:val="single" w:color="auto" w:sz="4"/>
+        </w:tblBorders>
+      </w:tblPr>
+      <w:tblGrid>
+        <w:gridCol w:w="9638"/>
+      </w:tblGrid>
+      <w:tr>
+        <w:tc>
+          <w:tcPr>
+            <w:tcW w:type="dxa" w:w="9638"/>
+            <w:shd w:fill="EAF3EA" w:color="auto" w:val="clear"/>
+            <w:tcMar>
+              <w:top w:type="dxa" w:w="100"/>
+              <w:left w:type="dxa" w:w="160"/>
+              <w:bottom w:type="dxa" w:w="100"/>
+              <w:right w:type="dxa" w:w="160"/>
+            </w:tcMar>
+          </w:tcPr>
+          <w:p>
+            <w:pPr>
+              <w:spacing w:after="80"/>
+            </w:pPr>
+            <w:r>
+              <w:rPr>
+                <w:b/>
+                <w:bCs/>
+                <w:color w:val="1F3864"/>
+              </w:rPr>
+              <w:t xml:space="preserve">Práctica resuelta</w:t>
+            </w:r>
+          </w:p>
+          <w:p>
+            <w:pPr>
+              <w:spacing w:after="50"/>
+            </w:pPr>
+            <w:r>
+              <w:rPr>
+                <w:sz w:val="20"/>
+                <w:szCs w:val="20"/>
+              </w:rPr>
+              <w:t xml:space="preserve">Consejo médico usando ambas formas: “You need to reduce salt. I recommend walking 30 minutes a day. Avoid drinking alcohol, and keep taking your blood pressure medication. If you decide to stop smoking, we can help you.”</w:t>
+            </w:r>
+          </w:p>
+          <w:p>
+            <w:pPr>
+              <w:spacing w:after="50"/>
+            </w:pPr>
+            <w:r>
+              <w:rPr>
+                <w:sz w:val="20"/>
+                <w:szCs w:val="20"/>
+              </w:rPr>
+              <w:t xml:space="preserve">Gerundios: walking, drinking, taking, smoking. Infinitivos: to reduce, to stop.</w:t>
+            </w:r>
+          </w:p>
+        </w:tc>
+      </w:tr>
+    </w:tbl>
+    <w:p>
+      <w:pPr>
+        <w:spacing w:after="80"/>
+      </w:pPr>
+    </w:p>
+    <w:tbl>
+      <w:tblPr>
+        <w:tblW w:type="dxa" w:w="9638"/>
+        <w:tblBorders>
+          <w:top w:val="single" w:color="auto" w:sz="4"/>
+          <w:left w:val="single" w:color="auto" w:sz="4"/>
+          <w:bottom w:val="single" w:color="auto" w:sz="4"/>
+          <w:right w:val="single" w:color="auto" w:sz="4"/>
+          <w:insideH w:val="single" w:color="auto" w:sz="4"/>
+          <w:insideV w:val="single" w:color="auto" w:sz="4"/>
+        </w:tblBorders>
+      </w:tblPr>
+      <w:tblGrid>
+        <w:gridCol w:w="9638"/>
+      </w:tblGrid>
+      <w:tr>
+        <w:tc>
+          <w:tcPr>
+            <w:tcW w:type="dxa" w:w="9638"/>
+            <w:shd w:fill="F2F6FC" w:color="auto" w:val="clear"/>
+            <w:tcMar>
+              <w:top w:type="dxa" w:w="100"/>
+              <w:left w:type="dxa" w:w="160"/>
+              <w:bottom w:type="dxa" w:w="100"/>
+              <w:right w:type="dxa" w:w="160"/>
+            </w:tcMar>
+          </w:tcPr>
+          <w:p>
+            <w:pPr>
+              <w:spacing w:after="80"/>
+            </w:pPr>
+            <w:r>
+              <w:rPr>
+                <w:b/>
+                <w:bCs/>
+                <w:color w:val="1F3864"/>
+              </w:rPr>
+              <w:t xml:space="preserve">Checklist del módulo</w:t>
+            </w:r>
+          </w:p>
+          <w:p>
+            <w:pPr>
+              <w:spacing w:after="50"/>
+            </w:pPr>
+            <w:r>
+              <w:rPr>
+                <w:sz w:val="20"/>
+                <w:szCs w:val="20"/>
+              </w:rPr>
+              <w:t xml:space="preserve">☐ Clasifico 10 verbos en -ing o to sin mirar la tabla.</w:t>
+            </w:r>
+          </w:p>
+          <w:p>
+            <w:pPr>
+              <w:spacing w:after="50"/>
+            </w:pPr>
+            <w:r>
+              <w:rPr>
+                <w:sz w:val="20"/>
+                <w:szCs w:val="20"/>
+              </w:rPr>
+              <w:t xml:space="preserve">☐ Doy un consejo de estilo de vida con 2 gerundios y 2 infinitivos.</w:t>
+            </w:r>
+          </w:p>
+          <w:p>
+            <w:pPr>
+              <w:spacing w:after="50"/>
+            </w:pPr>
+            <w:r>
+              <w:rPr>
+                <w:sz w:val="20"/>
+                <w:szCs w:val="20"/>
+              </w:rPr>
+              <w:t xml:space="preserve">☐ Uso gerundio después de preposiciones.</w:t>
+            </w:r>
+          </w:p>
+        </w:tc>
+      </w:tr>
+    </w:tbl>
+    <w:p>
+      <w:pPr>
+        <w:pStyle w:val="Heading2"/>
+        <w:spacing w:after="120" w:before="200"/>
+      </w:pPr>
+      <w:r>
+        <w:t xml:space="preserve">Módulo 3. Conectores y estructura de oraciones largas</w:t>
+      </w:r>
+    </w:p>
+    <w:p>
+      <w:pPr>
+        <w:spacing w:after="120"/>
+      </w:pPr>
+      <w:r>
+        <w:rPr>
+          <w:b/>
+          <w:bCs/>
+        </w:rPr>
+        <w:t xml:space="preserve">Prioridad: </w:t>
+      </w:r>
+      <w:r>
+        <w:t xml:space="preserve">Alta. Tema de la sesión personalizada 1.</w:t>
+      </w:r>
+    </w:p>
+    <w:p>
+      <w:pPr>
+        <w:spacing w:after="120"/>
+      </w:pPr>
+      <w:r>
+        <w:rPr>
+          <w:b/>
+          <w:bCs/>
+        </w:rPr>
+        <w:t xml:space="preserve">Qué es. </w:t>
+      </w:r>
+      <w:r>
+        <w:t xml:space="preserve">Los conectores enlazan ideas para formar oraciones largas y lógicas. La base de cada oración sigue siendo sujeto + verbo + complemento.</w:t>
+      </w:r>
+    </w:p>
+    <w:p>
+      <w:pPr>
+        <w:spacing w:after="120"/>
+      </w:pPr>
+      <w:r>
+        <w:rPr>
+          <w:b/>
+          <w:bCs/>
+        </w:rPr>
+        <w:t xml:space="preserve">Por qué importa. </w:t>
+      </w:r>
+      <w:r>
+        <w:t xml:space="preserve">El coordinador observó que usted cambia la idea a mitad de frase. Los conectores dan un esqueleto previo: primero, luego, sin embargo, por eso. Así la idea se organiza antes de hablar.</w:t>
+      </w:r>
+    </w:p>
+    <w:p>
+      <w:pPr>
+        <w:spacing w:after="120"/>
+      </w:pPr>
+      <w:r>
+        <w:rPr>
+          <w:b/>
+          <w:bCs/>
+        </w:rPr>
+        <w:t xml:space="preserve">Cómo se aplica, paso a paso:</w:t>
+      </w:r>
+    </w:p>
+    <w:p>
+      <w:pPr>
+        <w:pStyle w:val="ListParagraph"/>
+        <w:numPr>
+          <w:ilvl w:val="0"/>
+          <w:numId w:val="5"/>
+        </w:numPr>
+        <w:spacing w:after="60"/>
+      </w:pPr>
+      <w:r>
+        <w:t xml:space="preserve">Defina la idea en español en una frase corta.</w:t>
+      </w:r>
+    </w:p>
+    <w:p>
+      <w:pPr>
+        <w:pStyle w:val="ListParagraph"/>
+        <w:numPr>
+          <w:ilvl w:val="0"/>
+          <w:numId w:val="5"/>
+        </w:numPr>
+        <w:spacing w:after="60"/>
+      </w:pPr>
+      <w:r>
+        <w:t xml:space="preserve">Divídala en bloques S + V + C.</w:t>
+      </w:r>
+    </w:p>
+    <w:p>
+      <w:pPr>
+        <w:pStyle w:val="ListParagraph"/>
+        <w:numPr>
+          <w:ilvl w:val="0"/>
+          <w:numId w:val="5"/>
+        </w:numPr>
+        <w:spacing w:after="60"/>
+      </w:pPr>
+      <w:r>
+        <w:t xml:space="preserve">Una los bloques con un conector de la tabla.</w:t>
+      </w:r>
+    </w:p>
+    <w:p>
+      <w:pPr>
+        <w:pStyle w:val="ListParagraph"/>
+        <w:numPr>
+          <w:ilvl w:val="0"/>
+          <w:numId w:val="5"/>
+        </w:numPr>
+        <w:spacing w:after="60"/>
+      </w:pPr>
+      <w:r>
+        <w:t xml:space="preserve">Diga máximo dos conectores por oración al principio.</w:t>
+      </w:r>
+    </w:p>
+    <w:p>
+      <w:pPr>
+        <w:spacing w:after="80"/>
+      </w:pPr>
+    </w:p>
+    <w:tbl>
+      <w:tblPr>
+        <w:tblW w:type="dxa" w:w="9638"/>
+        <w:tblBorders>
+          <w:top w:val="single" w:color="auto" w:sz="4"/>
+          <w:left w:val="single" w:color="auto" w:sz="4"/>
+          <w:bottom w:val="single" w:color="auto" w:sz="4"/>
+          <w:right w:val="single" w:color="auto" w:sz="4"/>
+          <w:insideH w:val="single" w:color="auto" w:sz="4"/>
+          <w:insideV w:val="single" w:color="auto" w:sz="4"/>
+        </w:tblBorders>
+      </w:tblPr>
+      <w:tblGrid>
+        <w:gridCol w:w="1800"/>
+        <w:gridCol w:w="3000"/>
+        <w:gridCol w:w="4838"/>
+      </w:tblGrid>
+      <w:tr>
+        <w:trPr>
+          <w:tblHeader/>
+        </w:trPr>
+        <w:tc>
+          <w:tcPr>
+            <w:tcW w:type="dxa" w:w="1800"/>
+            <w:shd w:fill="1F3864" w:color="auto" w:val="clear"/>
+            <w:tcMar>
+              <w:top w:type="dxa" w:w="60"/>
+              <w:left w:type="dxa" w:w="90"/>
+              <w:bottom w:type="dxa" w:w="60"/>
+              <w:right w:type="dxa" w:w="90"/>
+            </w:tcMar>
+          </w:tcPr>
+          <w:p>
+            <w:r>
+              <w:rPr>
+                <w:b/>
+                <w:bCs/>
+                <w:color w:val="FFFFFF"/>
+                <w:sz w:val="19"/>
+                <w:szCs w:val="19"/>
+              </w:rPr>
+              <w:t xml:space="preserve">Función</w:t>
+            </w:r>
+          </w:p>
+        </w:tc>
+        <w:tc>
+          <w:tcPr>
+            <w:tcW w:type="dxa" w:w="3000"/>
+            <w:shd w:fill="1F3864" w:color="auto" w:val="clear"/>
+            <w:tcMar>
+              <w:top w:type="dxa" w:w="60"/>
+              <w:left w:type="dxa" w:w="90"/>
+              <w:bottom w:type="dxa" w:w="60"/>
+              <w:right w:type="dxa" w:w="90"/>
+            </w:tcMar>
+          </w:tcPr>
+          <w:p>
+            <w:r>
+              <w:rPr>
+                <w:b/>
+                <w:bCs/>
+                <w:color w:val="FFFFFF"/>
+                <w:sz w:val="19"/>
+                <w:szCs w:val="19"/>
+              </w:rPr>
+              <w:t xml:space="preserve">Conectores</w:t>
+            </w:r>
+          </w:p>
+        </w:tc>
+        <w:tc>
+          <w:tcPr>
+            <w:tcW w:type="dxa" w:w="4838"/>
+            <w:shd w:fill="1F3864" w:color="auto" w:val="clear"/>
+            <w:tcMar>
+              <w:top w:type="dxa" w:w="60"/>
+              <w:left w:type="dxa" w:w="90"/>
+              <w:bottom w:type="dxa" w:w="60"/>
+              <w:right w:type="dxa" w:w="90"/>
+            </w:tcMar>
+          </w:tcPr>
+          <w:p>
+            <w:r>
+              <w:rPr>
+                <w:b/>
+                <w:bCs/>
+                <w:color w:val="FFFFFF"/>
+                <w:sz w:val="19"/>
+                <w:szCs w:val="19"/>
+              </w:rPr>
+              <w:t xml:space="preserve">Ejemplo clínico</w:t>
+            </w:r>
+          </w:p>
+        </w:tc>
+      </w:tr>
+      <w:tr>
+        <w:tc>
+          <w:tcPr>
+            <w:tcW w:type="dxa" w:w="1800"/>
+            <w:shd w:fill="FFFFFF" w:color="auto" w:val="clear"/>
+            <w:tcMar>
+              <w:top w:type="dxa" w:w="60"/>
+              <w:left w:type="dxa" w:w="90"/>
+              <w:bottom w:type="dxa" w:w="60"/>
+              <w:right w:type="dxa" w:w="90"/>
+            </w:tcMar>
+          </w:tcPr>
+          <w:p>
+            <w:r>
+              <w:rPr>
+                <w:b w:val="false"/>
+                <w:bCs w:val="false"/>
+                <w:color w:val="000000"/>
+                <w:sz w:val="19"/>
+                <w:szCs w:val="19"/>
+              </w:rPr>
+              <w:t xml:space="preserve">Secuencia</w:t>
+            </w:r>
+          </w:p>
+        </w:tc>
+        <w:tc>
+          <w:tcPr>
+            <w:tcW w:type="dxa" w:w="3000"/>
+            <w:shd w:fill="FFFFFF" w:color="auto" w:val="clear"/>
+            <w:tcMar>
+              <w:top w:type="dxa" w:w="60"/>
+              <w:left w:type="dxa" w:w="90"/>
+              <w:bottom w:type="dxa" w:w="60"/>
+              <w:right w:type="dxa" w:w="90"/>
+            </w:tcMar>
+          </w:tcPr>
+          <w:p>
+            <w:r>
+              <w:rPr>
+                <w:b w:val="false"/>
+                <w:bCs w:val="false"/>
+                <w:color w:val="000000"/>
+                <w:sz w:val="19"/>
+                <w:szCs w:val="19"/>
+              </w:rPr>
+              <w:t xml:space="preserve">first, then, after that, finally</w:t>
+            </w:r>
+          </w:p>
+        </w:tc>
+        <w:tc>
+          <w:tcPr>
+            <w:tcW w:type="dxa" w:w="4838"/>
+            <w:shd w:fill="FFFFFF" w:color="auto" w:val="clear"/>
+            <w:tcMar>
+              <w:top w:type="dxa" w:w="60"/>
+              <w:left w:type="dxa" w:w="90"/>
+              <w:bottom w:type="dxa" w:w="60"/>
+              <w:right w:type="dxa" w:w="90"/>
+            </w:tcMar>
+          </w:tcPr>
+          <w:p>
+            <w:r>
+              <w:rPr>
+                <w:b w:val="false"/>
+                <w:bCs w:val="false"/>
+                <w:color w:val="000000"/>
+                <w:sz w:val="19"/>
+                <w:szCs w:val="19"/>
+              </w:rPr>
+              <w:t xml:space="preserve">First, I took his blood pressure. Then, I ordered an ECG.</w:t>
+            </w:r>
+          </w:p>
+        </w:tc>
+      </w:tr>
+      <w:tr>
+        <w:tc>
+          <w:tcPr>
+            <w:tcW w:type="dxa" w:w="1800"/>
+            <w:shd w:fill="F2F6FC" w:color="auto" w:val="clear"/>
+            <w:tcMar>
+              <w:top w:type="dxa" w:w="60"/>
+              <w:left w:type="dxa" w:w="90"/>
+              <w:bottom w:type="dxa" w:w="60"/>
+              <w:right w:type="dxa" w:w="90"/>
+            </w:tcMar>
+          </w:tcPr>
+          <w:p>
+            <w:r>
+              <w:rPr>
+                <w:b w:val="false"/>
+                <w:bCs w:val="false"/>
+                <w:color w:val="000000"/>
+                <w:sz w:val="19"/>
+                <w:szCs w:val="19"/>
+              </w:rPr>
+              <w:t xml:space="preserve">Causa</w:t>
+            </w:r>
+          </w:p>
+        </w:tc>
+        <w:tc>
+          <w:tcPr>
+            <w:tcW w:type="dxa" w:w="3000"/>
+            <w:shd w:fill="F2F6FC" w:color="auto" w:val="clear"/>
+            <w:tcMar>
+              <w:top w:type="dxa" w:w="60"/>
+              <w:left w:type="dxa" w:w="90"/>
+              <w:bottom w:type="dxa" w:w="60"/>
+              <w:right w:type="dxa" w:w="90"/>
+            </w:tcMar>
+          </w:tcPr>
+          <w:p>
+            <w:r>
+              <w:rPr>
+                <w:b w:val="false"/>
+                <w:bCs w:val="false"/>
+                <w:color w:val="000000"/>
+                <w:sz w:val="19"/>
+                <w:szCs w:val="19"/>
+              </w:rPr>
+              <w:t xml:space="preserve">because, since, due to</w:t>
+            </w:r>
+          </w:p>
+        </w:tc>
+        <w:tc>
+          <w:tcPr>
+            <w:tcW w:type="dxa" w:w="4838"/>
+            <w:shd w:fill="F2F6FC" w:color="auto" w:val="clear"/>
+            <w:tcMar>
+              <w:top w:type="dxa" w:w="60"/>
+              <w:left w:type="dxa" w:w="90"/>
+              <w:bottom w:type="dxa" w:w="60"/>
+              <w:right w:type="dxa" w:w="90"/>
+            </w:tcMar>
+          </w:tcPr>
+          <w:p>
+            <w:r>
+              <w:rPr>
+                <w:b w:val="false"/>
+                <w:bCs w:val="false"/>
+                <w:color w:val="000000"/>
+                <w:sz w:val="19"/>
+                <w:szCs w:val="19"/>
+              </w:rPr>
+              <w:t xml:space="preserve">He was dizzy because his pressure was high.</w:t>
+            </w:r>
+          </w:p>
+        </w:tc>
+      </w:tr>
+      <w:tr>
+        <w:tc>
+          <w:tcPr>
+            <w:tcW w:type="dxa" w:w="1800"/>
+            <w:shd w:fill="FFFFFF" w:color="auto" w:val="clear"/>
+            <w:tcMar>
+              <w:top w:type="dxa" w:w="60"/>
+              <w:left w:type="dxa" w:w="90"/>
+              <w:bottom w:type="dxa" w:w="60"/>
+              <w:right w:type="dxa" w:w="90"/>
+            </w:tcMar>
+          </w:tcPr>
+          <w:p>
+            <w:r>
+              <w:rPr>
+                <w:b w:val="false"/>
+                <w:bCs w:val="false"/>
+                <w:color w:val="000000"/>
+                <w:sz w:val="19"/>
+                <w:szCs w:val="19"/>
+              </w:rPr>
+              <w:t xml:space="preserve">Consecuencia</w:t>
+            </w:r>
+          </w:p>
+        </w:tc>
+        <w:tc>
+          <w:tcPr>
+            <w:tcW w:type="dxa" w:w="3000"/>
+            <w:shd w:fill="FFFFFF" w:color="auto" w:val="clear"/>
+            <w:tcMar>
+              <w:top w:type="dxa" w:w="60"/>
+              <w:left w:type="dxa" w:w="90"/>
+              <w:bottom w:type="dxa" w:w="60"/>
+              <w:right w:type="dxa" w:w="90"/>
+            </w:tcMar>
+          </w:tcPr>
+          <w:p>
+            <w:r>
+              <w:rPr>
+                <w:b w:val="false"/>
+                <w:bCs w:val="false"/>
+                <w:color w:val="000000"/>
+                <w:sz w:val="19"/>
+                <w:szCs w:val="19"/>
+              </w:rPr>
+              <w:t xml:space="preserve">so, therefore, as a result</w:t>
+            </w:r>
+          </w:p>
+        </w:tc>
+        <w:tc>
+          <w:tcPr>
+            <w:tcW w:type="dxa" w:w="4838"/>
+            <w:shd w:fill="FFFFFF" w:color="auto" w:val="clear"/>
+            <w:tcMar>
+              <w:top w:type="dxa" w:w="60"/>
+              <w:left w:type="dxa" w:w="90"/>
+              <w:bottom w:type="dxa" w:w="60"/>
+              <w:right w:type="dxa" w:w="90"/>
+            </w:tcMar>
+          </w:tcPr>
+          <w:p>
+            <w:r>
+              <w:rPr>
+                <w:b w:val="false"/>
+                <w:bCs w:val="false"/>
+                <w:color w:val="000000"/>
+                <w:sz w:val="19"/>
+                <w:szCs w:val="19"/>
+              </w:rPr>
+              <w:t xml:space="preserve">The ECG was normal, so we discharged him.</w:t>
+            </w:r>
+          </w:p>
+        </w:tc>
+      </w:tr>
+      <w:tr>
+        <w:tc>
+          <w:tcPr>
+            <w:tcW w:type="dxa" w:w="1800"/>
+            <w:shd w:fill="F2F6FC" w:color="auto" w:val="clear"/>
+            <w:tcMar>
+              <w:top w:type="dxa" w:w="60"/>
+              <w:left w:type="dxa" w:w="90"/>
+              <w:bottom w:type="dxa" w:w="60"/>
+              <w:right w:type="dxa" w:w="90"/>
+            </w:tcMar>
+          </w:tcPr>
+          <w:p>
+            <w:r>
+              <w:rPr>
+                <w:b w:val="false"/>
+                <w:bCs w:val="false"/>
+                <w:color w:val="000000"/>
+                <w:sz w:val="19"/>
+                <w:szCs w:val="19"/>
+              </w:rPr>
+              <w:t xml:space="preserve">Contraste</w:t>
+            </w:r>
+          </w:p>
+        </w:tc>
+        <w:tc>
+          <w:tcPr>
+            <w:tcW w:type="dxa" w:w="3000"/>
+            <w:shd w:fill="F2F6FC" w:color="auto" w:val="clear"/>
+            <w:tcMar>
+              <w:top w:type="dxa" w:w="60"/>
+              <w:left w:type="dxa" w:w="90"/>
+              <w:bottom w:type="dxa" w:w="60"/>
+              <w:right w:type="dxa" w:w="90"/>
+            </w:tcMar>
+          </w:tcPr>
+          <w:p>
+            <w:r>
+              <w:rPr>
+                <w:b w:val="false"/>
+                <w:bCs w:val="false"/>
+                <w:color w:val="000000"/>
+                <w:sz w:val="19"/>
+                <w:szCs w:val="19"/>
+              </w:rPr>
+              <w:t xml:space="preserve">but, however, although</w:t>
+            </w:r>
+          </w:p>
+        </w:tc>
+        <w:tc>
+          <w:tcPr>
+            <w:tcW w:type="dxa" w:w="4838"/>
+            <w:shd w:fill="F2F6FC" w:color="auto" w:val="clear"/>
+            <w:tcMar>
+              <w:top w:type="dxa" w:w="60"/>
+              <w:left w:type="dxa" w:w="90"/>
+              <w:bottom w:type="dxa" w:w="60"/>
+              <w:right w:type="dxa" w:w="90"/>
+            </w:tcMar>
+          </w:tcPr>
+          <w:p>
+            <w:r>
+              <w:rPr>
+                <w:b w:val="false"/>
+                <w:bCs w:val="false"/>
+                <w:color w:val="000000"/>
+                <w:sz w:val="19"/>
+                <w:szCs w:val="19"/>
+              </w:rPr>
+              <w:t xml:space="preserve">Although he felt better, we kept him under observation.</w:t>
+            </w:r>
+          </w:p>
+        </w:tc>
+      </w:tr>
+      <w:tr>
+        <w:tc>
+          <w:tcPr>
+            <w:tcW w:type="dxa" w:w="1800"/>
+            <w:shd w:fill="FFFFFF" w:color="auto" w:val="clear"/>
+            <w:tcMar>
+              <w:top w:type="dxa" w:w="60"/>
+              <w:left w:type="dxa" w:w="90"/>
+              <w:bottom w:type="dxa" w:w="60"/>
+              <w:right w:type="dxa" w:w="90"/>
+            </w:tcMar>
+          </w:tcPr>
+          <w:p>
+            <w:r>
+              <w:rPr>
+                <w:b w:val="false"/>
+                <w:bCs w:val="false"/>
+                <w:color w:val="000000"/>
+                <w:sz w:val="19"/>
+                <w:szCs w:val="19"/>
+              </w:rPr>
+              <w:t xml:space="preserve">Adición</w:t>
+            </w:r>
+          </w:p>
+        </w:tc>
+        <w:tc>
+          <w:tcPr>
+            <w:tcW w:type="dxa" w:w="3000"/>
+            <w:shd w:fill="FFFFFF" w:color="auto" w:val="clear"/>
+            <w:tcMar>
+              <w:top w:type="dxa" w:w="60"/>
+              <w:left w:type="dxa" w:w="90"/>
+              <w:bottom w:type="dxa" w:w="60"/>
+              <w:right w:type="dxa" w:w="90"/>
+            </w:tcMar>
+          </w:tcPr>
+          <w:p>
+            <w:r>
+              <w:rPr>
+                <w:b w:val="false"/>
+                <w:bCs w:val="false"/>
+                <w:color w:val="000000"/>
+                <w:sz w:val="19"/>
+                <w:szCs w:val="19"/>
+              </w:rPr>
+              <w:t xml:space="preserve">and, also, in addition</w:t>
+            </w:r>
+          </w:p>
+        </w:tc>
+        <w:tc>
+          <w:tcPr>
+            <w:tcW w:type="dxa" w:w="4838"/>
+            <w:shd w:fill="FFFFFF" w:color="auto" w:val="clear"/>
+            <w:tcMar>
+              <w:top w:type="dxa" w:w="60"/>
+              <w:left w:type="dxa" w:w="90"/>
+              <w:bottom w:type="dxa" w:w="60"/>
+              <w:right w:type="dxa" w:w="90"/>
+            </w:tcMar>
+          </w:tcPr>
+          <w:p>
+            <w:r>
+              <w:rPr>
+                <w:b w:val="false"/>
+                <w:bCs w:val="false"/>
+                <w:color w:val="000000"/>
+                <w:sz w:val="19"/>
+                <w:szCs w:val="19"/>
+              </w:rPr>
+              <w:t xml:space="preserve">He has diabetes. In addition, he smokes.</w:t>
+            </w:r>
+          </w:p>
+        </w:tc>
+      </w:tr>
+      <w:tr>
+        <w:tc>
+          <w:tcPr>
+            <w:tcW w:type="dxa" w:w="1800"/>
+            <w:shd w:fill="F2F6FC" w:color="auto" w:val="clear"/>
+            <w:tcMar>
+              <w:top w:type="dxa" w:w="60"/>
+              <w:left w:type="dxa" w:w="90"/>
+              <w:bottom w:type="dxa" w:w="60"/>
+              <w:right w:type="dxa" w:w="90"/>
+            </w:tcMar>
+          </w:tcPr>
+          <w:p>
+            <w:r>
+              <w:rPr>
+                <w:b w:val="false"/>
+                <w:bCs w:val="false"/>
+                <w:color w:val="000000"/>
+                <w:sz w:val="19"/>
+                <w:szCs w:val="19"/>
+              </w:rPr>
+              <w:t xml:space="preserve">Condición</w:t>
+            </w:r>
+          </w:p>
+        </w:tc>
+        <w:tc>
+          <w:tcPr>
+            <w:tcW w:type="dxa" w:w="3000"/>
+            <w:shd w:fill="F2F6FC" w:color="auto" w:val="clear"/>
+            <w:tcMar>
+              <w:top w:type="dxa" w:w="60"/>
+              <w:left w:type="dxa" w:w="90"/>
+              <w:bottom w:type="dxa" w:w="60"/>
+              <w:right w:type="dxa" w:w="90"/>
+            </w:tcMar>
+          </w:tcPr>
+          <w:p>
+            <w:r>
+              <w:rPr>
+                <w:b w:val="false"/>
+                <w:bCs w:val="false"/>
+                <w:color w:val="000000"/>
+                <w:sz w:val="19"/>
+                <w:szCs w:val="19"/>
+              </w:rPr>
+              <w:t xml:space="preserve">if, unless</w:t>
+            </w:r>
+          </w:p>
+        </w:tc>
+        <w:tc>
+          <w:tcPr>
+            <w:tcW w:type="dxa" w:w="4838"/>
+            <w:shd w:fill="F2F6FC" w:color="auto" w:val="clear"/>
+            <w:tcMar>
+              <w:top w:type="dxa" w:w="60"/>
+              <w:left w:type="dxa" w:w="90"/>
+              <w:bottom w:type="dxa" w:w="60"/>
+              <w:right w:type="dxa" w:w="90"/>
+            </w:tcMar>
+          </w:tcPr>
+          <w:p>
+            <w:r>
+              <w:rPr>
+                <w:b w:val="false"/>
+                <w:bCs w:val="false"/>
+                <w:color w:val="000000"/>
+                <w:sz w:val="19"/>
+                <w:szCs w:val="19"/>
+              </w:rPr>
+              <w:t xml:space="preserve">If the pain returns, come back to the ER.</w:t>
+            </w:r>
+          </w:p>
+        </w:tc>
+      </w:tr>
+    </w:tbl>
+    <w:p>
+      <w:pPr>
+        <w:spacing w:after="80"/>
+      </w:pPr>
+    </w:p>
+    <w:p>
+      <w:pPr>
+        <w:spacing w:after="120"/>
+      </w:pPr>
+      <w:r>
+        <w:rPr>
+          <w:b/>
+          <w:bCs/>
+        </w:rPr>
+        <w:t xml:space="preserve">Errores comunes corregidos:</w:t>
+      </w:r>
+    </w:p>
+    <w:p>
+      <w:pPr>
+        <w:pStyle w:val="ListParagraph"/>
+        <w:numPr>
+          <w:ilvl w:val="0"/>
+          <w:numId w:val="2"/>
+        </w:numPr>
+        <w:spacing w:after="80"/>
+      </w:pPr>
+      <w:r>
+        <w:rPr>
+          <w:color w:val="C00000"/>
+        </w:rPr>
+        <w:t xml:space="preserve">✗ The patient, he had pain, like, such as, in the chest.</w:t>
+      </w:r>
+      <w:r>
+        <w:t xml:space="preserve">  →  </w:t>
+      </w:r>
+      <w:r>
+        <w:rPr>
+          <w:b/>
+          <w:bCs/>
+          <w:color w:val="2E7D32"/>
+        </w:rPr>
+        <w:t xml:space="preserve">✓ The patient had chest pain.</w:t>
+      </w:r>
+    </w:p>
+    <w:p>
+      <w:pPr>
+        <w:pStyle w:val="ListParagraph"/>
+        <w:numPr>
+          <w:ilvl w:val="0"/>
+          <w:numId w:val="2"/>
+        </w:numPr>
+        <w:spacing w:after="80"/>
+      </w:pPr>
+      <w:r>
+        <w:rPr>
+          <w:color w:val="C00000"/>
+        </w:rPr>
+        <w:t xml:space="preserve">✗ Because the pressure. So we gave medication.</w:t>
+      </w:r>
+      <w:r>
+        <w:t xml:space="preserve">  →  </w:t>
+      </w:r>
+      <w:r>
+        <w:rPr>
+          <w:b/>
+          <w:bCs/>
+          <w:color w:val="2E7D32"/>
+        </w:rPr>
+        <w:t xml:space="preserve">✓ Because his pressure was high, we gave him medication.</w:t>
+      </w:r>
+    </w:p>
+    <w:p>
+      <w:pPr>
+        <w:pStyle w:val="ListParagraph"/>
+        <w:numPr>
+          <w:ilvl w:val="0"/>
+          <w:numId w:val="2"/>
+        </w:numPr>
+        <w:spacing w:after="80"/>
+      </w:pPr>
+      <w:r>
+        <w:rPr>
+          <w:color w:val="C00000"/>
+        </w:rPr>
+        <w:t xml:space="preserve">✗ However he felt better.</w:t>
+      </w:r>
+      <w:r>
+        <w:t xml:space="preserve">  →  </w:t>
+      </w:r>
+      <w:r>
+        <w:rPr>
+          <w:b/>
+          <w:bCs/>
+          <w:color w:val="2E7D32"/>
+        </w:rPr>
+        <w:t xml:space="preserve">✓ However, he felt better. (coma después de however)</w:t>
+      </w:r>
+    </w:p>
+    <w:p>
+      <w:pPr>
+        <w:spacing w:after="80"/>
+      </w:pPr>
+    </w:p>
+    <w:tbl>
+      <w:tblPr>
+        <w:tblW w:type="dxa" w:w="9638"/>
+        <w:tblBorders>
+          <w:top w:val="single" w:color="auto" w:sz="4"/>
+          <w:left w:val="single" w:color="auto" w:sz="4"/>
+          <w:bottom w:val="single" w:color="auto" w:sz="4"/>
+          <w:right w:val="single" w:color="auto" w:sz="4"/>
+          <w:insideH w:val="single" w:color="auto" w:sz="4"/>
+          <w:insideV w:val="single" w:color="auto" w:sz="4"/>
+        </w:tblBorders>
+      </w:tblPr>
+      <w:tblGrid>
+        <w:gridCol w:w="9638"/>
+      </w:tblGrid>
+      <w:tr>
+        <w:tc>
+          <w:tcPr>
+            <w:tcW w:type="dxa" w:w="9638"/>
+            <w:shd w:fill="EAF3EA" w:color="auto" w:val="clear"/>
+            <w:tcMar>
+              <w:top w:type="dxa" w:w="100"/>
+              <w:left w:type="dxa" w:w="160"/>
+              <w:bottom w:type="dxa" w:w="100"/>
+              <w:right w:type="dxa" w:w="160"/>
+            </w:tcMar>
+          </w:tcPr>
+          <w:p>
+            <w:pPr>
+              <w:spacing w:after="80"/>
+            </w:pPr>
+            <w:r>
+              <w:rPr>
+                <w:b/>
+                <w:bCs/>
+                <w:color w:val="1F3864"/>
+              </w:rPr>
+              <w:t xml:space="preserve">Práctica resuelta</w:t>
+            </w:r>
+          </w:p>
+          <w:p>
+            <w:pPr>
+              <w:spacing w:after="50"/>
+            </w:pPr>
+            <w:r>
+              <w:rPr>
+                <w:sz w:val="20"/>
+                <w:szCs w:val="20"/>
+              </w:rPr>
+              <w:t xml:space="preserve">Idea larga: “Although the patient felt better after the medication, his blood pressure was still high, so we decided to keep him under observation for two more hours.”</w:t>
+            </w:r>
+          </w:p>
+          <w:p>
+            <w:pPr>
+              <w:spacing w:after="50"/>
+            </w:pPr>
+            <w:r>
+              <w:rPr>
+                <w:sz w:val="20"/>
+                <w:szCs w:val="20"/>
+              </w:rPr>
+              <w:t xml:space="preserve">Bloques: Although + S+V+C, S+V+C, so + S+V+C. Tres ideas, dos conectores, una sola oración clara.</w:t>
+            </w:r>
+          </w:p>
+        </w:tc>
+      </w:tr>
+    </w:tbl>
+    <w:p>
+      <w:pPr>
+        <w:spacing w:after="80"/>
+      </w:pPr>
+    </w:p>
+    <w:tbl>
+      <w:tblPr>
+        <w:tblW w:type="dxa" w:w="9638"/>
+        <w:tblBorders>
+          <w:top w:val="single" w:color="auto" w:sz="4"/>
+          <w:left w:val="single" w:color="auto" w:sz="4"/>
+          <w:bottom w:val="single" w:color="auto" w:sz="4"/>
+          <w:right w:val="single" w:color="auto" w:sz="4"/>
+          <w:insideH w:val="single" w:color="auto" w:sz="4"/>
+          <w:insideV w:val="single" w:color="auto" w:sz="4"/>
+        </w:tblBorders>
+      </w:tblPr>
+      <w:tblGrid>
+        <w:gridCol w:w="9638"/>
+      </w:tblGrid>
+      <w:tr>
+        <w:tc>
+          <w:tcPr>
+            <w:tcW w:type="dxa" w:w="9638"/>
+            <w:shd w:fill="F2F6FC" w:color="auto" w:val="clear"/>
+            <w:tcMar>
+              <w:top w:type="dxa" w:w="100"/>
+              <w:left w:type="dxa" w:w="160"/>
+              <w:bottom w:type="dxa" w:w="100"/>
+              <w:right w:type="dxa" w:w="160"/>
+            </w:tcMar>
+          </w:tcPr>
+          <w:p>
+            <w:pPr>
+              <w:spacing w:after="80"/>
+            </w:pPr>
+            <w:r>
+              <w:rPr>
+                <w:b/>
+                <w:bCs/>
+                <w:color w:val="1F3864"/>
+              </w:rPr>
+              <w:t xml:space="preserve">Checklist del módulo</w:t>
+            </w:r>
+          </w:p>
+          <w:p>
+            <w:pPr>
+              <w:spacing w:after="50"/>
+            </w:pPr>
+            <w:r>
+              <w:rPr>
+                <w:sz w:val="20"/>
+                <w:szCs w:val="20"/>
+              </w:rPr>
+              <w:t xml:space="preserve">☐ Construyo 5 oraciones con conectores distintos.</w:t>
+            </w:r>
+          </w:p>
+          <w:p>
+            <w:pPr>
+              <w:spacing w:after="50"/>
+            </w:pPr>
+            <w:r>
+              <w:rPr>
+                <w:sz w:val="20"/>
+                <w:szCs w:val="20"/>
+              </w:rPr>
+              <w:t xml:space="preserve">☐ Uso coma después de however, therefore y after that.</w:t>
+            </w:r>
+          </w:p>
+          <w:p>
+            <w:pPr>
+              <w:spacing w:after="50"/>
+            </w:pPr>
+            <w:r>
+              <w:rPr>
+                <w:sz w:val="20"/>
+                <w:szCs w:val="20"/>
+              </w:rPr>
+              <w:t xml:space="preserve">☐ No uso such, as o like como relleno.</w:t>
+            </w:r>
+          </w:p>
+        </w:tc>
+      </w:tr>
+    </w:tbl>
+    <w:p>
+      <w:pPr>
+        <w:pStyle w:val="Heading2"/>
+        <w:spacing w:after="120" w:before="200"/>
+      </w:pPr>
+      <w:r>
+        <w:t xml:space="preserve">Módulo 4. Futuro simple: will, going to y presente continuo</w:t>
+      </w:r>
+    </w:p>
+    <w:p>
+      <w:pPr>
+        <w:spacing w:after="120"/>
+      </w:pPr>
+      <w:r>
+        <w:rPr>
+          <w:b/>
+          <w:bCs/>
+        </w:rPr>
+        <w:t xml:space="preserve">Prioridad: </w:t>
+      </w:r>
+      <w:r>
+        <w:t xml:space="preserve">Media. Tema de la sesión personalizada 2.</w:t>
+      </w:r>
+    </w:p>
+    <w:p>
+      <w:pPr>
+        <w:spacing w:after="120"/>
+      </w:pPr>
+      <w:r>
+        <w:rPr>
+          <w:b/>
+          <w:bCs/>
+        </w:rPr>
+        <w:t xml:space="preserve">Qué es. </w:t>
+      </w:r>
+      <w:r>
+        <w:t xml:space="preserve">El inglés tiene tres formas principales para el futuro. Cada una expresa una intención distinta.</w:t>
+      </w:r>
+    </w:p>
+    <w:p>
+      <w:pPr>
+        <w:spacing w:after="120"/>
+      </w:pPr>
+      <w:r>
+        <w:rPr>
+          <w:b/>
+          <w:bCs/>
+        </w:rPr>
+        <w:t xml:space="preserve">Por qué importa. </w:t>
+      </w:r>
+      <w:r>
+        <w:t xml:space="preserve">En clase usted habló de su futuro y de planes con el paciente. Elegir la forma correcta da precisión: un plan decidido no se dice igual que una predicción.</w:t>
+      </w:r>
+    </w:p>
+    <w:p>
+      <w:pPr>
+        <w:spacing w:after="120"/>
+      </w:pPr>
+      <w:r>
+        <w:rPr>
+          <w:b/>
+          <w:bCs/>
+        </w:rPr>
+        <w:t xml:space="preserve">Cómo se aplica, paso a paso:</w:t>
+      </w:r>
+    </w:p>
+    <w:p>
+      <w:pPr>
+        <w:pStyle w:val="ListParagraph"/>
+        <w:numPr>
+          <w:ilvl w:val="0"/>
+          <w:numId w:val="6"/>
+        </w:numPr>
+        <w:spacing w:after="60"/>
+      </w:pPr>
+      <w:r>
+        <w:t xml:space="preserve">Will: decisión en el momento, predicción u ofrecimiento. “I’ll check your blood pressure now.”</w:t>
+      </w:r>
+    </w:p>
+    <w:p>
+      <w:pPr>
+        <w:pStyle w:val="ListParagraph"/>
+        <w:numPr>
+          <w:ilvl w:val="0"/>
+          <w:numId w:val="6"/>
+        </w:numPr>
+        <w:spacing w:after="60"/>
+      </w:pPr>
+      <w:r>
+        <w:t xml:space="preserve">Going to: plan ya decidido o evidencia presente. “I’m going to apply for a radiology residency.”</w:t>
+      </w:r>
+    </w:p>
+    <w:p>
+      <w:pPr>
+        <w:pStyle w:val="ListParagraph"/>
+        <w:numPr>
+          <w:ilvl w:val="0"/>
+          <w:numId w:val="6"/>
+        </w:numPr>
+        <w:spacing w:after="60"/>
+      </w:pPr>
+      <w:r>
+        <w:t xml:space="preserve">Presente continuo: cita ya agendada. “I’m seeing a cardiologist on Monday.”</w:t>
+      </w:r>
+    </w:p>
+    <w:p>
+      <w:pPr>
+        <w:pStyle w:val="ListParagraph"/>
+        <w:numPr>
+          <w:ilvl w:val="0"/>
+          <w:numId w:val="6"/>
+        </w:numPr>
+        <w:spacing w:after="60"/>
+      </w:pPr>
+      <w:r>
+        <w:t xml:space="preserve">Para visualizarse: “In ten years, I see myself + -ing.”</w:t>
+      </w:r>
+    </w:p>
+    <w:p>
+      <w:pPr>
+        <w:spacing w:after="120"/>
+      </w:pPr>
+      <w:r>
+        <w:rPr>
+          <w:b/>
+          <w:bCs/>
+        </w:rPr>
+        <w:t xml:space="preserve">Errores comunes corregidos:</w:t>
+      </w:r>
+    </w:p>
+    <w:p>
+      <w:pPr>
+        <w:pStyle w:val="ListParagraph"/>
+        <w:numPr>
+          <w:ilvl w:val="0"/>
+          <w:numId w:val="2"/>
+        </w:numPr>
+        <w:spacing w:after="80"/>
+      </w:pPr>
+      <w:r>
+        <w:rPr>
+          <w:color w:val="C00000"/>
+        </w:rPr>
+        <w:t xml:space="preserve">✗ I see such a radiology.</w:t>
+      </w:r>
+      <w:r>
+        <w:t xml:space="preserve">  →  </w:t>
+      </w:r>
+      <w:r>
+        <w:rPr>
+          <w:b/>
+          <w:bCs/>
+          <w:color w:val="2E7D32"/>
+        </w:rPr>
+        <w:t xml:space="preserve">✓ In ten years, I see myself working as a radiologist.</w:t>
+      </w:r>
+    </w:p>
+    <w:p>
+      <w:pPr>
+        <w:pStyle w:val="ListParagraph"/>
+        <w:numPr>
+          <w:ilvl w:val="0"/>
+          <w:numId w:val="2"/>
+        </w:numPr>
+        <w:spacing w:after="80"/>
+      </w:pPr>
+      <w:r>
+        <w:rPr>
+          <w:color w:val="C00000"/>
+        </w:rPr>
+        <w:t xml:space="preserve">✗ I wait to live in Australia.</w:t>
+      </w:r>
+      <w:r>
+        <w:t xml:space="preserve">  →  </w:t>
+      </w:r>
+      <w:r>
+        <w:rPr>
+          <w:b/>
+          <w:bCs/>
+          <w:color w:val="2E7D32"/>
+        </w:rPr>
+        <w:t xml:space="preserve">✓ I hope to live in Australia.</w:t>
+      </w:r>
+    </w:p>
+    <w:p>
+      <w:pPr>
+        <w:pStyle w:val="ListParagraph"/>
+        <w:numPr>
+          <w:ilvl w:val="0"/>
+          <w:numId w:val="2"/>
+        </w:numPr>
+        <w:spacing w:after="80"/>
+      </w:pPr>
+      <w:r>
+        <w:rPr>
+          <w:color w:val="C00000"/>
+        </w:rPr>
+        <w:t xml:space="preserve">✗ I will to study.</w:t>
+      </w:r>
+      <w:r>
+        <w:t xml:space="preserve">  →  </w:t>
+      </w:r>
+      <w:r>
+        <w:rPr>
+          <w:b/>
+          <w:bCs/>
+          <w:color w:val="2E7D32"/>
+        </w:rPr>
+        <w:t xml:space="preserve">✓ I will study.</w:t>
+      </w:r>
+    </w:p>
+    <w:p>
+      <w:pPr>
+        <w:pStyle w:val="ListParagraph"/>
+        <w:numPr>
+          <w:ilvl w:val="0"/>
+          <w:numId w:val="2"/>
+        </w:numPr>
+        <w:spacing w:after="80"/>
+      </w:pPr>
+      <w:r>
+        <w:rPr>
+          <w:color w:val="C00000"/>
+        </w:rPr>
+        <w:t xml:space="preserve">✗ Tomorrow I going to work.</w:t>
+      </w:r>
+      <w:r>
+        <w:t xml:space="preserve">  →  </w:t>
+      </w:r>
+      <w:r>
+        <w:rPr>
+          <w:b/>
+          <w:bCs/>
+          <w:color w:val="2E7D32"/>
+        </w:rPr>
+        <w:t xml:space="preserve">✓ Tomorrow I’m going to work.</w:t>
+      </w:r>
+    </w:p>
+    <w:p>
+      <w:pPr>
+        <w:spacing w:after="80"/>
+      </w:pPr>
+    </w:p>
+    <w:tbl>
+      <w:tblPr>
+        <w:tblW w:type="dxa" w:w="9638"/>
+        <w:tblBorders>
+          <w:top w:val="single" w:color="auto" w:sz="4"/>
+          <w:left w:val="single" w:color="auto" w:sz="4"/>
+          <w:bottom w:val="single" w:color="auto" w:sz="4"/>
+          <w:right w:val="single" w:color="auto" w:sz="4"/>
+          <w:insideH w:val="single" w:color="auto" w:sz="4"/>
+          <w:insideV w:val="single" w:color="auto" w:sz="4"/>
+        </w:tblBorders>
+      </w:tblPr>
+      <w:tblGrid>
+        <w:gridCol w:w="9638"/>
+      </w:tblGrid>
+      <w:tr>
+        <w:tc>
+          <w:tcPr>
+            <w:tcW w:type="dxa" w:w="9638"/>
+            <w:shd w:fill="EAF3EA" w:color="auto" w:val="clear"/>
+            <w:tcMar>
+              <w:top w:type="dxa" w:w="100"/>
+              <w:left w:type="dxa" w:w="160"/>
+              <w:bottom w:type="dxa" w:w="100"/>
+              <w:right w:type="dxa" w:w="160"/>
+            </w:tcMar>
+          </w:tcPr>
+          <w:p>
+            <w:pPr>
+              <w:spacing w:after="80"/>
+            </w:pPr>
+            <w:r>
+              <w:rPr>
+                <w:b/>
+                <w:bCs/>
+                <w:color w:val="1F3864"/>
+              </w:rPr>
+              <w:t xml:space="preserve">Práctica resuelta</w:t>
+            </w:r>
+          </w:p>
+          <w:p>
+            <w:pPr>
+              <w:spacing w:after="50"/>
+            </w:pPr>
+            <w:r>
+              <w:rPr>
+                <w:sz w:val="20"/>
+                <w:szCs w:val="20"/>
+              </w:rPr>
+              <w:t xml:space="preserve">Pregunta del check-up: “How do you see yourself in ten years?”</w:t>
+            </w:r>
+          </w:p>
+          <w:p>
+            <w:pPr>
+              <w:spacing w:after="50"/>
+            </w:pPr>
+            <w:r>
+              <w:rPr>
+                <w:sz w:val="20"/>
+                <w:szCs w:val="20"/>
+              </w:rPr>
+              <w:t xml:space="preserve">Respuesta modelo: “In ten years, I see myself working as a radiologist in Australia. I’m going to finish my residency, and I hope to use artificial intelligence in medical imaging. I think I’ll also practice sports medicine as a hobby.”</w:t>
+            </w:r>
+          </w:p>
+          <w:p>
+            <w:pPr>
+              <w:spacing w:after="50"/>
+            </w:pPr>
+            <w:r>
+              <w:rPr>
+                <w:sz w:val="20"/>
+                <w:szCs w:val="20"/>
+              </w:rPr>
+              <w:t xml:space="preserve">Formas usadas: see myself working, going to finish, hope to use, will practice.</w:t>
+            </w:r>
+          </w:p>
+        </w:tc>
+      </w:tr>
+    </w:tbl>
+    <w:p>
+      <w:pPr>
+        <w:spacing w:after="80"/>
+      </w:pPr>
+    </w:p>
+    <w:tbl>
+      <w:tblPr>
+        <w:tblW w:type="dxa" w:w="9638"/>
+        <w:tblBorders>
+          <w:top w:val="single" w:color="auto" w:sz="4"/>
+          <w:left w:val="single" w:color="auto" w:sz="4"/>
+          <w:bottom w:val="single" w:color="auto" w:sz="4"/>
+          <w:right w:val="single" w:color="auto" w:sz="4"/>
+          <w:insideH w:val="single" w:color="auto" w:sz="4"/>
+          <w:insideV w:val="single" w:color="auto" w:sz="4"/>
+        </w:tblBorders>
+      </w:tblPr>
+      <w:tblGrid>
+        <w:gridCol w:w="9638"/>
+      </w:tblGrid>
+      <w:tr>
+        <w:tc>
+          <w:tcPr>
+            <w:tcW w:type="dxa" w:w="9638"/>
+            <w:shd w:fill="F2F6FC" w:color="auto" w:val="clear"/>
+            <w:tcMar>
+              <w:top w:type="dxa" w:w="100"/>
+              <w:left w:type="dxa" w:w="160"/>
+              <w:bottom w:type="dxa" w:w="100"/>
+              <w:right w:type="dxa" w:w="160"/>
+            </w:tcMar>
+          </w:tcPr>
+          <w:p>
+            <w:pPr>
+              <w:spacing w:after="80"/>
+            </w:pPr>
+            <w:r>
+              <w:rPr>
+                <w:b/>
+                <w:bCs/>
+                <w:color w:val="1F3864"/>
+              </w:rPr>
+              <w:t xml:space="preserve">Checklist del módulo</w:t>
+            </w:r>
+          </w:p>
+          <w:p>
+            <w:pPr>
+              <w:spacing w:after="50"/>
+            </w:pPr>
+            <w:r>
+              <w:rPr>
+                <w:sz w:val="20"/>
+                <w:szCs w:val="20"/>
+              </w:rPr>
+              <w:t xml:space="preserve">☐ Distingo will, going to y presente continuo con un ejemplo de cada uno.</w:t>
+            </w:r>
+          </w:p>
+          <w:p>
+            <w:pPr>
+              <w:spacing w:after="50"/>
+            </w:pPr>
+            <w:r>
+              <w:rPr>
+                <w:sz w:val="20"/>
+                <w:szCs w:val="20"/>
+              </w:rPr>
+              <w:t xml:space="preserve">☐ Respondo la pregunta de los 10 años en 4 frases.</w:t>
+            </w:r>
+          </w:p>
+          <w:p>
+            <w:pPr>
+              <w:spacing w:after="50"/>
+            </w:pPr>
+            <w:r>
+              <w:rPr>
+                <w:sz w:val="20"/>
+                <w:szCs w:val="20"/>
+              </w:rPr>
+              <w:t xml:space="preserve">☐ Uso hope para deseos y wait solo para esperar algo o a alguien.</w:t>
+            </w:r>
+          </w:p>
+        </w:tc>
+      </w:tr>
+    </w:tbl>
+    <w:p>
+      <w:pPr>
+        <w:pStyle w:val="Heading2"/>
+        <w:spacing w:after="120" w:before="200"/>
+      </w:pPr>
+      <w:r>
+        <w:t xml:space="preserve">Módulo 5. Presentación oral de un caso clínico</w:t>
+      </w:r>
+    </w:p>
+    <w:p>
+      <w:pPr>
+        <w:spacing w:after="120"/>
+      </w:pPr>
+      <w:r>
+        <w:rPr>
+          <w:b/>
+          <w:bCs/>
+        </w:rPr>
+        <w:t xml:space="preserve">Prioridad: </w:t>
+      </w:r>
+      <w:r>
+        <w:t xml:space="preserve">Media. Integra los módulos 1 a 4.</w:t>
+      </w:r>
+    </w:p>
+    <w:p>
+      <w:pPr>
+        <w:spacing w:after="120"/>
+      </w:pPr>
+      <w:r>
+        <w:rPr>
+          <w:b/>
+          <w:bCs/>
+        </w:rPr>
+        <w:t xml:space="preserve">Qué es. </w:t>
+      </w:r>
+      <w:r>
+        <w:t xml:space="preserve">Es la narración estructurada de un paciente: identificación, motivo de consulta, historia, examen, impresión y plan.</w:t>
+      </w:r>
+    </w:p>
+    <w:p>
+      <w:pPr>
+        <w:spacing w:after="120"/>
+      </w:pPr>
+      <w:r>
+        <w:rPr>
+          <w:b/>
+          <w:bCs/>
+        </w:rPr>
+        <w:t xml:space="preserve">Por qué importa. </w:t>
+      </w:r>
+      <w:r>
+        <w:t xml:space="preserve">Usted dijo que le cuesta explicar con claridad el paso a seguir. Una plantilla fija reduce la carga cognitiva y la ansiedad al hablar.</w:t>
+      </w:r>
+    </w:p>
+    <w:p>
+      <w:pPr>
+        <w:spacing w:after="120"/>
+      </w:pPr>
+      <w:r>
+        <w:rPr>
+          <w:b/>
+          <w:bCs/>
+        </w:rPr>
+        <w:t xml:space="preserve">Cómo se aplica, paso a paso:</w:t>
+      </w:r>
+    </w:p>
+    <w:p>
+      <w:pPr>
+        <w:pStyle w:val="ListParagraph"/>
+        <w:numPr>
+          <w:ilvl w:val="0"/>
+          <w:numId w:val="7"/>
+        </w:numPr>
+        <w:spacing w:after="60"/>
+      </w:pPr>
+      <w:r>
+        <w:t xml:space="preserve">Identificación: “A 58-year-old man with a history of hypertension…”</w:t>
+      </w:r>
+    </w:p>
+    <w:p>
+      <w:pPr>
+        <w:pStyle w:val="ListParagraph"/>
+        <w:numPr>
+          <w:ilvl w:val="0"/>
+          <w:numId w:val="7"/>
+        </w:numPr>
+        <w:spacing w:after="60"/>
+      </w:pPr>
+      <w:r>
+        <w:t xml:space="preserve">Motivo y evolución en pasado simple: “…came to the ER because he had a severe headache that began two hours ago.”</w:t>
+      </w:r>
+    </w:p>
+    <w:p>
+      <w:pPr>
+        <w:pStyle w:val="ListParagraph"/>
+        <w:numPr>
+          <w:ilvl w:val="0"/>
+          <w:numId w:val="7"/>
+        </w:numPr>
+        <w:spacing w:after="60"/>
+      </w:pPr>
+      <w:r>
+        <w:t xml:space="preserve">Examen: “On examination, his blood pressure was 190/120.”</w:t>
+      </w:r>
+    </w:p>
+    <w:p>
+      <w:pPr>
+        <w:pStyle w:val="ListParagraph"/>
+        <w:numPr>
+          <w:ilvl w:val="0"/>
+          <w:numId w:val="7"/>
+        </w:numPr>
+        <w:spacing w:after="60"/>
+      </w:pPr>
+      <w:r>
+        <w:t xml:space="preserve">Impresión: “My impression is hypertensive urgency, with no signs of target-organ damage.”</w:t>
+      </w:r>
+    </w:p>
+    <w:p>
+      <w:pPr>
+        <w:pStyle w:val="ListParagraph"/>
+        <w:numPr>
+          <w:ilvl w:val="0"/>
+          <w:numId w:val="7"/>
+        </w:numPr>
+        <w:spacing w:after="60"/>
+      </w:pPr>
+      <w:r>
+        <w:t xml:space="preserve">Plan con conectores y futuro: “First, we’re going to… Then, we’ll reassess… If…, we will…”</w:t>
+      </w:r>
+    </w:p>
+    <w:p>
+      <w:pPr>
+        <w:spacing w:after="120"/>
+      </w:pPr>
+      <w:r>
+        <w:rPr>
+          <w:b/>
+          <w:bCs/>
+        </w:rPr>
+        <w:t xml:space="preserve">Errores comunes corregidos:</w:t>
+      </w:r>
+    </w:p>
+    <w:p>
+      <w:pPr>
+        <w:pStyle w:val="ListParagraph"/>
+        <w:numPr>
+          <w:ilvl w:val="0"/>
+          <w:numId w:val="2"/>
+        </w:numPr>
+        <w:spacing w:after="80"/>
+      </w:pPr>
+      <w:r>
+        <w:rPr>
+          <w:color w:val="C00000"/>
+        </w:rPr>
+        <w:t xml:space="preserve">✗ The patient is coming with pain since two days.</w:t>
+      </w:r>
+      <w:r>
+        <w:t xml:space="preserve">  →  </w:t>
+      </w:r>
+      <w:r>
+        <w:rPr>
+          <w:b/>
+          <w:bCs/>
+          <w:color w:val="2E7D32"/>
+        </w:rPr>
+        <w:t xml:space="preserve">✓ The patient came in with pain that began two days ago.</w:t>
+      </w:r>
+    </w:p>
+    <w:p>
+      <w:pPr>
+        <w:pStyle w:val="ListParagraph"/>
+        <w:numPr>
+          <w:ilvl w:val="0"/>
+          <w:numId w:val="2"/>
+        </w:numPr>
+        <w:spacing w:after="80"/>
+      </w:pPr>
+      <w:r>
+        <w:rPr>
+          <w:color w:val="C00000"/>
+        </w:rPr>
+        <w:t xml:space="preserve">✗ We are going to make an electro.</w:t>
+      </w:r>
+      <w:r>
+        <w:t xml:space="preserve">  →  </w:t>
+      </w:r>
+      <w:r>
+        <w:rPr>
+          <w:b/>
+          <w:bCs/>
+          <w:color w:val="2E7D32"/>
+        </w:rPr>
+        <w:t xml:space="preserve">✓ We’re going to order an ECG.</w:t>
+      </w:r>
+    </w:p>
+    <w:p>
+      <w:pPr>
+        <w:pStyle w:val="ListParagraph"/>
+        <w:numPr>
+          <w:ilvl w:val="0"/>
+          <w:numId w:val="2"/>
+        </w:numPr>
+        <w:spacing w:after="80"/>
+      </w:pPr>
+      <w:r>
+        <w:rPr>
+          <w:color w:val="C00000"/>
+        </w:rPr>
+        <w:t xml:space="preserve">✗ I think is a crisis.</w:t>
+      </w:r>
+      <w:r>
+        <w:t xml:space="preserve">  →  </w:t>
+      </w:r>
+      <w:r>
+        <w:rPr>
+          <w:b/>
+          <w:bCs/>
+          <w:color w:val="2E7D32"/>
+        </w:rPr>
+        <w:t xml:space="preserve">✓ I think it is a hypertensive crisis.</w:t>
+      </w:r>
+    </w:p>
+    <w:p>
+      <w:pPr>
+        <w:spacing w:after="80"/>
+      </w:pPr>
+    </w:p>
+    <w:tbl>
+      <w:tblPr>
+        <w:tblW w:type="dxa" w:w="9638"/>
+        <w:tblBorders>
+          <w:top w:val="single" w:color="auto" w:sz="4"/>
+          <w:left w:val="single" w:color="auto" w:sz="4"/>
+          <w:bottom w:val="single" w:color="auto" w:sz="4"/>
+          <w:right w:val="single" w:color="auto" w:sz="4"/>
+          <w:insideH w:val="single" w:color="auto" w:sz="4"/>
+          <w:insideV w:val="single" w:color="auto" w:sz="4"/>
+        </w:tblBorders>
+      </w:tblPr>
+      <w:tblGrid>
+        <w:gridCol w:w="9638"/>
+      </w:tblGrid>
+      <w:tr>
+        <w:tc>
+          <w:tcPr>
+            <w:tcW w:type="dxa" w:w="9638"/>
+            <w:shd w:fill="EAF3EA" w:color="auto" w:val="clear"/>
+            <w:tcMar>
+              <w:top w:type="dxa" w:w="100"/>
+              <w:left w:type="dxa" w:w="160"/>
+              <w:bottom w:type="dxa" w:w="100"/>
+              <w:right w:type="dxa" w:w="160"/>
+            </w:tcMar>
+          </w:tcPr>
+          <w:p>
+            <w:pPr>
+              <w:spacing w:after="80"/>
+            </w:pPr>
+            <w:r>
+              <w:rPr>
+                <w:b/>
+                <w:bCs/>
+                <w:color w:val="1F3864"/>
+              </w:rPr>
+              <w:t xml:space="preserve">Práctica resuelta</w:t>
+            </w:r>
+          </w:p>
+          <w:p>
+            <w:pPr>
+              <w:spacing w:after="50"/>
+            </w:pPr>
+            <w:r>
+              <w:rPr>
+                <w:sz w:val="20"/>
+                <w:szCs w:val="20"/>
+              </w:rPr>
+              <w:t xml:space="preserve">“A 58-year-old man with a history of poorly controlled hypertension came to the ER because he had a severe headache. The pain began two hours ago. On examination, his blood pressure was 190/120, and his neurological exam was normal. He had no chest pain, no dyspnea and no visual changes. My impression is hypertensive urgency. First, we gave him oral medication. Then, we reassessed his blood pressure every 30 minutes. Because it decreased gradually and he felt better, we discharged him with a follow-up appointment in 48 hours.”</w:t>
+            </w:r>
+          </w:p>
+        </w:tc>
+      </w:tr>
+    </w:tbl>
+    <w:p>
+      <w:pPr>
+        <w:spacing w:after="80"/>
+      </w:pPr>
+    </w:p>
+    <w:tbl>
+      <w:tblPr>
+        <w:tblW w:type="dxa" w:w="9638"/>
+        <w:tblBorders>
+          <w:top w:val="single" w:color="auto" w:sz="4"/>
+          <w:left w:val="single" w:color="auto" w:sz="4"/>
+          <w:bottom w:val="single" w:color="auto" w:sz="4"/>
+          <w:right w:val="single" w:color="auto" w:sz="4"/>
+          <w:insideH w:val="single" w:color="auto" w:sz="4"/>
+          <w:insideV w:val="single" w:color="auto" w:sz="4"/>
+        </w:tblBorders>
+      </w:tblPr>
+      <w:tblGrid>
+        <w:gridCol w:w="9638"/>
+      </w:tblGrid>
+      <w:tr>
+        <w:tc>
+          <w:tcPr>
+            <w:tcW w:type="dxa" w:w="9638"/>
+            <w:shd w:fill="F2F6FC" w:color="auto" w:val="clear"/>
+            <w:tcMar>
+              <w:top w:type="dxa" w:w="100"/>
+              <w:left w:type="dxa" w:w="160"/>
+              <w:bottom w:type="dxa" w:w="100"/>
+              <w:right w:type="dxa" w:w="160"/>
+            </w:tcMar>
+          </w:tcPr>
+          <w:p>
+            <w:pPr>
+              <w:spacing w:after="80"/>
+            </w:pPr>
+            <w:r>
+              <w:rPr>
+                <w:b/>
+                <w:bCs/>
+                <w:color w:val="1F3864"/>
+              </w:rPr>
+              <w:t xml:space="preserve">Checklist del módulo</w:t>
+            </w:r>
+          </w:p>
+          <w:p>
+            <w:pPr>
+              <w:spacing w:after="50"/>
+            </w:pPr>
+            <w:r>
+              <w:rPr>
+                <w:sz w:val="20"/>
+                <w:szCs w:val="20"/>
+              </w:rPr>
+              <w:t xml:space="preserve">☐ Presento un caso en menos de 90 segundos con la plantilla de 5 pasos.</w:t>
+            </w:r>
+          </w:p>
+          <w:p>
+            <w:pPr>
+              <w:spacing w:after="50"/>
+            </w:pPr>
+            <w:r>
+              <w:rPr>
+                <w:sz w:val="20"/>
+                <w:szCs w:val="20"/>
+              </w:rPr>
+              <w:t xml:space="preserve">☐ Uso al menos 6 verbos en pasado simple y 3 conectores.</w:t>
+            </w:r>
+          </w:p>
+          <w:p>
+            <w:pPr>
+              <w:spacing w:after="50"/>
+            </w:pPr>
+            <w:r>
+              <w:rPr>
+                <w:sz w:val="20"/>
+                <w:szCs w:val="20"/>
+              </w:rPr>
+              <w:t xml:space="preserve">☐ Menciono las red flags negativas pertinentes.</w:t>
+            </w:r>
+          </w:p>
+        </w:tc>
+      </w:tr>
+    </w:tbl>
+    <w:p>
+      <w:pPr>
+        <w:spacing w:after="80"/>
+      </w:pPr>
+    </w:p>
+    <w:tbl>
+      <w:tblPr>
+        <w:tblW w:type="dxa" w:w="9638"/>
+        <w:tblBorders>
+          <w:top w:val="single" w:color="auto" w:sz="4"/>
+          <w:left w:val="single" w:color="auto" w:sz="4"/>
+          <w:bottom w:val="single" w:color="auto" w:sz="4"/>
+          <w:right w:val="single" w:color="auto" w:sz="4"/>
+          <w:insideH w:val="single" w:color="auto" w:sz="4"/>
+          <w:insideV w:val="single" w:color="auto" w:sz="4"/>
+        </w:tblBorders>
+      </w:tblPr>
+      <w:tblGrid>
+        <w:gridCol w:w="9638"/>
+      </w:tblGrid>
+      <w:tr>
+        <w:tc>
+          <w:tcPr>
+            <w:tcW w:type="dxa" w:w="9638"/>
+            <w:shd w:fill="FDECEA" w:color="auto" w:val="clear"/>
+            <w:tcMar>
+              <w:top w:type="dxa" w:w="100"/>
+              <w:left w:type="dxa" w:w="160"/>
+              <w:bottom w:type="dxa" w:w="100"/>
+              <w:right w:type="dxa" w:w="160"/>
+            </w:tcMar>
+          </w:tcPr>
+          <w:p>
+            <w:pPr>
+              <w:spacing w:after="80"/>
+            </w:pPr>
+            <w:r>
+              <w:rPr>
+                <w:b/>
+                <w:bCs/>
+                <w:color w:val="1F3864"/>
+              </w:rPr>
+              <w:t xml:space="preserve">Red flags clínicas del caso modelo (vocabulario de seguridad)</w:t>
+            </w:r>
+          </w:p>
+          <w:p>
+            <w:pPr>
+              <w:spacing w:after="50"/>
+            </w:pPr>
+            <w:r>
+              <w:rPr>
+                <w:sz w:val="20"/>
+                <w:szCs w:val="20"/>
+              </w:rPr>
+              <w:t xml:space="preserve">Hypertensive emergency = presión muy elevada con daño agudo de órgano blanco. Requiere manejo hospitalario urgente.</w:t>
+            </w:r>
+          </w:p>
+          <w:p>
+            <w:pPr>
+              <w:spacing w:after="50"/>
+            </w:pPr>
+            <w:r>
+              <w:rPr>
+                <w:sz w:val="20"/>
+                <w:szCs w:val="20"/>
+              </w:rPr>
+              <w:t xml:space="preserve">Red flags en inglés: chest pain, shortness of breath, confusion or altered mental status, focal neurological deficit, seizures, visual changes, oliguria, pregnancy with severe hypertension (pre-eclampsia).</w:t>
+            </w:r>
+          </w:p>
+          <w:p>
+            <w:pPr>
+              <w:spacing w:after="50"/>
+            </w:pPr>
+            <w:r>
+              <w:rPr>
+                <w:sz w:val="20"/>
+                <w:szCs w:val="20"/>
+              </w:rPr>
+              <w:t xml:space="preserve">Frase de derivación: “Because he has chest pain and a new neurological deficit, he needs to be admitted to the ICU immediately.”</w:t>
+            </w:r>
+          </w:p>
+          <w:p>
+            <w:pPr>
+              <w:spacing w:after="50"/>
+            </w:pPr>
+            <w:r>
+              <w:rPr>
+                <w:sz w:val="20"/>
+                <w:szCs w:val="20"/>
+              </w:rPr>
+              <w:t xml:space="preserve">Este caso es un modelo lingüístico. Las decisiones terapéuticas siguen las guías clínicas vigentes de su institución.</w:t>
+            </w:r>
+          </w:p>
+        </w:tc>
+      </w:tr>
+    </w:tbl>
+    <w:p>
+      <w:pPr>
+        <w:pStyle w:val="Heading2"/>
+        <w:spacing w:after="120" w:before="200"/>
+      </w:pPr>
+      <w:r>
+        <w:t xml:space="preserve">Módulo 6. Verbos modales en contexto médico</w:t>
+      </w:r>
+    </w:p>
+    <w:p>
+      <w:pPr>
+        <w:spacing w:after="120"/>
+      </w:pPr>
+      <w:r>
+        <w:rPr>
+          <w:b/>
+          <w:bCs/>
+        </w:rPr>
+        <w:t xml:space="preserve">Prioridad: </w:t>
+      </w:r>
+      <w:r>
+        <w:t xml:space="preserve">Media. Refuerzo autónomo.</w:t>
+      </w:r>
+    </w:p>
+    <w:p>
+      <w:pPr>
+        <w:spacing w:after="120"/>
+      </w:pPr>
+      <w:r>
+        <w:rPr>
+          <w:b/>
+          <w:bCs/>
+        </w:rPr>
+        <w:t xml:space="preserve">Qué es. </w:t>
+      </w:r>
+      <w:r>
+        <w:t xml:space="preserve">Los modales son verbos auxiliares que expresan obligación, posibilidad, consejo o permiso. Van seguidos del verbo base sin to.</w:t>
+      </w:r>
+    </w:p>
+    <w:p>
+      <w:pPr>
+        <w:spacing w:after="120"/>
+      </w:pPr>
+      <w:r>
+        <w:rPr>
+          <w:b/>
+          <w:bCs/>
+        </w:rPr>
+        <w:t xml:space="preserve">Por qué importa. </w:t>
+      </w:r>
+      <w:r>
+        <w:t xml:space="preserve">En la consulta se usan para indicar, advertir y explicar probabilidades: “You must not drive”, “It might be a viral infection”.</w:t>
+      </w:r>
+    </w:p>
+    <w:p>
+      <w:pPr>
+        <w:spacing w:after="120"/>
+      </w:pPr>
+      <w:r>
+        <w:rPr>
+          <w:b/>
+          <w:bCs/>
+        </w:rPr>
+        <w:t xml:space="preserve">Cómo se aplica, paso a paso:</w:t>
+      </w:r>
+    </w:p>
+    <w:p>
+      <w:pPr>
+        <w:pStyle w:val="ListParagraph"/>
+        <w:numPr>
+          <w:ilvl w:val="0"/>
+          <w:numId w:val="8"/>
+        </w:numPr>
+        <w:spacing w:after="60"/>
+      </w:pPr>
+      <w:r>
+        <w:t xml:space="preserve">Obligación fuerte: must / have to. “You must take this every 12 hours.”</w:t>
+      </w:r>
+    </w:p>
+    <w:p>
+      <w:pPr>
+        <w:pStyle w:val="ListParagraph"/>
+        <w:numPr>
+          <w:ilvl w:val="0"/>
+          <w:numId w:val="8"/>
+        </w:numPr>
+        <w:spacing w:after="60"/>
+      </w:pPr>
+      <w:r>
+        <w:t xml:space="preserve">Consejo: should. “You should reduce salt.”</w:t>
+      </w:r>
+    </w:p>
+    <w:p>
+      <w:pPr>
+        <w:pStyle w:val="ListParagraph"/>
+        <w:numPr>
+          <w:ilvl w:val="0"/>
+          <w:numId w:val="8"/>
+        </w:numPr>
+        <w:spacing w:after="60"/>
+      </w:pPr>
+      <w:r>
+        <w:t xml:space="preserve">Posibilidad: may / might / could. “It might be a side effect.”</w:t>
+      </w:r>
+    </w:p>
+    <w:p>
+      <w:pPr>
+        <w:pStyle w:val="ListParagraph"/>
+        <w:numPr>
+          <w:ilvl w:val="0"/>
+          <w:numId w:val="8"/>
+        </w:numPr>
+        <w:spacing w:after="60"/>
+      </w:pPr>
+      <w:r>
+        <w:t xml:space="preserve">Capacidad o permiso: can. “Can you breathe deeply?”</w:t>
+      </w:r>
+    </w:p>
+    <w:p>
+      <w:pPr>
+        <w:pStyle w:val="ListParagraph"/>
+        <w:numPr>
+          <w:ilvl w:val="0"/>
+          <w:numId w:val="8"/>
+        </w:numPr>
+        <w:spacing w:after="60"/>
+      </w:pPr>
+      <w:r>
+        <w:t xml:space="preserve">Nunca agregue to ni -s: “He should rest”, no “He should to rests”.</w:t>
+      </w:r>
+    </w:p>
+    <w:p>
+      <w:pPr>
+        <w:spacing w:after="80"/>
+      </w:pPr>
+    </w:p>
+    <w:tbl>
+      <w:tblPr>
+        <w:tblW w:type="dxa" w:w="9638"/>
+        <w:tblBorders>
+          <w:top w:val="single" w:color="auto" w:sz="4"/>
+          <w:left w:val="single" w:color="auto" w:sz="4"/>
+          <w:bottom w:val="single" w:color="auto" w:sz="4"/>
+          <w:right w:val="single" w:color="auto" w:sz="4"/>
+          <w:insideH w:val="single" w:color="auto" w:sz="4"/>
+          <w:insideV w:val="single" w:color="auto" w:sz="4"/>
+        </w:tblBorders>
+      </w:tblPr>
+      <w:tblGrid>
+        <w:gridCol w:w="1600"/>
+        <w:gridCol w:w="2400"/>
+        <w:gridCol w:w="5638"/>
+      </w:tblGrid>
+      <w:tr>
+        <w:trPr>
+          <w:tblHeader/>
+        </w:trPr>
+        <w:tc>
+          <w:tcPr>
+            <w:tcW w:type="dxa" w:w="1600"/>
+            <w:shd w:fill="1F3864" w:color="auto" w:val="clear"/>
+            <w:tcMar>
+              <w:top w:type="dxa" w:w="60"/>
+              <w:left w:type="dxa" w:w="90"/>
+              <w:bottom w:type="dxa" w:w="60"/>
+              <w:right w:type="dxa" w:w="90"/>
+            </w:tcMar>
+          </w:tcPr>
+          <w:p>
+            <w:r>
+              <w:rPr>
+                <w:b/>
+                <w:bCs/>
+                <w:color w:val="FFFFFF"/>
+                <w:sz w:val="19"/>
+                <w:szCs w:val="19"/>
+              </w:rPr>
+              <w:t xml:space="preserve">Modal</w:t>
+            </w:r>
+          </w:p>
+        </w:tc>
+        <w:tc>
+          <w:tcPr>
+            <w:tcW w:type="dxa" w:w="2400"/>
+            <w:shd w:fill="1F3864" w:color="auto" w:val="clear"/>
+            <w:tcMar>
+              <w:top w:type="dxa" w:w="60"/>
+              <w:left w:type="dxa" w:w="90"/>
+              <w:bottom w:type="dxa" w:w="60"/>
+              <w:right w:type="dxa" w:w="90"/>
+            </w:tcMar>
+          </w:tcPr>
+          <w:p>
+            <w:r>
+              <w:rPr>
+                <w:b/>
+                <w:bCs/>
+                <w:color w:val="FFFFFF"/>
+                <w:sz w:val="19"/>
+                <w:szCs w:val="19"/>
+              </w:rPr>
+              <w:t xml:space="preserve">Función</w:t>
+            </w:r>
+          </w:p>
+        </w:tc>
+        <w:tc>
+          <w:tcPr>
+            <w:tcW w:type="dxa" w:w="5638"/>
+            <w:shd w:fill="1F3864" w:color="auto" w:val="clear"/>
+            <w:tcMar>
+              <w:top w:type="dxa" w:w="60"/>
+              <w:left w:type="dxa" w:w="90"/>
+              <w:bottom w:type="dxa" w:w="60"/>
+              <w:right w:type="dxa" w:w="90"/>
+            </w:tcMar>
+          </w:tcPr>
+          <w:p>
+            <w:r>
+              <w:rPr>
+                <w:b/>
+                <w:bCs/>
+                <w:color w:val="FFFFFF"/>
+                <w:sz w:val="19"/>
+                <w:szCs w:val="19"/>
+              </w:rPr>
+              <w:t xml:space="preserve">Ejemplo clínico</w:t>
+            </w:r>
+          </w:p>
+        </w:tc>
+      </w:tr>
+      <w:tr>
+        <w:tc>
+          <w:tcPr>
+            <w:tcW w:type="dxa" w:w="1600"/>
+            <w:shd w:fill="FFFFFF" w:color="auto" w:val="clear"/>
+            <w:tcMar>
+              <w:top w:type="dxa" w:w="60"/>
+              <w:left w:type="dxa" w:w="90"/>
+              <w:bottom w:type="dxa" w:w="60"/>
+              <w:right w:type="dxa" w:w="90"/>
+            </w:tcMar>
+          </w:tcPr>
+          <w:p>
+            <w:r>
+              <w:rPr>
+                <w:b w:val="false"/>
+                <w:bCs w:val="false"/>
+                <w:color w:val="000000"/>
+                <w:sz w:val="19"/>
+                <w:szCs w:val="19"/>
+              </w:rPr>
+              <w:t xml:space="preserve">must</w:t>
+            </w:r>
+          </w:p>
+        </w:tc>
+        <w:tc>
+          <w:tcPr>
+            <w:tcW w:type="dxa" w:w="2400"/>
+            <w:shd w:fill="FFFFFF" w:color="auto" w:val="clear"/>
+            <w:tcMar>
+              <w:top w:type="dxa" w:w="60"/>
+              <w:left w:type="dxa" w:w="90"/>
+              <w:bottom w:type="dxa" w:w="60"/>
+              <w:right w:type="dxa" w:w="90"/>
+            </w:tcMar>
+          </w:tcPr>
+          <w:p>
+            <w:r>
+              <w:rPr>
+                <w:b w:val="false"/>
+                <w:bCs w:val="false"/>
+                <w:color w:val="000000"/>
+                <w:sz w:val="19"/>
+                <w:szCs w:val="19"/>
+              </w:rPr>
+              <w:t xml:space="preserve">Obligación</w:t>
+            </w:r>
+          </w:p>
+        </w:tc>
+        <w:tc>
+          <w:tcPr>
+            <w:tcW w:type="dxa" w:w="5638"/>
+            <w:shd w:fill="FFFFFF" w:color="auto" w:val="clear"/>
+            <w:tcMar>
+              <w:top w:type="dxa" w:w="60"/>
+              <w:left w:type="dxa" w:w="90"/>
+              <w:bottom w:type="dxa" w:w="60"/>
+              <w:right w:type="dxa" w:w="90"/>
+            </w:tcMar>
+          </w:tcPr>
+          <w:p>
+            <w:r>
+              <w:rPr>
+                <w:b w:val="false"/>
+                <w:bCs w:val="false"/>
+                <w:color w:val="000000"/>
+                <w:sz w:val="19"/>
+                <w:szCs w:val="19"/>
+              </w:rPr>
+              <w:t xml:space="preserve">You must come back if the fever persists.</w:t>
+            </w:r>
+          </w:p>
+        </w:tc>
+      </w:tr>
+      <w:tr>
+        <w:tc>
+          <w:tcPr>
+            <w:tcW w:type="dxa" w:w="1600"/>
+            <w:shd w:fill="F2F6FC" w:color="auto" w:val="clear"/>
+            <w:tcMar>
+              <w:top w:type="dxa" w:w="60"/>
+              <w:left w:type="dxa" w:w="90"/>
+              <w:bottom w:type="dxa" w:w="60"/>
+              <w:right w:type="dxa" w:w="90"/>
+            </w:tcMar>
+          </w:tcPr>
+          <w:p>
+            <w:r>
+              <w:rPr>
+                <w:b w:val="false"/>
+                <w:bCs w:val="false"/>
+                <w:color w:val="000000"/>
+                <w:sz w:val="19"/>
+                <w:szCs w:val="19"/>
+              </w:rPr>
+              <w:t xml:space="preserve">mustn’t</w:t>
+            </w:r>
+          </w:p>
+        </w:tc>
+        <w:tc>
+          <w:tcPr>
+            <w:tcW w:type="dxa" w:w="2400"/>
+            <w:shd w:fill="F2F6FC" w:color="auto" w:val="clear"/>
+            <w:tcMar>
+              <w:top w:type="dxa" w:w="60"/>
+              <w:left w:type="dxa" w:w="90"/>
+              <w:bottom w:type="dxa" w:w="60"/>
+              <w:right w:type="dxa" w:w="90"/>
+            </w:tcMar>
+          </w:tcPr>
+          <w:p>
+            <w:r>
+              <w:rPr>
+                <w:b w:val="false"/>
+                <w:bCs w:val="false"/>
+                <w:color w:val="000000"/>
+                <w:sz w:val="19"/>
+                <w:szCs w:val="19"/>
+              </w:rPr>
+              <w:t xml:space="preserve">Prohibición</w:t>
+            </w:r>
+          </w:p>
+        </w:tc>
+        <w:tc>
+          <w:tcPr>
+            <w:tcW w:type="dxa" w:w="5638"/>
+            <w:shd w:fill="F2F6FC" w:color="auto" w:val="clear"/>
+            <w:tcMar>
+              <w:top w:type="dxa" w:w="60"/>
+              <w:left w:type="dxa" w:w="90"/>
+              <w:bottom w:type="dxa" w:w="60"/>
+              <w:right w:type="dxa" w:w="90"/>
+            </w:tcMar>
+          </w:tcPr>
+          <w:p>
+            <w:r>
+              <w:rPr>
+                <w:b w:val="false"/>
+                <w:bCs w:val="false"/>
+                <w:color w:val="000000"/>
+                <w:sz w:val="19"/>
+                <w:szCs w:val="19"/>
+              </w:rPr>
+              <w:t xml:space="preserve">You mustn’t drink alcohol with this drug.</w:t>
+            </w:r>
+          </w:p>
+        </w:tc>
+      </w:tr>
+      <w:tr>
+        <w:tc>
+          <w:tcPr>
+            <w:tcW w:type="dxa" w:w="1600"/>
+            <w:shd w:fill="FFFFFF" w:color="auto" w:val="clear"/>
+            <w:tcMar>
+              <w:top w:type="dxa" w:w="60"/>
+              <w:left w:type="dxa" w:w="90"/>
+              <w:bottom w:type="dxa" w:w="60"/>
+              <w:right w:type="dxa" w:w="90"/>
+            </w:tcMar>
+          </w:tcPr>
+          <w:p>
+            <w:r>
+              <w:rPr>
+                <w:b w:val="false"/>
+                <w:bCs w:val="false"/>
+                <w:color w:val="000000"/>
+                <w:sz w:val="19"/>
+                <w:szCs w:val="19"/>
+              </w:rPr>
+              <w:t xml:space="preserve">should</w:t>
+            </w:r>
+          </w:p>
+        </w:tc>
+        <w:tc>
+          <w:tcPr>
+            <w:tcW w:type="dxa" w:w="2400"/>
+            <w:shd w:fill="FFFFFF" w:color="auto" w:val="clear"/>
+            <w:tcMar>
+              <w:top w:type="dxa" w:w="60"/>
+              <w:left w:type="dxa" w:w="90"/>
+              <w:bottom w:type="dxa" w:w="60"/>
+              <w:right w:type="dxa" w:w="90"/>
+            </w:tcMar>
+          </w:tcPr>
+          <w:p>
+            <w:r>
+              <w:rPr>
+                <w:b w:val="false"/>
+                <w:bCs w:val="false"/>
+                <w:color w:val="000000"/>
+                <w:sz w:val="19"/>
+                <w:szCs w:val="19"/>
+              </w:rPr>
+              <w:t xml:space="preserve">Consejo</w:t>
+            </w:r>
+          </w:p>
+        </w:tc>
+        <w:tc>
+          <w:tcPr>
+            <w:tcW w:type="dxa" w:w="5638"/>
+            <w:shd w:fill="FFFFFF" w:color="auto" w:val="clear"/>
+            <w:tcMar>
+              <w:top w:type="dxa" w:w="60"/>
+              <w:left w:type="dxa" w:w="90"/>
+              <w:bottom w:type="dxa" w:w="60"/>
+              <w:right w:type="dxa" w:w="90"/>
+            </w:tcMar>
+          </w:tcPr>
+          <w:p>
+            <w:r>
+              <w:rPr>
+                <w:b w:val="false"/>
+                <w:bCs w:val="false"/>
+                <w:color w:val="000000"/>
+                <w:sz w:val="19"/>
+                <w:szCs w:val="19"/>
+              </w:rPr>
+              <w:t xml:space="preserve">You should sleep at least seven hours.</w:t>
+            </w:r>
+          </w:p>
+        </w:tc>
+      </w:tr>
+      <w:tr>
+        <w:tc>
+          <w:tcPr>
+            <w:tcW w:type="dxa" w:w="1600"/>
+            <w:shd w:fill="F2F6FC" w:color="auto" w:val="clear"/>
+            <w:tcMar>
+              <w:top w:type="dxa" w:w="60"/>
+              <w:left w:type="dxa" w:w="90"/>
+              <w:bottom w:type="dxa" w:w="60"/>
+              <w:right w:type="dxa" w:w="90"/>
+            </w:tcMar>
+          </w:tcPr>
+          <w:p>
+            <w:r>
+              <w:rPr>
+                <w:b w:val="false"/>
+                <w:bCs w:val="false"/>
+                <w:color w:val="000000"/>
+                <w:sz w:val="19"/>
+                <w:szCs w:val="19"/>
+              </w:rPr>
+              <w:t xml:space="preserve">might / may</w:t>
+            </w:r>
+          </w:p>
+        </w:tc>
+        <w:tc>
+          <w:tcPr>
+            <w:tcW w:type="dxa" w:w="2400"/>
+            <w:shd w:fill="F2F6FC" w:color="auto" w:val="clear"/>
+            <w:tcMar>
+              <w:top w:type="dxa" w:w="60"/>
+              <w:left w:type="dxa" w:w="90"/>
+              <w:bottom w:type="dxa" w:w="60"/>
+              <w:right w:type="dxa" w:w="90"/>
+            </w:tcMar>
+          </w:tcPr>
+          <w:p>
+            <w:r>
+              <w:rPr>
+                <w:b w:val="false"/>
+                <w:bCs w:val="false"/>
+                <w:color w:val="000000"/>
+                <w:sz w:val="19"/>
+                <w:szCs w:val="19"/>
+              </w:rPr>
+              <w:t xml:space="preserve">Posibilidad</w:t>
+            </w:r>
+          </w:p>
+        </w:tc>
+        <w:tc>
+          <w:tcPr>
+            <w:tcW w:type="dxa" w:w="5638"/>
+            <w:shd w:fill="F2F6FC" w:color="auto" w:val="clear"/>
+            <w:tcMar>
+              <w:top w:type="dxa" w:w="60"/>
+              <w:left w:type="dxa" w:w="90"/>
+              <w:bottom w:type="dxa" w:w="60"/>
+              <w:right w:type="dxa" w:w="90"/>
+            </w:tcMar>
+          </w:tcPr>
+          <w:p>
+            <w:r>
+              <w:rPr>
+                <w:b w:val="false"/>
+                <w:bCs w:val="false"/>
+                <w:color w:val="000000"/>
+                <w:sz w:val="19"/>
+                <w:szCs w:val="19"/>
+              </w:rPr>
+              <w:t xml:space="preserve">This rash might be an allergic reaction.</w:t>
+            </w:r>
+          </w:p>
+        </w:tc>
+      </w:tr>
+      <w:tr>
+        <w:tc>
+          <w:tcPr>
+            <w:tcW w:type="dxa" w:w="1600"/>
+            <w:shd w:fill="FFFFFF" w:color="auto" w:val="clear"/>
+            <w:tcMar>
+              <w:top w:type="dxa" w:w="60"/>
+              <w:left w:type="dxa" w:w="90"/>
+              <w:bottom w:type="dxa" w:w="60"/>
+              <w:right w:type="dxa" w:w="90"/>
+            </w:tcMar>
+          </w:tcPr>
+          <w:p>
+            <w:r>
+              <w:rPr>
+                <w:b w:val="false"/>
+                <w:bCs w:val="false"/>
+                <w:color w:val="000000"/>
+                <w:sz w:val="19"/>
+                <w:szCs w:val="19"/>
+              </w:rPr>
+              <w:t xml:space="preserve">can / could</w:t>
+            </w:r>
+          </w:p>
+        </w:tc>
+        <w:tc>
+          <w:tcPr>
+            <w:tcW w:type="dxa" w:w="2400"/>
+            <w:shd w:fill="FFFFFF" w:color="auto" w:val="clear"/>
+            <w:tcMar>
+              <w:top w:type="dxa" w:w="60"/>
+              <w:left w:type="dxa" w:w="90"/>
+              <w:bottom w:type="dxa" w:w="60"/>
+              <w:right w:type="dxa" w:w="90"/>
+            </w:tcMar>
+          </w:tcPr>
+          <w:p>
+            <w:r>
+              <w:rPr>
+                <w:b w:val="false"/>
+                <w:bCs w:val="false"/>
+                <w:color w:val="000000"/>
+                <w:sz w:val="19"/>
+                <w:szCs w:val="19"/>
+              </w:rPr>
+              <w:t xml:space="preserve">Capacidad / petición cortés</w:t>
+            </w:r>
+          </w:p>
+        </w:tc>
+        <w:tc>
+          <w:tcPr>
+            <w:tcW w:type="dxa" w:w="5638"/>
+            <w:shd w:fill="FFFFFF" w:color="auto" w:val="clear"/>
+            <w:tcMar>
+              <w:top w:type="dxa" w:w="60"/>
+              <w:left w:type="dxa" w:w="90"/>
+              <w:bottom w:type="dxa" w:w="60"/>
+              <w:right w:type="dxa" w:w="90"/>
+            </w:tcMar>
+          </w:tcPr>
+          <w:p>
+            <w:r>
+              <w:rPr>
+                <w:b w:val="false"/>
+                <w:bCs w:val="false"/>
+                <w:color w:val="000000"/>
+                <w:sz w:val="19"/>
+                <w:szCs w:val="19"/>
+              </w:rPr>
+              <w:t xml:space="preserve">Could you lie down on the bed, please?</w:t>
+            </w:r>
+          </w:p>
+        </w:tc>
+      </w:tr>
+    </w:tbl>
+    <w:p>
+      <w:pPr>
+        <w:spacing w:after="80"/>
+      </w:pPr>
+    </w:p>
+    <w:p>
+      <w:pPr>
+        <w:spacing w:after="120"/>
+      </w:pPr>
+      <w:r>
+        <w:rPr>
+          <w:b/>
+          <w:bCs/>
+        </w:rPr>
+        <w:t xml:space="preserve">Errores comunes corregidos:</w:t>
+      </w:r>
+    </w:p>
+    <w:p>
+      <w:pPr>
+        <w:pStyle w:val="ListParagraph"/>
+        <w:numPr>
+          <w:ilvl w:val="0"/>
+          <w:numId w:val="2"/>
+        </w:numPr>
+        <w:spacing w:after="80"/>
+      </w:pPr>
+      <w:r>
+        <w:rPr>
+          <w:color w:val="C00000"/>
+        </w:rPr>
+        <w:t xml:space="preserve">✗ You must to take it.</w:t>
+      </w:r>
+      <w:r>
+        <w:t xml:space="preserve">  →  </w:t>
+      </w:r>
+      <w:r>
+        <w:rPr>
+          <w:b/>
+          <w:bCs/>
+          <w:color w:val="2E7D32"/>
+        </w:rPr>
+        <w:t xml:space="preserve">✓ You must take it.</w:t>
+      </w:r>
+    </w:p>
+    <w:p>
+      <w:pPr>
+        <w:pStyle w:val="ListParagraph"/>
+        <w:numPr>
+          <w:ilvl w:val="0"/>
+          <w:numId w:val="2"/>
+        </w:numPr>
+        <w:spacing w:after="80"/>
+      </w:pPr>
+      <w:r>
+        <w:rPr>
+          <w:color w:val="C00000"/>
+        </w:rPr>
+        <w:t xml:space="preserve">✗ She cans walk.</w:t>
+      </w:r>
+      <w:r>
+        <w:t xml:space="preserve">  →  </w:t>
+      </w:r>
+      <w:r>
+        <w:rPr>
+          <w:b/>
+          <w:bCs/>
+          <w:color w:val="2E7D32"/>
+        </w:rPr>
+        <w:t xml:space="preserve">✓ She can walk.</w:t>
+      </w:r>
+    </w:p>
+    <w:p>
+      <w:pPr>
+        <w:pStyle w:val="ListParagraph"/>
+        <w:numPr>
+          <w:ilvl w:val="0"/>
+          <w:numId w:val="2"/>
+        </w:numPr>
+        <w:spacing w:after="80"/>
+      </w:pPr>
+      <w:r>
+        <w:rPr>
+          <w:color w:val="C00000"/>
+        </w:rPr>
+        <w:t xml:space="preserve">✗ Maybe is an infection.</w:t>
+      </w:r>
+      <w:r>
+        <w:t xml:space="preserve">  →  </w:t>
+      </w:r>
+      <w:r>
+        <w:rPr>
+          <w:b/>
+          <w:bCs/>
+          <w:color w:val="2E7D32"/>
+        </w:rPr>
+        <w:t xml:space="preserve">✓ It might be an infection.</w:t>
+      </w:r>
+    </w:p>
+    <w:p>
+      <w:pPr>
+        <w:spacing w:after="80"/>
+      </w:pPr>
+    </w:p>
+    <w:tbl>
+      <w:tblPr>
+        <w:tblW w:type="dxa" w:w="9638"/>
+        <w:tblBorders>
+          <w:top w:val="single" w:color="auto" w:sz="4"/>
+          <w:left w:val="single" w:color="auto" w:sz="4"/>
+          <w:bottom w:val="single" w:color="auto" w:sz="4"/>
+          <w:right w:val="single" w:color="auto" w:sz="4"/>
+          <w:insideH w:val="single" w:color="auto" w:sz="4"/>
+          <w:insideV w:val="single" w:color="auto" w:sz="4"/>
+        </w:tblBorders>
+      </w:tblPr>
+      <w:tblGrid>
+        <w:gridCol w:w="9638"/>
+      </w:tblGrid>
+      <w:tr>
+        <w:tc>
+          <w:tcPr>
+            <w:tcW w:type="dxa" w:w="9638"/>
+            <w:shd w:fill="EAF3EA" w:color="auto" w:val="clear"/>
+            <w:tcMar>
+              <w:top w:type="dxa" w:w="100"/>
+              <w:left w:type="dxa" w:w="160"/>
+              <w:bottom w:type="dxa" w:w="100"/>
+              <w:right w:type="dxa" w:w="160"/>
+            </w:tcMar>
+          </w:tcPr>
+          <w:p>
+            <w:pPr>
+              <w:spacing w:after="80"/>
+            </w:pPr>
+            <w:r>
+              <w:rPr>
+                <w:b/>
+                <w:bCs/>
+                <w:color w:val="1F3864"/>
+              </w:rPr>
+              <w:t xml:space="preserve">Práctica resuelta</w:t>
+            </w:r>
+          </w:p>
+          <w:p>
+            <w:pPr>
+              <w:spacing w:after="50"/>
+            </w:pPr>
+            <w:r>
+              <w:rPr>
+                <w:sz w:val="20"/>
+                <w:szCs w:val="20"/>
+              </w:rPr>
+              <w:t xml:space="preserve">Indicaciones de egreso: “You should take your medication every morning. You must not stop it without talking to me. You might feel a little dizzy at first. If the headache comes back, you can call the clinic or come to the ER.”</w:t>
+            </w:r>
+          </w:p>
+        </w:tc>
+      </w:tr>
+    </w:tbl>
+    <w:p>
+      <w:pPr>
+        <w:spacing w:after="80"/>
+      </w:pPr>
+    </w:p>
+    <w:tbl>
+      <w:tblPr>
+        <w:tblW w:type="dxa" w:w="9638"/>
+        <w:tblBorders>
+          <w:top w:val="single" w:color="auto" w:sz="4"/>
+          <w:left w:val="single" w:color="auto" w:sz="4"/>
+          <w:bottom w:val="single" w:color="auto" w:sz="4"/>
+          <w:right w:val="single" w:color="auto" w:sz="4"/>
+          <w:insideH w:val="single" w:color="auto" w:sz="4"/>
+          <w:insideV w:val="single" w:color="auto" w:sz="4"/>
+        </w:tblBorders>
+      </w:tblPr>
+      <w:tblGrid>
+        <w:gridCol w:w="9638"/>
+      </w:tblGrid>
+      <w:tr>
+        <w:tc>
+          <w:tcPr>
+            <w:tcW w:type="dxa" w:w="9638"/>
+            <w:shd w:fill="F2F6FC" w:color="auto" w:val="clear"/>
+            <w:tcMar>
+              <w:top w:type="dxa" w:w="100"/>
+              <w:left w:type="dxa" w:w="160"/>
+              <w:bottom w:type="dxa" w:w="100"/>
+              <w:right w:type="dxa" w:w="160"/>
+            </w:tcMar>
+          </w:tcPr>
+          <w:p>
+            <w:pPr>
+              <w:spacing w:after="80"/>
+            </w:pPr>
+            <w:r>
+              <w:rPr>
+                <w:b/>
+                <w:bCs/>
+                <w:color w:val="1F3864"/>
+              </w:rPr>
+              <w:t xml:space="preserve">Checklist del módulo</w:t>
+            </w:r>
+          </w:p>
+          <w:p>
+            <w:pPr>
+              <w:spacing w:after="50"/>
+            </w:pPr>
+            <w:r>
+              <w:rPr>
+                <w:sz w:val="20"/>
+                <w:szCs w:val="20"/>
+              </w:rPr>
+              <w:t xml:space="preserve">☐ Uso un modal de cada tipo en una indicación de egreso.</w:t>
+            </w:r>
+          </w:p>
+          <w:p>
+            <w:pPr>
+              <w:spacing w:after="50"/>
+            </w:pPr>
+            <w:r>
+              <w:rPr>
+                <w:sz w:val="20"/>
+                <w:szCs w:val="20"/>
+              </w:rPr>
+              <w:t xml:space="preserve">☐ Nunca pongo to después de un modal.</w:t>
+            </w:r>
+          </w:p>
+        </w:tc>
+      </w:tr>
+    </w:tbl>
+    <w:p>
+      <w:pPr>
+        <w:pStyle w:val="Heading2"/>
+        <w:spacing w:after="120" w:before="200"/>
+      </w:pPr>
+      <w:r>
+        <w:t xml:space="preserve">Módulo 7. Pronunciación y fluidez: S, Z, -ED y velocidad</w:t>
+      </w:r>
+    </w:p>
+    <w:p>
+      <w:pPr>
+        <w:spacing w:after="120"/>
+      </w:pPr>
+      <w:r>
+        <w:rPr>
+          <w:b/>
+          <w:bCs/>
+        </w:rPr>
+        <w:t xml:space="preserve">Prioridad: </w:t>
+      </w:r>
+      <w:r>
+        <w:t xml:space="preserve">Media. Práctica diaria de 10 minutos.</w:t>
+      </w:r>
+    </w:p>
+    <w:p>
+      <w:pPr>
+        <w:spacing w:after="120"/>
+      </w:pPr>
+      <w:r>
+        <w:rPr>
+          <w:b/>
+          <w:bCs/>
+        </w:rPr>
+        <w:t xml:space="preserve">Qué es. </w:t>
+      </w:r>
+      <w:r>
+        <w:t xml:space="preserve">En inglés existen dos sonidos que el español de Colombia funde en uno: /s/ sordo y /z/ sonoro. Además, la terminación -ed tiene tres pronunciaciones.</w:t>
+      </w:r>
+    </w:p>
+    <w:p>
+      <w:pPr>
+        <w:spacing w:after="120"/>
+      </w:pPr>
+      <w:r>
+        <w:rPr>
+          <w:b/>
+          <w:bCs/>
+        </w:rPr>
+        <w:t xml:space="preserve">Por qué importa. </w:t>
+      </w:r>
+      <w:r>
+        <w:t xml:space="preserve">Usted lo identificó como su principal reto fonético. La instrucción explícita de pronunciación mejora la comprensibilidad en adultos [1,2]. Hablar más despacio y con frases cortas aumenta la inteligibilidad más que la velocidad.</w:t>
+      </w:r>
+    </w:p>
+    <w:p>
+      <w:pPr>
+        <w:spacing w:after="120"/>
+      </w:pPr>
+      <w:r>
+        <w:rPr>
+          <w:b/>
+          <w:bCs/>
+        </w:rPr>
+        <w:t xml:space="preserve">Cómo se aplica, paso a paso:</w:t>
+      </w:r>
+    </w:p>
+    <w:p>
+      <w:pPr>
+        <w:pStyle w:val="ListParagraph"/>
+        <w:numPr>
+          <w:ilvl w:val="0"/>
+          <w:numId w:val="9"/>
+        </w:numPr>
+        <w:spacing w:after="60"/>
+      </w:pPr>
+      <w:r>
+        <w:t xml:space="preserve">/z/: ponga la mano en la garganta y sienta la vibración (zumbido de abeja).</w:t>
+      </w:r>
+    </w:p>
+    <w:p>
+      <w:pPr>
+        <w:pStyle w:val="ListParagraph"/>
+        <w:numPr>
+          <w:ilvl w:val="0"/>
+          <w:numId w:val="9"/>
+        </w:numPr>
+        <w:spacing w:after="60"/>
+      </w:pPr>
+      <w:r>
+        <w:t xml:space="preserve">La -s final suena /z/ después de un sonido sonoro: eyes, was, is, symptoms. Suena /s/ después de un sonido sordo: patients /ts/, drops, checks. Suena /ɪz/ en diseases, nurses, doses.</w:t>
+      </w:r>
+    </w:p>
+    <w:p>
+      <w:pPr>
+        <w:pStyle w:val="ListParagraph"/>
+        <w:numPr>
+          <w:ilvl w:val="0"/>
+          <w:numId w:val="9"/>
+        </w:numPr>
+        <w:spacing w:after="60"/>
+      </w:pPr>
+      <w:r>
+        <w:t xml:space="preserve">-ed: /ɪd/ tras t o d (treated, admitted); /t/ tras sonidos sordos (stopped, checked); /d/ en el resto (examined, discharged).</w:t>
+      </w:r>
+    </w:p>
+    <w:p>
+      <w:pPr>
+        <w:pStyle w:val="ListParagraph"/>
+        <w:numPr>
+          <w:ilvl w:val="0"/>
+          <w:numId w:val="9"/>
+        </w:numPr>
+        <w:spacing w:after="60"/>
+      </w:pPr>
+      <w:r>
+        <w:t xml:space="preserve">Técnica shadowing: escuche una frase nativa y repítala un segundo después, imitando ritmo y entonación.</w:t>
+      </w:r>
+    </w:p>
+    <w:p>
+      <w:pPr>
+        <w:pStyle w:val="ListParagraph"/>
+        <w:numPr>
+          <w:ilvl w:val="0"/>
+          <w:numId w:val="9"/>
+        </w:numPr>
+        <w:spacing w:after="60"/>
+      </w:pPr>
+      <w:r>
+        <w:t xml:space="preserve">Velocidad objetivo: frases de 5 a 8 palabras con pausa breve entre ellas.</w:t>
+      </w:r>
+    </w:p>
+    <w:p>
+      <w:pPr>
+        <w:spacing w:after="80"/>
+      </w:pPr>
+    </w:p>
+    <w:tbl>
+      <w:tblPr>
+        <w:tblW w:type="dxa" w:w="9638"/>
+        <w:tblBorders>
+          <w:top w:val="single" w:color="auto" w:sz="4"/>
+          <w:left w:val="single" w:color="auto" w:sz="4"/>
+          <w:bottom w:val="single" w:color="auto" w:sz="4"/>
+          <w:right w:val="single" w:color="auto" w:sz="4"/>
+          <w:insideH w:val="single" w:color="auto" w:sz="4"/>
+          <w:insideV w:val="single" w:color="auto" w:sz="4"/>
+        </w:tblBorders>
+      </w:tblPr>
+      <w:tblGrid>
+        <w:gridCol w:w="2400"/>
+        <w:gridCol w:w="3619"/>
+        <w:gridCol w:w="3619"/>
+      </w:tblGrid>
+      <w:tr>
+        <w:trPr>
+          <w:tblHeader/>
+        </w:trPr>
+        <w:tc>
+          <w:tcPr>
+            <w:tcW w:type="dxa" w:w="2400"/>
+            <w:shd w:fill="1F3864" w:color="auto" w:val="clear"/>
+            <w:tcMar>
+              <w:top w:type="dxa" w:w="60"/>
+              <w:left w:type="dxa" w:w="90"/>
+              <w:bottom w:type="dxa" w:w="60"/>
+              <w:right w:type="dxa" w:w="90"/>
+            </w:tcMar>
+          </w:tcPr>
+          <w:p>
+            <w:r>
+              <w:rPr>
+                <w:b/>
+                <w:bCs/>
+                <w:color w:val="FFFFFF"/>
+                <w:sz w:val="19"/>
+                <w:szCs w:val="19"/>
+              </w:rPr>
+              <w:t xml:space="preserve">Par mínimo</w:t>
+            </w:r>
+          </w:p>
+        </w:tc>
+        <w:tc>
+          <w:tcPr>
+            <w:tcW w:type="dxa" w:w="3619"/>
+            <w:shd w:fill="1F3864" w:color="auto" w:val="clear"/>
+            <w:tcMar>
+              <w:top w:type="dxa" w:w="60"/>
+              <w:left w:type="dxa" w:w="90"/>
+              <w:bottom w:type="dxa" w:w="60"/>
+              <w:right w:type="dxa" w:w="90"/>
+            </w:tcMar>
+          </w:tcPr>
+          <w:p>
+            <w:r>
+              <w:rPr>
+                <w:b/>
+                <w:bCs/>
+                <w:color w:val="FFFFFF"/>
+                <w:sz w:val="19"/>
+                <w:szCs w:val="19"/>
+              </w:rPr>
+              <w:t xml:space="preserve">/s/</w:t>
+            </w:r>
+          </w:p>
+        </w:tc>
+        <w:tc>
+          <w:tcPr>
+            <w:tcW w:type="dxa" w:w="3619"/>
+            <w:shd w:fill="1F3864" w:color="auto" w:val="clear"/>
+            <w:tcMar>
+              <w:top w:type="dxa" w:w="60"/>
+              <w:left w:type="dxa" w:w="90"/>
+              <w:bottom w:type="dxa" w:w="60"/>
+              <w:right w:type="dxa" w:w="90"/>
+            </w:tcMar>
+          </w:tcPr>
+          <w:p>
+            <w:r>
+              <w:rPr>
+                <w:b/>
+                <w:bCs/>
+                <w:color w:val="FFFFFF"/>
+                <w:sz w:val="19"/>
+                <w:szCs w:val="19"/>
+              </w:rPr>
+              <w:t xml:space="preserve">/z/</w:t>
+            </w:r>
+          </w:p>
+        </w:tc>
+      </w:tr>
+      <w:tr>
+        <w:tc>
+          <w:tcPr>
+            <w:tcW w:type="dxa" w:w="2400"/>
+            <w:shd w:fill="FFFFFF" w:color="auto" w:val="clear"/>
+            <w:tcMar>
+              <w:top w:type="dxa" w:w="60"/>
+              <w:left w:type="dxa" w:w="90"/>
+              <w:bottom w:type="dxa" w:w="60"/>
+              <w:right w:type="dxa" w:w="90"/>
+            </w:tcMar>
+          </w:tcPr>
+          <w:p>
+            <w:r>
+              <w:rPr>
+                <w:b w:val="false"/>
+                <w:bCs w:val="false"/>
+                <w:color w:val="000000"/>
+                <w:sz w:val="19"/>
+                <w:szCs w:val="19"/>
+              </w:rPr>
+              <w:t xml:space="preserve">sip / zip</w:t>
+            </w:r>
+          </w:p>
+        </w:tc>
+        <w:tc>
+          <w:tcPr>
+            <w:tcW w:type="dxa" w:w="3619"/>
+            <w:shd w:fill="FFFFFF" w:color="auto" w:val="clear"/>
+            <w:tcMar>
+              <w:top w:type="dxa" w:w="60"/>
+              <w:left w:type="dxa" w:w="90"/>
+              <w:bottom w:type="dxa" w:w="60"/>
+              <w:right w:type="dxa" w:w="90"/>
+            </w:tcMar>
+          </w:tcPr>
+          <w:p>
+            <w:r>
+              <w:rPr>
+                <w:b w:val="false"/>
+                <w:bCs w:val="false"/>
+                <w:color w:val="000000"/>
+                <w:sz w:val="19"/>
+                <w:szCs w:val="19"/>
+              </w:rPr>
+              <w:t xml:space="preserve">sip</w:t>
+            </w:r>
+          </w:p>
+        </w:tc>
+        <w:tc>
+          <w:tcPr>
+            <w:tcW w:type="dxa" w:w="3619"/>
+            <w:shd w:fill="FFFFFF" w:color="auto" w:val="clear"/>
+            <w:tcMar>
+              <w:top w:type="dxa" w:w="60"/>
+              <w:left w:type="dxa" w:w="90"/>
+              <w:bottom w:type="dxa" w:w="60"/>
+              <w:right w:type="dxa" w:w="90"/>
+            </w:tcMar>
+          </w:tcPr>
+          <w:p>
+            <w:r>
+              <w:rPr>
+                <w:b w:val="false"/>
+                <w:bCs w:val="false"/>
+                <w:color w:val="000000"/>
+                <w:sz w:val="19"/>
+                <w:szCs w:val="19"/>
+              </w:rPr>
+              <w:t xml:space="preserve">zip</w:t>
+            </w:r>
+          </w:p>
+        </w:tc>
+      </w:tr>
+      <w:tr>
+        <w:tc>
+          <w:tcPr>
+            <w:tcW w:type="dxa" w:w="2400"/>
+            <w:shd w:fill="F2F6FC" w:color="auto" w:val="clear"/>
+            <w:tcMar>
+              <w:top w:type="dxa" w:w="60"/>
+              <w:left w:type="dxa" w:w="90"/>
+              <w:bottom w:type="dxa" w:w="60"/>
+              <w:right w:type="dxa" w:w="90"/>
+            </w:tcMar>
+          </w:tcPr>
+          <w:p>
+            <w:r>
+              <w:rPr>
+                <w:b w:val="false"/>
+                <w:bCs w:val="false"/>
+                <w:color w:val="000000"/>
+                <w:sz w:val="19"/>
+                <w:szCs w:val="19"/>
+              </w:rPr>
+              <w:t xml:space="preserve">price / prize</w:t>
+            </w:r>
+          </w:p>
+        </w:tc>
+        <w:tc>
+          <w:tcPr>
+            <w:tcW w:type="dxa" w:w="3619"/>
+            <w:shd w:fill="F2F6FC" w:color="auto" w:val="clear"/>
+            <w:tcMar>
+              <w:top w:type="dxa" w:w="60"/>
+              <w:left w:type="dxa" w:w="90"/>
+              <w:bottom w:type="dxa" w:w="60"/>
+              <w:right w:type="dxa" w:w="90"/>
+            </w:tcMar>
+          </w:tcPr>
+          <w:p>
+            <w:r>
+              <w:rPr>
+                <w:b w:val="false"/>
+                <w:bCs w:val="false"/>
+                <w:color w:val="000000"/>
+                <w:sz w:val="19"/>
+                <w:szCs w:val="19"/>
+              </w:rPr>
+              <w:t xml:space="preserve">price</w:t>
+            </w:r>
+          </w:p>
+        </w:tc>
+        <w:tc>
+          <w:tcPr>
+            <w:tcW w:type="dxa" w:w="3619"/>
+            <w:shd w:fill="F2F6FC" w:color="auto" w:val="clear"/>
+            <w:tcMar>
+              <w:top w:type="dxa" w:w="60"/>
+              <w:left w:type="dxa" w:w="90"/>
+              <w:bottom w:type="dxa" w:w="60"/>
+              <w:right w:type="dxa" w:w="90"/>
+            </w:tcMar>
+          </w:tcPr>
+          <w:p>
+            <w:r>
+              <w:rPr>
+                <w:b w:val="false"/>
+                <w:bCs w:val="false"/>
+                <w:color w:val="000000"/>
+                <w:sz w:val="19"/>
+                <w:szCs w:val="19"/>
+              </w:rPr>
+              <w:t xml:space="preserve">prize</w:t>
+            </w:r>
+          </w:p>
+        </w:tc>
+      </w:tr>
+      <w:tr>
+        <w:tc>
+          <w:tcPr>
+            <w:tcW w:type="dxa" w:w="2400"/>
+            <w:shd w:fill="FFFFFF" w:color="auto" w:val="clear"/>
+            <w:tcMar>
+              <w:top w:type="dxa" w:w="60"/>
+              <w:left w:type="dxa" w:w="90"/>
+              <w:bottom w:type="dxa" w:w="60"/>
+              <w:right w:type="dxa" w:w="90"/>
+            </w:tcMar>
+          </w:tcPr>
+          <w:p>
+            <w:r>
+              <w:rPr>
+                <w:b w:val="false"/>
+                <w:bCs w:val="false"/>
+                <w:color w:val="000000"/>
+                <w:sz w:val="19"/>
+                <w:szCs w:val="19"/>
+              </w:rPr>
+              <w:t xml:space="preserve">ice / eyes</w:t>
+            </w:r>
+          </w:p>
+        </w:tc>
+        <w:tc>
+          <w:tcPr>
+            <w:tcW w:type="dxa" w:w="3619"/>
+            <w:shd w:fill="FFFFFF" w:color="auto" w:val="clear"/>
+            <w:tcMar>
+              <w:top w:type="dxa" w:w="60"/>
+              <w:left w:type="dxa" w:w="90"/>
+              <w:bottom w:type="dxa" w:w="60"/>
+              <w:right w:type="dxa" w:w="90"/>
+            </w:tcMar>
+          </w:tcPr>
+          <w:p>
+            <w:r>
+              <w:rPr>
+                <w:b w:val="false"/>
+                <w:bCs w:val="false"/>
+                <w:color w:val="000000"/>
+                <w:sz w:val="19"/>
+                <w:szCs w:val="19"/>
+              </w:rPr>
+              <w:t xml:space="preserve">ice</w:t>
+            </w:r>
+          </w:p>
+        </w:tc>
+        <w:tc>
+          <w:tcPr>
+            <w:tcW w:type="dxa" w:w="3619"/>
+            <w:shd w:fill="FFFFFF" w:color="auto" w:val="clear"/>
+            <w:tcMar>
+              <w:top w:type="dxa" w:w="60"/>
+              <w:left w:type="dxa" w:w="90"/>
+              <w:bottom w:type="dxa" w:w="60"/>
+              <w:right w:type="dxa" w:w="90"/>
+            </w:tcMar>
+          </w:tcPr>
+          <w:p>
+            <w:r>
+              <w:rPr>
+                <w:b w:val="false"/>
+                <w:bCs w:val="false"/>
+                <w:color w:val="000000"/>
+                <w:sz w:val="19"/>
+                <w:szCs w:val="19"/>
+              </w:rPr>
+              <w:t xml:space="preserve">eyes</w:t>
+            </w:r>
+          </w:p>
+        </w:tc>
+      </w:tr>
+      <w:tr>
+        <w:tc>
+          <w:tcPr>
+            <w:tcW w:type="dxa" w:w="2400"/>
+            <w:shd w:fill="F2F6FC" w:color="auto" w:val="clear"/>
+            <w:tcMar>
+              <w:top w:type="dxa" w:w="60"/>
+              <w:left w:type="dxa" w:w="90"/>
+              <w:bottom w:type="dxa" w:w="60"/>
+              <w:right w:type="dxa" w:w="90"/>
+            </w:tcMar>
+          </w:tcPr>
+          <w:p>
+            <w:r>
+              <w:rPr>
+                <w:b w:val="false"/>
+                <w:bCs w:val="false"/>
+                <w:color w:val="000000"/>
+                <w:sz w:val="19"/>
+                <w:szCs w:val="19"/>
+              </w:rPr>
+              <w:t xml:space="preserve">bus / buzz</w:t>
+            </w:r>
+          </w:p>
+        </w:tc>
+        <w:tc>
+          <w:tcPr>
+            <w:tcW w:type="dxa" w:w="3619"/>
+            <w:shd w:fill="F2F6FC" w:color="auto" w:val="clear"/>
+            <w:tcMar>
+              <w:top w:type="dxa" w:w="60"/>
+              <w:left w:type="dxa" w:w="90"/>
+              <w:bottom w:type="dxa" w:w="60"/>
+              <w:right w:type="dxa" w:w="90"/>
+            </w:tcMar>
+          </w:tcPr>
+          <w:p>
+            <w:r>
+              <w:rPr>
+                <w:b w:val="false"/>
+                <w:bCs w:val="false"/>
+                <w:color w:val="000000"/>
+                <w:sz w:val="19"/>
+                <w:szCs w:val="19"/>
+              </w:rPr>
+              <w:t xml:space="preserve">bus</w:t>
+            </w:r>
+          </w:p>
+        </w:tc>
+        <w:tc>
+          <w:tcPr>
+            <w:tcW w:type="dxa" w:w="3619"/>
+            <w:shd w:fill="F2F6FC" w:color="auto" w:val="clear"/>
+            <w:tcMar>
+              <w:top w:type="dxa" w:w="60"/>
+              <w:left w:type="dxa" w:w="90"/>
+              <w:bottom w:type="dxa" w:w="60"/>
+              <w:right w:type="dxa" w:w="90"/>
+            </w:tcMar>
+          </w:tcPr>
+          <w:p>
+            <w:r>
+              <w:rPr>
+                <w:b w:val="false"/>
+                <w:bCs w:val="false"/>
+                <w:color w:val="000000"/>
+                <w:sz w:val="19"/>
+                <w:szCs w:val="19"/>
+              </w:rPr>
+              <w:t xml:space="preserve">buzz</w:t>
+            </w:r>
+          </w:p>
+        </w:tc>
+      </w:tr>
+      <w:tr>
+        <w:tc>
+          <w:tcPr>
+            <w:tcW w:type="dxa" w:w="2400"/>
+            <w:shd w:fill="FFFFFF" w:color="auto" w:val="clear"/>
+            <w:tcMar>
+              <w:top w:type="dxa" w:w="60"/>
+              <w:left w:type="dxa" w:w="90"/>
+              <w:bottom w:type="dxa" w:w="60"/>
+              <w:right w:type="dxa" w:w="90"/>
+            </w:tcMar>
+          </w:tcPr>
+          <w:p>
+            <w:r>
+              <w:rPr>
+                <w:b w:val="false"/>
+                <w:bCs w:val="false"/>
+                <w:color w:val="000000"/>
+                <w:sz w:val="19"/>
+                <w:szCs w:val="19"/>
+              </w:rPr>
+              <w:t xml:space="preserve">niece / knees</w:t>
+            </w:r>
+          </w:p>
+        </w:tc>
+        <w:tc>
+          <w:tcPr>
+            <w:tcW w:type="dxa" w:w="3619"/>
+            <w:shd w:fill="FFFFFF" w:color="auto" w:val="clear"/>
+            <w:tcMar>
+              <w:top w:type="dxa" w:w="60"/>
+              <w:left w:type="dxa" w:w="90"/>
+              <w:bottom w:type="dxa" w:w="60"/>
+              <w:right w:type="dxa" w:w="90"/>
+            </w:tcMar>
+          </w:tcPr>
+          <w:p>
+            <w:r>
+              <w:rPr>
+                <w:b w:val="false"/>
+                <w:bCs w:val="false"/>
+                <w:color w:val="000000"/>
+                <w:sz w:val="19"/>
+                <w:szCs w:val="19"/>
+              </w:rPr>
+              <w:t xml:space="preserve">niece</w:t>
+            </w:r>
+          </w:p>
+        </w:tc>
+        <w:tc>
+          <w:tcPr>
+            <w:tcW w:type="dxa" w:w="3619"/>
+            <w:shd w:fill="FFFFFF" w:color="auto" w:val="clear"/>
+            <w:tcMar>
+              <w:top w:type="dxa" w:w="60"/>
+              <w:left w:type="dxa" w:w="90"/>
+              <w:bottom w:type="dxa" w:w="60"/>
+              <w:right w:type="dxa" w:w="90"/>
+            </w:tcMar>
+          </w:tcPr>
+          <w:p>
+            <w:r>
+              <w:rPr>
+                <w:b w:val="false"/>
+                <w:bCs w:val="false"/>
+                <w:color w:val="000000"/>
+                <w:sz w:val="19"/>
+                <w:szCs w:val="19"/>
+              </w:rPr>
+              <w:t xml:space="preserve">knees</w:t>
+            </w:r>
+          </w:p>
+        </w:tc>
+      </w:tr>
+    </w:tbl>
+    <w:p>
+      <w:pPr>
+        <w:spacing w:after="80"/>
+      </w:pPr>
+    </w:p>
+    <w:p>
+      <w:pPr>
+        <w:spacing w:after="120"/>
+      </w:pPr>
+      <w:r>
+        <w:rPr>
+          <w:b/>
+          <w:bCs/>
+        </w:rPr>
+        <w:t xml:space="preserve">Errores comunes corregidos:</w:t>
+      </w:r>
+    </w:p>
+    <w:p>
+      <w:pPr>
+        <w:pStyle w:val="ListParagraph"/>
+        <w:numPr>
+          <w:ilvl w:val="0"/>
+          <w:numId w:val="2"/>
+        </w:numPr>
+        <w:spacing w:after="80"/>
+      </w:pPr>
+      <w:r>
+        <w:rPr>
+          <w:color w:val="C00000"/>
+        </w:rPr>
+        <w:t xml:space="preserve">✗ Hablar rápido para sonar fluido.</w:t>
+      </w:r>
+      <w:r>
+        <w:t xml:space="preserve">  →  </w:t>
+      </w:r>
+      <w:r>
+        <w:rPr>
+          <w:b/>
+          <w:bCs/>
+          <w:color w:val="2E7D32"/>
+        </w:rPr>
+        <w:t xml:space="preserve">✓ Hablar claro y a ritmo constante.</w:t>
+      </w:r>
+    </w:p>
+    <w:p>
+      <w:pPr>
+        <w:pStyle w:val="ListParagraph"/>
+        <w:numPr>
+          <w:ilvl w:val="0"/>
+          <w:numId w:val="2"/>
+        </w:numPr>
+        <w:spacing w:after="80"/>
+      </w:pPr>
+      <w:r>
+        <w:rPr>
+          <w:color w:val="C00000"/>
+        </w:rPr>
+        <w:t xml:space="preserve">✗ examined /ɪd/</w:t>
+      </w:r>
+      <w:r>
+        <w:t xml:space="preserve">  →  </w:t>
+      </w:r>
+      <w:r>
+        <w:rPr>
+          <w:b/>
+          <w:bCs/>
+          <w:color w:val="2E7D32"/>
+        </w:rPr>
+        <w:t xml:space="preserve">✓ examined /d/</w:t>
+      </w:r>
+    </w:p>
+    <w:p>
+      <w:pPr>
+        <w:pStyle w:val="ListParagraph"/>
+        <w:numPr>
+          <w:ilvl w:val="0"/>
+          <w:numId w:val="2"/>
+        </w:numPr>
+        <w:spacing w:after="80"/>
+      </w:pPr>
+      <w:r>
+        <w:rPr>
+          <w:color w:val="C00000"/>
+        </w:rPr>
+        <w:t xml:space="preserve">✗ was /s/</w:t>
+      </w:r>
+      <w:r>
+        <w:t xml:space="preserve">  →  </w:t>
+      </w:r>
+      <w:r>
+        <w:rPr>
+          <w:b/>
+          <w:bCs/>
+          <w:color w:val="2E7D32"/>
+        </w:rPr>
+        <w:t xml:space="preserve">✓ was /z/</w:t>
+      </w:r>
+    </w:p>
+    <w:p>
+      <w:pPr>
+        <w:spacing w:after="80"/>
+      </w:pPr>
+    </w:p>
+    <w:tbl>
+      <w:tblPr>
+        <w:tblW w:type="dxa" w:w="9638"/>
+        <w:tblBorders>
+          <w:top w:val="single" w:color="auto" w:sz="4"/>
+          <w:left w:val="single" w:color="auto" w:sz="4"/>
+          <w:bottom w:val="single" w:color="auto" w:sz="4"/>
+          <w:right w:val="single" w:color="auto" w:sz="4"/>
+          <w:insideH w:val="single" w:color="auto" w:sz="4"/>
+          <w:insideV w:val="single" w:color="auto" w:sz="4"/>
+        </w:tblBorders>
+      </w:tblPr>
+      <w:tblGrid>
+        <w:gridCol w:w="9638"/>
+      </w:tblGrid>
+      <w:tr>
+        <w:tc>
+          <w:tcPr>
+            <w:tcW w:type="dxa" w:w="9638"/>
+            <w:shd w:fill="EAF3EA" w:color="auto" w:val="clear"/>
+            <w:tcMar>
+              <w:top w:type="dxa" w:w="100"/>
+              <w:left w:type="dxa" w:w="160"/>
+              <w:bottom w:type="dxa" w:w="100"/>
+              <w:right w:type="dxa" w:w="160"/>
+            </w:tcMar>
+          </w:tcPr>
+          <w:p>
+            <w:pPr>
+              <w:spacing w:after="80"/>
+            </w:pPr>
+            <w:r>
+              <w:rPr>
+                <w:b/>
+                <w:bCs/>
+                <w:color w:val="1F3864"/>
+              </w:rPr>
+              <w:t xml:space="preserve">Práctica resuelta</w:t>
+            </w:r>
+          </w:p>
+          <w:p>
+            <w:pPr>
+              <w:spacing w:after="50"/>
+            </w:pPr>
+            <w:r>
+              <w:rPr>
+                <w:sz w:val="20"/>
+                <w:szCs w:val="20"/>
+              </w:rPr>
+              <w:t xml:space="preserve">Frase de entrenamiento lenta, luego normal: “The patient’s disease was diagnosed easily, and his symptoms improved.”</w:t>
+            </w:r>
+          </w:p>
+          <w:p>
+            <w:pPr>
+              <w:spacing w:after="50"/>
+            </w:pPr>
+            <w:r>
+              <w:rPr>
+                <w:sz w:val="20"/>
+                <w:szCs w:val="20"/>
+              </w:rPr>
+              <w:t xml:space="preserve">Sonidos /z/: disease, was, diagnosed, easily, his, symptoms. Sonido /d/: diagnosed, improved.</w:t>
+            </w:r>
+          </w:p>
+        </w:tc>
+      </w:tr>
+    </w:tbl>
+    <w:p>
+      <w:pPr>
+        <w:spacing w:after="80"/>
+      </w:pPr>
+    </w:p>
+    <w:tbl>
+      <w:tblPr>
+        <w:tblW w:type="dxa" w:w="9638"/>
+        <w:tblBorders>
+          <w:top w:val="single" w:color="auto" w:sz="4"/>
+          <w:left w:val="single" w:color="auto" w:sz="4"/>
+          <w:bottom w:val="single" w:color="auto" w:sz="4"/>
+          <w:right w:val="single" w:color="auto" w:sz="4"/>
+          <w:insideH w:val="single" w:color="auto" w:sz="4"/>
+          <w:insideV w:val="single" w:color="auto" w:sz="4"/>
+        </w:tblBorders>
+      </w:tblPr>
+      <w:tblGrid>
+        <w:gridCol w:w="9638"/>
+      </w:tblGrid>
+      <w:tr>
+        <w:tc>
+          <w:tcPr>
+            <w:tcW w:type="dxa" w:w="9638"/>
+            <w:shd w:fill="F2F6FC" w:color="auto" w:val="clear"/>
+            <w:tcMar>
+              <w:top w:type="dxa" w:w="100"/>
+              <w:left w:type="dxa" w:w="160"/>
+              <w:bottom w:type="dxa" w:w="100"/>
+              <w:right w:type="dxa" w:w="160"/>
+            </w:tcMar>
+          </w:tcPr>
+          <w:p>
+            <w:pPr>
+              <w:spacing w:after="80"/>
+            </w:pPr>
+            <w:r>
+              <w:rPr>
+                <w:b/>
+                <w:bCs/>
+                <w:color w:val="1F3864"/>
+              </w:rPr>
+              <w:t xml:space="preserve">Checklist del módulo</w:t>
+            </w:r>
+          </w:p>
+          <w:p>
+            <w:pPr>
+              <w:spacing w:after="50"/>
+            </w:pPr>
+            <w:r>
+              <w:rPr>
+                <w:sz w:val="20"/>
+                <w:szCs w:val="20"/>
+              </w:rPr>
+              <w:t xml:space="preserve">☐ Practico 5 pares mínimos 3 veces cada uno.</w:t>
+            </w:r>
+          </w:p>
+          <w:p>
+            <w:pPr>
+              <w:spacing w:after="50"/>
+            </w:pPr>
+            <w:r>
+              <w:rPr>
+                <w:sz w:val="20"/>
+                <w:szCs w:val="20"/>
+              </w:rPr>
+              <w:t xml:space="preserve">☐ Me grabo leyendo la frase de entrenamiento y la comparo.</w:t>
+            </w:r>
+          </w:p>
+          <w:p>
+            <w:pPr>
+              <w:spacing w:after="50"/>
+            </w:pPr>
+            <w:r>
+              <w:rPr>
+                <w:sz w:val="20"/>
+                <w:szCs w:val="20"/>
+              </w:rPr>
+              <w:t xml:space="preserve">☐ Hago 5 minutos de shadowing con un video médico.</w:t>
+            </w:r>
+          </w:p>
+        </w:tc>
+      </w:tr>
+    </w:tbl>
+    <w:p>
+      <w:pPr>
+        <w:pStyle w:val="Heading2"/>
+        <w:spacing w:after="120" w:before="200"/>
+      </w:pPr>
+      <w:r>
+        <w:t xml:space="preserve">Módulo 8. Manejo de la ansiedad en evaluaciones orales</w:t>
+      </w:r>
+    </w:p>
+    <w:p>
+      <w:pPr>
+        <w:spacing w:after="120"/>
+      </w:pPr>
+      <w:r>
+        <w:rPr>
+          <w:b/>
+          <w:bCs/>
+        </w:rPr>
+        <w:t xml:space="preserve">Prioridad: </w:t>
+      </w:r>
+      <w:r>
+        <w:t xml:space="preserve">Transversal.</w:t>
+      </w:r>
+    </w:p>
+    <w:p>
+      <w:pPr>
+        <w:spacing w:after="120"/>
+      </w:pPr>
+      <w:r>
+        <w:rPr>
+          <w:b/>
+          <w:bCs/>
+        </w:rPr>
+        <w:t xml:space="preserve">Qué es. </w:t>
+      </w:r>
+      <w:r>
+        <w:t xml:space="preserve">La ansiedad de la segunda lengua es una reacción de estrés ante situaciones evaluativas. Reduce la memoria de trabajo disponible para hablar.</w:t>
+      </w:r>
+    </w:p>
+    <w:p>
+      <w:pPr>
+        <w:spacing w:after="120"/>
+      </w:pPr>
+      <w:r>
+        <w:rPr>
+          <w:b/>
+          <w:bCs/>
+        </w:rPr>
+        <w:t xml:space="preserve">Por qué importa. </w:t>
+      </w:r>
+      <w:r>
+        <w:t xml:space="preserve">La evidencia muestra que la ansiedad al hablar se asocia con menor fluidez y menor precisión léxico-gramatical [7], y con peor rendimiento en exámenes orales [8]. Es un factor modificable con práctica.</w:t>
+      </w:r>
+    </w:p>
+    <w:p>
+      <w:pPr>
+        <w:spacing w:after="120"/>
+      </w:pPr>
+      <w:r>
+        <w:rPr>
+          <w:b/>
+          <w:bCs/>
+        </w:rPr>
+        <w:t xml:space="preserve">Cómo se aplica, paso a paso:</w:t>
+      </w:r>
+    </w:p>
+    <w:p>
+      <w:pPr>
+        <w:pStyle w:val="ListParagraph"/>
+        <w:numPr>
+          <w:ilvl w:val="0"/>
+          <w:numId w:val="10"/>
+        </w:numPr>
+        <w:spacing w:after="60"/>
+      </w:pPr>
+      <w:r>
+        <w:t xml:space="preserve">Antes de hablar: respiración 4-4-6 (inhalar 4 s, sostener 4 s, exhalar 6 s), dos ciclos.</w:t>
+      </w:r>
+    </w:p>
+    <w:p>
+      <w:pPr>
+        <w:pStyle w:val="ListParagraph"/>
+        <w:numPr>
+          <w:ilvl w:val="0"/>
+          <w:numId w:val="10"/>
+        </w:numPr>
+        <w:spacing w:after="60"/>
+      </w:pPr>
+      <w:r>
+        <w:t xml:space="preserve">Si se bloquea, use una frase puente: “Let me think for a second.” / “What I mean is…”</w:t>
+      </w:r>
+    </w:p>
+    <w:p>
+      <w:pPr>
+        <w:pStyle w:val="ListParagraph"/>
+        <w:numPr>
+          <w:ilvl w:val="0"/>
+          <w:numId w:val="10"/>
+        </w:numPr>
+        <w:spacing w:after="60"/>
+      </w:pPr>
+      <w:r>
+        <w:t xml:space="preserve">Responda primero con una frase corta y luego amplíe con un conector.</w:t>
+      </w:r>
+    </w:p>
+    <w:p>
+      <w:pPr>
+        <w:pStyle w:val="ListParagraph"/>
+        <w:numPr>
+          <w:ilvl w:val="0"/>
+          <w:numId w:val="10"/>
+        </w:numPr>
+        <w:spacing w:after="60"/>
+      </w:pPr>
+      <w:r>
+        <w:t xml:space="preserve">Haga simulacros con las mismas preguntas del check-up hasta que la respuesta sea automática.</w:t>
+      </w:r>
+    </w:p>
+    <w:p>
+      <w:pPr>
+        <w:pStyle w:val="ListParagraph"/>
+        <w:numPr>
+          <w:ilvl w:val="0"/>
+          <w:numId w:val="10"/>
+        </w:numPr>
+        <w:spacing w:after="60"/>
+      </w:pPr>
+      <w:r>
+        <w:t xml:space="preserve">Aplique una mirada estoica: controle la preparación, no el resultado.</w:t>
+      </w:r>
+    </w:p>
+    <w:p>
+      <w:pPr>
+        <w:spacing w:after="120"/>
+      </w:pPr>
+      <w:r>
+        <w:rPr>
+          <w:b/>
+          <w:bCs/>
+        </w:rPr>
+        <w:t xml:space="preserve">Errores comunes corregidos:</w:t>
+      </w:r>
+    </w:p>
+    <w:p>
+      <w:pPr>
+        <w:pStyle w:val="ListParagraph"/>
+        <w:numPr>
+          <w:ilvl w:val="0"/>
+          <w:numId w:val="2"/>
+        </w:numPr>
+        <w:spacing w:after="80"/>
+      </w:pPr>
+      <w:r>
+        <w:rPr>
+          <w:color w:val="C00000"/>
+        </w:rPr>
+        <w:t xml:space="preserve">✗ Quedarse en silencio al olvidar una palabra.</w:t>
+      </w:r>
+      <w:r>
+        <w:t xml:space="preserve">  →  </w:t>
+      </w:r>
+      <w:r>
+        <w:rPr>
+          <w:b/>
+          <w:bCs/>
+          <w:color w:val="2E7D32"/>
+        </w:rPr>
+        <w:t xml:space="preserve">✓ “How do you say…? I mean the inflammation of the tonsils.”</w:t>
+      </w:r>
+    </w:p>
+    <w:p>
+      <w:pPr>
+        <w:pStyle w:val="ListParagraph"/>
+        <w:numPr>
+          <w:ilvl w:val="0"/>
+          <w:numId w:val="2"/>
+        </w:numPr>
+        <w:spacing w:after="80"/>
+      </w:pPr>
+      <w:r>
+        <w:rPr>
+          <w:color w:val="C00000"/>
+        </w:rPr>
+        <w:t xml:space="preserve">✗ Corregirse tres veces en la misma frase.</w:t>
+      </w:r>
+      <w:r>
+        <w:t xml:space="preserve">  →  </w:t>
+      </w:r>
+      <w:r>
+        <w:rPr>
+          <w:b/>
+          <w:bCs/>
+          <w:color w:val="2E7D32"/>
+        </w:rPr>
+        <w:t xml:space="preserve">✓ Terminar la frase y corregir solo si cambia el significado.</w:t>
+      </w:r>
+    </w:p>
+    <w:p>
+      <w:pPr>
+        <w:spacing w:after="80"/>
+      </w:pPr>
+    </w:p>
+    <w:tbl>
+      <w:tblPr>
+        <w:tblW w:type="dxa" w:w="9638"/>
+        <w:tblBorders>
+          <w:top w:val="single" w:color="auto" w:sz="4"/>
+          <w:left w:val="single" w:color="auto" w:sz="4"/>
+          <w:bottom w:val="single" w:color="auto" w:sz="4"/>
+          <w:right w:val="single" w:color="auto" w:sz="4"/>
+          <w:insideH w:val="single" w:color="auto" w:sz="4"/>
+          <w:insideV w:val="single" w:color="auto" w:sz="4"/>
+        </w:tblBorders>
+      </w:tblPr>
+      <w:tblGrid>
+        <w:gridCol w:w="9638"/>
+      </w:tblGrid>
+      <w:tr>
+        <w:tc>
+          <w:tcPr>
+            <w:tcW w:type="dxa" w:w="9638"/>
+            <w:shd w:fill="EAF3EA" w:color="auto" w:val="clear"/>
+            <w:tcMar>
+              <w:top w:type="dxa" w:w="100"/>
+              <w:left w:type="dxa" w:w="160"/>
+              <w:bottom w:type="dxa" w:w="100"/>
+              <w:right w:type="dxa" w:w="160"/>
+            </w:tcMar>
+          </w:tcPr>
+          <w:p>
+            <w:pPr>
+              <w:spacing w:after="80"/>
+            </w:pPr>
+            <w:r>
+              <w:rPr>
+                <w:b/>
+                <w:bCs/>
+                <w:color w:val="1F3864"/>
+              </w:rPr>
+              <w:t xml:space="preserve">Práctica resuelta</w:t>
+            </w:r>
+          </w:p>
+          <w:p>
+            <w:pPr>
+              <w:spacing w:after="50"/>
+            </w:pPr>
+            <w:r>
+              <w:rPr>
+                <w:sz w:val="20"/>
+                <w:szCs w:val="20"/>
+              </w:rPr>
+              <w:t xml:space="preserve">Frases puente listas para usar: “That’s a good question.” / “Let me think for a second.” / “In other words…” / “What I mean is…” / “Could you repeat the question, please?”</w:t>
+            </w:r>
+          </w:p>
+        </w:tc>
+      </w:tr>
+    </w:tbl>
+    <w:p>
+      <w:pPr>
+        <w:spacing w:after="80"/>
+      </w:pPr>
+    </w:p>
+    <w:tbl>
+      <w:tblPr>
+        <w:tblW w:type="dxa" w:w="9638"/>
+        <w:tblBorders>
+          <w:top w:val="single" w:color="auto" w:sz="4"/>
+          <w:left w:val="single" w:color="auto" w:sz="4"/>
+          <w:bottom w:val="single" w:color="auto" w:sz="4"/>
+          <w:right w:val="single" w:color="auto" w:sz="4"/>
+          <w:insideH w:val="single" w:color="auto" w:sz="4"/>
+          <w:insideV w:val="single" w:color="auto" w:sz="4"/>
+        </w:tblBorders>
+      </w:tblPr>
+      <w:tblGrid>
+        <w:gridCol w:w="9638"/>
+      </w:tblGrid>
+      <w:tr>
+        <w:tc>
+          <w:tcPr>
+            <w:tcW w:type="dxa" w:w="9638"/>
+            <w:shd w:fill="F2F6FC" w:color="auto" w:val="clear"/>
+            <w:tcMar>
+              <w:top w:type="dxa" w:w="100"/>
+              <w:left w:type="dxa" w:w="160"/>
+              <w:bottom w:type="dxa" w:w="100"/>
+              <w:right w:type="dxa" w:w="160"/>
+            </w:tcMar>
+          </w:tcPr>
+          <w:p>
+            <w:pPr>
+              <w:spacing w:after="80"/>
+            </w:pPr>
+            <w:r>
+              <w:rPr>
+                <w:b/>
+                <w:bCs/>
+                <w:color w:val="1F3864"/>
+              </w:rPr>
+              <w:t xml:space="preserve">Checklist del módulo</w:t>
+            </w:r>
+          </w:p>
+          <w:p>
+            <w:pPr>
+              <w:spacing w:after="50"/>
+            </w:pPr>
+            <w:r>
+              <w:rPr>
+                <w:sz w:val="20"/>
+                <w:szCs w:val="20"/>
+              </w:rPr>
+              <w:t xml:space="preserve">☐ Uso respiración 4-4-6 antes de cada simulacro.</w:t>
+            </w:r>
+          </w:p>
+          <w:p>
+            <w:pPr>
+              <w:spacing w:after="50"/>
+            </w:pPr>
+            <w:r>
+              <w:rPr>
+                <w:sz w:val="20"/>
+                <w:szCs w:val="20"/>
+              </w:rPr>
+              <w:t xml:space="preserve">☐ Tengo 5 frases puente memorizadas.</w:t>
+            </w:r>
+          </w:p>
+          <w:p>
+            <w:pPr>
+              <w:spacing w:after="50"/>
+            </w:pPr>
+            <w:r>
+              <w:rPr>
+                <w:sz w:val="20"/>
+                <w:szCs w:val="20"/>
+              </w:rPr>
+              <w:t xml:space="preserve">☐ Registro mi ansiedad de 0 a 10 tras cada simulacro y veo la tendencia.</w:t>
+            </w:r>
+          </w:p>
+        </w:tc>
+      </w:tr>
+    </w:tbl>
+    <w:p>
+      <w:pPr>
+        <w:pStyle w:val="Heading2"/>
+        <w:spacing w:after="120" w:before="200"/>
+      </w:pPr>
+      <w:r>
+        <w:t xml:space="preserve">Plan de estudio de 2 semanas antes del nuevo check-up</w:t>
+      </w:r>
+    </w:p>
+    <w:p>
+      <w:pPr>
+        <w:spacing w:after="120"/>
+      </w:pPr>
+      <w:r>
+        <w:t xml:space="preserve">Bloques de 30 a 60 minutos, compatibles con un turno de 6 a.m. a 2 p.m. Se sugiere estudiar después del descanso de la tarde.</w:t>
+      </w:r>
+    </w:p>
+    <w:tbl>
+      <w:tblPr>
+        <w:tblW w:type="dxa" w:w="9638"/>
+        <w:tblBorders>
+          <w:top w:val="single" w:color="auto" w:sz="4"/>
+          <w:left w:val="single" w:color="auto" w:sz="4"/>
+          <w:bottom w:val="single" w:color="auto" w:sz="4"/>
+          <w:right w:val="single" w:color="auto" w:sz="4"/>
+          <w:insideH w:val="single" w:color="auto" w:sz="4"/>
+          <w:insideV w:val="single" w:color="auto" w:sz="4"/>
+        </w:tblBorders>
+      </w:tblPr>
+      <w:tblGrid>
+        <w:gridCol w:w="1100"/>
+        <w:gridCol w:w="1100"/>
+        <w:gridCol w:w="4638"/>
+        <w:gridCol w:w="2800"/>
+      </w:tblGrid>
+      <w:tr>
+        <w:trPr>
+          <w:tblHeader/>
+        </w:trPr>
+        <w:tc>
+          <w:tcPr>
+            <w:tcW w:type="dxa" w:w="1100"/>
+            <w:shd w:fill="1F3864" w:color="auto" w:val="clear"/>
+            <w:tcMar>
+              <w:top w:type="dxa" w:w="60"/>
+              <w:left w:type="dxa" w:w="90"/>
+              <w:bottom w:type="dxa" w:w="60"/>
+              <w:right w:type="dxa" w:w="90"/>
+            </w:tcMar>
+          </w:tcPr>
+          <w:p>
+            <w:r>
+              <w:rPr>
+                <w:b/>
+                <w:bCs/>
+                <w:color w:val="FFFFFF"/>
+                <w:sz w:val="19"/>
+                <w:szCs w:val="19"/>
+              </w:rPr>
+              <w:t xml:space="preserve">Día</w:t>
+            </w:r>
+          </w:p>
+        </w:tc>
+        <w:tc>
+          <w:tcPr>
+            <w:tcW w:type="dxa" w:w="1100"/>
+            <w:shd w:fill="1F3864" w:color="auto" w:val="clear"/>
+            <w:tcMar>
+              <w:top w:type="dxa" w:w="60"/>
+              <w:left w:type="dxa" w:w="90"/>
+              <w:bottom w:type="dxa" w:w="60"/>
+              <w:right w:type="dxa" w:w="90"/>
+            </w:tcMar>
+          </w:tcPr>
+          <w:p>
+            <w:r>
+              <w:rPr>
+                <w:b/>
+                <w:bCs/>
+                <w:color w:val="FFFFFF"/>
+                <w:sz w:val="19"/>
+                <w:szCs w:val="19"/>
+              </w:rPr>
+              <w:t xml:space="preserve">Bloque</w:t>
+            </w:r>
+          </w:p>
+        </w:tc>
+        <w:tc>
+          <w:tcPr>
+            <w:tcW w:type="dxa" w:w="4638"/>
+            <w:shd w:fill="1F3864" w:color="auto" w:val="clear"/>
+            <w:tcMar>
+              <w:top w:type="dxa" w:w="60"/>
+              <w:left w:type="dxa" w:w="90"/>
+              <w:bottom w:type="dxa" w:w="60"/>
+              <w:right w:type="dxa" w:w="90"/>
+            </w:tcMar>
+          </w:tcPr>
+          <w:p>
+            <w:r>
+              <w:rPr>
+                <w:b/>
+                <w:bCs/>
+                <w:color w:val="FFFFFF"/>
+                <w:sz w:val="19"/>
+                <w:szCs w:val="19"/>
+              </w:rPr>
+              <w:t xml:space="preserve">Contenido</w:t>
+            </w:r>
+          </w:p>
+        </w:tc>
+        <w:tc>
+          <w:tcPr>
+            <w:tcW w:type="dxa" w:w="2800"/>
+            <w:shd w:fill="1F3864" w:color="auto" w:val="clear"/>
+            <w:tcMar>
+              <w:top w:type="dxa" w:w="60"/>
+              <w:left w:type="dxa" w:w="90"/>
+              <w:bottom w:type="dxa" w:w="60"/>
+              <w:right w:type="dxa" w:w="90"/>
+            </w:tcMar>
+          </w:tcPr>
+          <w:p>
+            <w:r>
+              <w:rPr>
+                <w:b/>
+                <w:bCs/>
+                <w:color w:val="FFFFFF"/>
+                <w:sz w:val="19"/>
+                <w:szCs w:val="19"/>
+              </w:rPr>
+              <w:t xml:space="preserve">Métrica</w:t>
+            </w:r>
+          </w:p>
+        </w:tc>
+      </w:tr>
+      <w:tr>
+        <w:tc>
+          <w:tcPr>
+            <w:tcW w:type="dxa" w:w="1100"/>
+            <w:shd w:fill="FFFFFF" w:color="auto" w:val="clear"/>
+            <w:tcMar>
+              <w:top w:type="dxa" w:w="60"/>
+              <w:left w:type="dxa" w:w="90"/>
+              <w:bottom w:type="dxa" w:w="60"/>
+              <w:right w:type="dxa" w:w="90"/>
+            </w:tcMar>
+          </w:tcPr>
+          <w:p>
+            <w:r>
+              <w:rPr>
+                <w:b w:val="false"/>
+                <w:bCs w:val="false"/>
+                <w:color w:val="000000"/>
+                <w:sz w:val="19"/>
+                <w:szCs w:val="19"/>
+              </w:rPr>
+              <w:t xml:space="preserve">Lun 19</w:t>
+            </w:r>
+          </w:p>
+        </w:tc>
+        <w:tc>
+          <w:tcPr>
+            <w:tcW w:type="dxa" w:w="1100"/>
+            <w:shd w:fill="FFFFFF" w:color="auto" w:val="clear"/>
+            <w:tcMar>
+              <w:top w:type="dxa" w:w="60"/>
+              <w:left w:type="dxa" w:w="90"/>
+              <w:bottom w:type="dxa" w:w="60"/>
+              <w:right w:type="dxa" w:w="90"/>
+            </w:tcMar>
+          </w:tcPr>
+          <w:p>
+            <w:r>
+              <w:rPr>
+                <w:b w:val="false"/>
+                <w:bCs w:val="false"/>
+                <w:color w:val="000000"/>
+                <w:sz w:val="19"/>
+                <w:szCs w:val="19"/>
+              </w:rPr>
+              <w:t xml:space="preserve">45 min</w:t>
+            </w:r>
+          </w:p>
+        </w:tc>
+        <w:tc>
+          <w:tcPr>
+            <w:tcW w:type="dxa" w:w="4638"/>
+            <w:shd w:fill="FFFFFF" w:color="auto" w:val="clear"/>
+            <w:tcMar>
+              <w:top w:type="dxa" w:w="60"/>
+              <w:left w:type="dxa" w:w="90"/>
+              <w:bottom w:type="dxa" w:w="60"/>
+              <w:right w:type="dxa" w:w="90"/>
+            </w:tcMar>
+          </w:tcPr>
+          <w:p>
+            <w:r>
+              <w:rPr>
+                <w:b w:val="false"/>
+                <w:bCs w:val="false"/>
+                <w:color w:val="000000"/>
+                <w:sz w:val="19"/>
+                <w:szCs w:val="19"/>
+              </w:rPr>
+              <w:t xml:space="preserve">Módulo 1. Tabla de irregulares y diario clínico.</w:t>
+            </w:r>
+          </w:p>
+        </w:tc>
+        <w:tc>
+          <w:tcPr>
+            <w:tcW w:type="dxa" w:w="2800"/>
+            <w:shd w:fill="FFFFFF" w:color="auto" w:val="clear"/>
+            <w:tcMar>
+              <w:top w:type="dxa" w:w="60"/>
+              <w:left w:type="dxa" w:w="90"/>
+              <w:bottom w:type="dxa" w:w="60"/>
+              <w:right w:type="dxa" w:w="90"/>
+            </w:tcMar>
+          </w:tcPr>
+          <w:p>
+            <w:r>
+              <w:rPr>
+                <w:b w:val="false"/>
+                <w:bCs w:val="false"/>
+                <w:color w:val="000000"/>
+                <w:sz w:val="19"/>
+                <w:szCs w:val="19"/>
+              </w:rPr>
+              <w:t xml:space="preserve">15 verbos en menos de 60 s</w:t>
+            </w:r>
+          </w:p>
+        </w:tc>
+      </w:tr>
+      <w:tr>
+        <w:tc>
+          <w:tcPr>
+            <w:tcW w:type="dxa" w:w="1100"/>
+            <w:shd w:fill="F2F6FC" w:color="auto" w:val="clear"/>
+            <w:tcMar>
+              <w:top w:type="dxa" w:w="60"/>
+              <w:left w:type="dxa" w:w="90"/>
+              <w:bottom w:type="dxa" w:w="60"/>
+              <w:right w:type="dxa" w:w="90"/>
+            </w:tcMar>
+          </w:tcPr>
+          <w:p>
+            <w:r>
+              <w:rPr>
+                <w:b w:val="false"/>
+                <w:bCs w:val="false"/>
+                <w:color w:val="000000"/>
+                <w:sz w:val="19"/>
+                <w:szCs w:val="19"/>
+              </w:rPr>
+              <w:t xml:space="preserve">Mar 20</w:t>
+            </w:r>
+          </w:p>
+        </w:tc>
+        <w:tc>
+          <w:tcPr>
+            <w:tcW w:type="dxa" w:w="1100"/>
+            <w:shd w:fill="F2F6FC" w:color="auto" w:val="clear"/>
+            <w:tcMar>
+              <w:top w:type="dxa" w:w="60"/>
+              <w:left w:type="dxa" w:w="90"/>
+              <w:bottom w:type="dxa" w:w="60"/>
+              <w:right w:type="dxa" w:w="90"/>
+            </w:tcMar>
+          </w:tcPr>
+          <w:p>
+            <w:r>
+              <w:rPr>
+                <w:b w:val="false"/>
+                <w:bCs w:val="false"/>
+                <w:color w:val="000000"/>
+                <w:sz w:val="19"/>
+                <w:szCs w:val="19"/>
+              </w:rPr>
+              <w:t xml:space="preserve">45 min</w:t>
+            </w:r>
+          </w:p>
+        </w:tc>
+        <w:tc>
+          <w:tcPr>
+            <w:tcW w:type="dxa" w:w="4638"/>
+            <w:shd w:fill="F2F6FC" w:color="auto" w:val="clear"/>
+            <w:tcMar>
+              <w:top w:type="dxa" w:w="60"/>
+              <w:left w:type="dxa" w:w="90"/>
+              <w:bottom w:type="dxa" w:w="60"/>
+              <w:right w:type="dxa" w:w="90"/>
+            </w:tcMar>
+          </w:tcPr>
+          <w:p>
+            <w:r>
+              <w:rPr>
+                <w:b w:val="false"/>
+                <w:bCs w:val="false"/>
+                <w:color w:val="000000"/>
+                <w:sz w:val="19"/>
+                <w:szCs w:val="19"/>
+              </w:rPr>
+              <w:t xml:space="preserve">Módulo 2. Gerundios e infinitivos.</w:t>
+            </w:r>
+          </w:p>
+        </w:tc>
+        <w:tc>
+          <w:tcPr>
+            <w:tcW w:type="dxa" w:w="2800"/>
+            <w:shd w:fill="F2F6FC" w:color="auto" w:val="clear"/>
+            <w:tcMar>
+              <w:top w:type="dxa" w:w="60"/>
+              <w:left w:type="dxa" w:w="90"/>
+              <w:bottom w:type="dxa" w:w="60"/>
+              <w:right w:type="dxa" w:w="90"/>
+            </w:tcMar>
+          </w:tcPr>
+          <w:p>
+            <w:r>
+              <w:rPr>
+                <w:b w:val="false"/>
+                <w:bCs w:val="false"/>
+                <w:color w:val="000000"/>
+                <w:sz w:val="19"/>
+                <w:szCs w:val="19"/>
+              </w:rPr>
+              <w:t xml:space="preserve">10 de 10 en clasificación</w:t>
+            </w:r>
+          </w:p>
+        </w:tc>
+      </w:tr>
+      <w:tr>
+        <w:tc>
+          <w:tcPr>
+            <w:tcW w:type="dxa" w:w="1100"/>
+            <w:shd w:fill="FFFFFF" w:color="auto" w:val="clear"/>
+            <w:tcMar>
+              <w:top w:type="dxa" w:w="60"/>
+              <w:left w:type="dxa" w:w="90"/>
+              <w:bottom w:type="dxa" w:w="60"/>
+              <w:right w:type="dxa" w:w="90"/>
+            </w:tcMar>
+          </w:tcPr>
+          <w:p>
+            <w:r>
+              <w:rPr>
+                <w:b w:val="false"/>
+                <w:bCs w:val="false"/>
+                <w:color w:val="000000"/>
+                <w:sz w:val="19"/>
+                <w:szCs w:val="19"/>
+              </w:rPr>
+              <w:t xml:space="preserve">Mié 21</w:t>
+            </w:r>
+          </w:p>
+        </w:tc>
+        <w:tc>
+          <w:tcPr>
+            <w:tcW w:type="dxa" w:w="1100"/>
+            <w:shd w:fill="FFFFFF" w:color="auto" w:val="clear"/>
+            <w:tcMar>
+              <w:top w:type="dxa" w:w="60"/>
+              <w:left w:type="dxa" w:w="90"/>
+              <w:bottom w:type="dxa" w:w="60"/>
+              <w:right w:type="dxa" w:w="90"/>
+            </w:tcMar>
+          </w:tcPr>
+          <w:p>
+            <w:r>
+              <w:rPr>
+                <w:b w:val="false"/>
+                <w:bCs w:val="false"/>
+                <w:color w:val="000000"/>
+                <w:sz w:val="19"/>
+                <w:szCs w:val="19"/>
+              </w:rPr>
+              <w:t xml:space="preserve">45 min</w:t>
+            </w:r>
+          </w:p>
+        </w:tc>
+        <w:tc>
+          <w:tcPr>
+            <w:tcW w:type="dxa" w:w="4638"/>
+            <w:shd w:fill="FFFFFF" w:color="auto" w:val="clear"/>
+            <w:tcMar>
+              <w:top w:type="dxa" w:w="60"/>
+              <w:left w:type="dxa" w:w="90"/>
+              <w:bottom w:type="dxa" w:w="60"/>
+              <w:right w:type="dxa" w:w="90"/>
+            </w:tcMar>
+          </w:tcPr>
+          <w:p>
+            <w:r>
+              <w:rPr>
+                <w:b w:val="false"/>
+                <w:bCs w:val="false"/>
+                <w:color w:val="000000"/>
+                <w:sz w:val="19"/>
+                <w:szCs w:val="19"/>
+              </w:rPr>
+              <w:t xml:space="preserve">Módulo 3. Conectores. Sesión personalizada 1 si es posible.</w:t>
+            </w:r>
+          </w:p>
+        </w:tc>
+        <w:tc>
+          <w:tcPr>
+            <w:tcW w:type="dxa" w:w="2800"/>
+            <w:shd w:fill="FFFFFF" w:color="auto" w:val="clear"/>
+            <w:tcMar>
+              <w:top w:type="dxa" w:w="60"/>
+              <w:left w:type="dxa" w:w="90"/>
+              <w:bottom w:type="dxa" w:w="60"/>
+              <w:right w:type="dxa" w:w="90"/>
+            </w:tcMar>
+          </w:tcPr>
+          <w:p>
+            <w:r>
+              <w:rPr>
+                <w:b w:val="false"/>
+                <w:bCs w:val="false"/>
+                <w:color w:val="000000"/>
+                <w:sz w:val="19"/>
+                <w:szCs w:val="19"/>
+              </w:rPr>
+              <w:t xml:space="preserve">5 oraciones con conectores</w:t>
+            </w:r>
+          </w:p>
+        </w:tc>
+      </w:tr>
+      <w:tr>
+        <w:tc>
+          <w:tcPr>
+            <w:tcW w:type="dxa" w:w="1100"/>
+            <w:shd w:fill="F2F6FC" w:color="auto" w:val="clear"/>
+            <w:tcMar>
+              <w:top w:type="dxa" w:w="60"/>
+              <w:left w:type="dxa" w:w="90"/>
+              <w:bottom w:type="dxa" w:w="60"/>
+              <w:right w:type="dxa" w:w="90"/>
+            </w:tcMar>
+          </w:tcPr>
+          <w:p>
+            <w:r>
+              <w:rPr>
+                <w:b w:val="false"/>
+                <w:bCs w:val="false"/>
+                <w:color w:val="000000"/>
+                <w:sz w:val="19"/>
+                <w:szCs w:val="19"/>
+              </w:rPr>
+              <w:t xml:space="preserve">Jue 22</w:t>
+            </w:r>
+          </w:p>
+        </w:tc>
+        <w:tc>
+          <w:tcPr>
+            <w:tcW w:type="dxa" w:w="1100"/>
+            <w:shd w:fill="F2F6FC" w:color="auto" w:val="clear"/>
+            <w:tcMar>
+              <w:top w:type="dxa" w:w="60"/>
+              <w:left w:type="dxa" w:w="90"/>
+              <w:bottom w:type="dxa" w:w="60"/>
+              <w:right w:type="dxa" w:w="90"/>
+            </w:tcMar>
+          </w:tcPr>
+          <w:p>
+            <w:r>
+              <w:rPr>
+                <w:b w:val="false"/>
+                <w:bCs w:val="false"/>
+                <w:color w:val="000000"/>
+                <w:sz w:val="19"/>
+                <w:szCs w:val="19"/>
+              </w:rPr>
+              <w:t xml:space="preserve">30 min</w:t>
+            </w:r>
+          </w:p>
+        </w:tc>
+        <w:tc>
+          <w:tcPr>
+            <w:tcW w:type="dxa" w:w="4638"/>
+            <w:shd w:fill="F2F6FC" w:color="auto" w:val="clear"/>
+            <w:tcMar>
+              <w:top w:type="dxa" w:w="60"/>
+              <w:left w:type="dxa" w:w="90"/>
+              <w:bottom w:type="dxa" w:w="60"/>
+              <w:right w:type="dxa" w:w="90"/>
+            </w:tcMar>
+          </w:tcPr>
+          <w:p>
+            <w:r>
+              <w:rPr>
+                <w:b w:val="false"/>
+                <w:bCs w:val="false"/>
+                <w:color w:val="000000"/>
+                <w:sz w:val="19"/>
+                <w:szCs w:val="19"/>
+              </w:rPr>
+              <w:t xml:space="preserve">Módulo 7. Pares mínimos y -ed. Shadowing.</w:t>
+            </w:r>
+          </w:p>
+        </w:tc>
+        <w:tc>
+          <w:tcPr>
+            <w:tcW w:type="dxa" w:w="2800"/>
+            <w:shd w:fill="F2F6FC" w:color="auto" w:val="clear"/>
+            <w:tcMar>
+              <w:top w:type="dxa" w:w="60"/>
+              <w:left w:type="dxa" w:w="90"/>
+              <w:bottom w:type="dxa" w:w="60"/>
+              <w:right w:type="dxa" w:w="90"/>
+            </w:tcMar>
+          </w:tcPr>
+          <w:p>
+            <w:r>
+              <w:rPr>
+                <w:b w:val="false"/>
+                <w:bCs w:val="false"/>
+                <w:color w:val="000000"/>
+                <w:sz w:val="19"/>
+                <w:szCs w:val="19"/>
+              </w:rPr>
+              <w:t xml:space="preserve">Grabación comparada</w:t>
+            </w:r>
+          </w:p>
+        </w:tc>
+      </w:tr>
+      <w:tr>
+        <w:tc>
+          <w:tcPr>
+            <w:tcW w:type="dxa" w:w="1100"/>
+            <w:shd w:fill="FFFFFF" w:color="auto" w:val="clear"/>
+            <w:tcMar>
+              <w:top w:type="dxa" w:w="60"/>
+              <w:left w:type="dxa" w:w="90"/>
+              <w:bottom w:type="dxa" w:w="60"/>
+              <w:right w:type="dxa" w:w="90"/>
+            </w:tcMar>
+          </w:tcPr>
+          <w:p>
+            <w:r>
+              <w:rPr>
+                <w:b w:val="false"/>
+                <w:bCs w:val="false"/>
+                <w:color w:val="000000"/>
+                <w:sz w:val="19"/>
+                <w:szCs w:val="19"/>
+              </w:rPr>
+              <w:t xml:space="preserve">Vie 23</w:t>
+            </w:r>
+          </w:p>
+        </w:tc>
+        <w:tc>
+          <w:tcPr>
+            <w:tcW w:type="dxa" w:w="1100"/>
+            <w:shd w:fill="FFFFFF" w:color="auto" w:val="clear"/>
+            <w:tcMar>
+              <w:top w:type="dxa" w:w="60"/>
+              <w:left w:type="dxa" w:w="90"/>
+              <w:bottom w:type="dxa" w:w="60"/>
+              <w:right w:type="dxa" w:w="90"/>
+            </w:tcMar>
+          </w:tcPr>
+          <w:p>
+            <w:r>
+              <w:rPr>
+                <w:b w:val="false"/>
+                <w:bCs w:val="false"/>
+                <w:color w:val="000000"/>
+                <w:sz w:val="19"/>
+                <w:szCs w:val="19"/>
+              </w:rPr>
+              <w:t xml:space="preserve">45 min</w:t>
+            </w:r>
+          </w:p>
+        </w:tc>
+        <w:tc>
+          <w:tcPr>
+            <w:tcW w:type="dxa" w:w="4638"/>
+            <w:shd w:fill="FFFFFF" w:color="auto" w:val="clear"/>
+            <w:tcMar>
+              <w:top w:type="dxa" w:w="60"/>
+              <w:left w:type="dxa" w:w="90"/>
+              <w:bottom w:type="dxa" w:w="60"/>
+              <w:right w:type="dxa" w:w="90"/>
+            </w:tcMar>
+          </w:tcPr>
+          <w:p>
+            <w:r>
+              <w:rPr>
+                <w:b w:val="false"/>
+                <w:bCs w:val="false"/>
+                <w:color w:val="000000"/>
+                <w:sz w:val="19"/>
+                <w:szCs w:val="19"/>
+              </w:rPr>
+              <w:t xml:space="preserve">Módulo 6. Modales en indicaciones de egreso.</w:t>
+            </w:r>
+          </w:p>
+        </w:tc>
+        <w:tc>
+          <w:tcPr>
+            <w:tcW w:type="dxa" w:w="2800"/>
+            <w:shd w:fill="FFFFFF" w:color="auto" w:val="clear"/>
+            <w:tcMar>
+              <w:top w:type="dxa" w:w="60"/>
+              <w:left w:type="dxa" w:w="90"/>
+              <w:bottom w:type="dxa" w:w="60"/>
+              <w:right w:type="dxa" w:w="90"/>
+            </w:tcMar>
+          </w:tcPr>
+          <w:p>
+            <w:r>
+              <w:rPr>
+                <w:b w:val="false"/>
+                <w:bCs w:val="false"/>
+                <w:color w:val="000000"/>
+                <w:sz w:val="19"/>
+                <w:szCs w:val="19"/>
+              </w:rPr>
+              <w:t xml:space="preserve">1 egreso con 4 modales</w:t>
+            </w:r>
+          </w:p>
+        </w:tc>
+      </w:tr>
+      <w:tr>
+        <w:tc>
+          <w:tcPr>
+            <w:tcW w:type="dxa" w:w="1100"/>
+            <w:shd w:fill="F2F6FC" w:color="auto" w:val="clear"/>
+            <w:tcMar>
+              <w:top w:type="dxa" w:w="60"/>
+              <w:left w:type="dxa" w:w="90"/>
+              <w:bottom w:type="dxa" w:w="60"/>
+              <w:right w:type="dxa" w:w="90"/>
+            </w:tcMar>
+          </w:tcPr>
+          <w:p>
+            <w:r>
+              <w:rPr>
+                <w:b w:val="false"/>
+                <w:bCs w:val="false"/>
+                <w:color w:val="000000"/>
+                <w:sz w:val="19"/>
+                <w:szCs w:val="19"/>
+              </w:rPr>
+              <w:t xml:space="preserve">Sáb 24</w:t>
+            </w:r>
+          </w:p>
+        </w:tc>
+        <w:tc>
+          <w:tcPr>
+            <w:tcW w:type="dxa" w:w="1100"/>
+            <w:shd w:fill="F2F6FC" w:color="auto" w:val="clear"/>
+            <w:tcMar>
+              <w:top w:type="dxa" w:w="60"/>
+              <w:left w:type="dxa" w:w="90"/>
+              <w:bottom w:type="dxa" w:w="60"/>
+              <w:right w:type="dxa" w:w="90"/>
+            </w:tcMar>
+          </w:tcPr>
+          <w:p>
+            <w:r>
+              <w:rPr>
+                <w:b w:val="false"/>
+                <w:bCs w:val="false"/>
+                <w:color w:val="000000"/>
+                <w:sz w:val="19"/>
+                <w:szCs w:val="19"/>
+              </w:rPr>
+              <w:t xml:space="preserve">60 min</w:t>
+            </w:r>
+          </w:p>
+        </w:tc>
+        <w:tc>
+          <w:tcPr>
+            <w:tcW w:type="dxa" w:w="4638"/>
+            <w:shd w:fill="F2F6FC" w:color="auto" w:val="clear"/>
+            <w:tcMar>
+              <w:top w:type="dxa" w:w="60"/>
+              <w:left w:type="dxa" w:w="90"/>
+              <w:bottom w:type="dxa" w:w="60"/>
+              <w:right w:type="dxa" w:w="90"/>
+            </w:tcMar>
+          </w:tcPr>
+          <w:p>
+            <w:r>
+              <w:rPr>
+                <w:b w:val="false"/>
+                <w:bCs w:val="false"/>
+                <w:color w:val="000000"/>
+                <w:sz w:val="19"/>
+                <w:szCs w:val="19"/>
+              </w:rPr>
+              <w:t xml:space="preserve">Simulacro completo del check-up (módulo 8).</w:t>
+            </w:r>
+          </w:p>
+        </w:tc>
+        <w:tc>
+          <w:tcPr>
+            <w:tcW w:type="dxa" w:w="2800"/>
+            <w:shd w:fill="F2F6FC" w:color="auto" w:val="clear"/>
+            <w:tcMar>
+              <w:top w:type="dxa" w:w="60"/>
+              <w:left w:type="dxa" w:w="90"/>
+              <w:bottom w:type="dxa" w:w="60"/>
+              <w:right w:type="dxa" w:w="90"/>
+            </w:tcMar>
+          </w:tcPr>
+          <w:p>
+            <w:r>
+              <w:rPr>
+                <w:b w:val="false"/>
+                <w:bCs w:val="false"/>
+                <w:color w:val="000000"/>
+                <w:sz w:val="19"/>
+                <w:szCs w:val="19"/>
+              </w:rPr>
+              <w:t xml:space="preserve">Ansiedad y muletillas registradas</w:t>
+            </w:r>
+          </w:p>
+        </w:tc>
+      </w:tr>
+      <w:tr>
+        <w:tc>
+          <w:tcPr>
+            <w:tcW w:type="dxa" w:w="1100"/>
+            <w:shd w:fill="FFFFFF" w:color="auto" w:val="clear"/>
+            <w:tcMar>
+              <w:top w:type="dxa" w:w="60"/>
+              <w:left w:type="dxa" w:w="90"/>
+              <w:bottom w:type="dxa" w:w="60"/>
+              <w:right w:type="dxa" w:w="90"/>
+            </w:tcMar>
+          </w:tcPr>
+          <w:p>
+            <w:r>
+              <w:rPr>
+                <w:b w:val="false"/>
+                <w:bCs w:val="false"/>
+                <w:color w:val="000000"/>
+                <w:sz w:val="19"/>
+                <w:szCs w:val="19"/>
+              </w:rPr>
+              <w:t xml:space="preserve">Dom 25</w:t>
+            </w:r>
+          </w:p>
+        </w:tc>
+        <w:tc>
+          <w:tcPr>
+            <w:tcW w:type="dxa" w:w="1100"/>
+            <w:shd w:fill="FFFFFF" w:color="auto" w:val="clear"/>
+            <w:tcMar>
+              <w:top w:type="dxa" w:w="60"/>
+              <w:left w:type="dxa" w:w="90"/>
+              <w:bottom w:type="dxa" w:w="60"/>
+              <w:right w:type="dxa" w:w="90"/>
+            </w:tcMar>
+          </w:tcPr>
+          <w:p>
+            <w:r>
+              <w:rPr>
+                <w:b w:val="false"/>
+                <w:bCs w:val="false"/>
+                <w:color w:val="000000"/>
+                <w:sz w:val="19"/>
+                <w:szCs w:val="19"/>
+              </w:rPr>
+              <w:t xml:space="preserve">30 min</w:t>
+            </w:r>
+          </w:p>
+        </w:tc>
+        <w:tc>
+          <w:tcPr>
+            <w:tcW w:type="dxa" w:w="4638"/>
+            <w:shd w:fill="FFFFFF" w:color="auto" w:val="clear"/>
+            <w:tcMar>
+              <w:top w:type="dxa" w:w="60"/>
+              <w:left w:type="dxa" w:w="90"/>
+              <w:bottom w:type="dxa" w:w="60"/>
+              <w:right w:type="dxa" w:w="90"/>
+            </w:tcMar>
+          </w:tcPr>
+          <w:p>
+            <w:r>
+              <w:rPr>
+                <w:b w:val="false"/>
+                <w:bCs w:val="false"/>
+                <w:color w:val="000000"/>
+                <w:sz w:val="19"/>
+                <w:szCs w:val="19"/>
+              </w:rPr>
+              <w:t xml:space="preserve">Repaso Anki y descanso activo.</w:t>
+            </w:r>
+          </w:p>
+        </w:tc>
+        <w:tc>
+          <w:tcPr>
+            <w:tcW w:type="dxa" w:w="2800"/>
+            <w:shd w:fill="FFFFFF" w:color="auto" w:val="clear"/>
+            <w:tcMar>
+              <w:top w:type="dxa" w:w="60"/>
+              <w:left w:type="dxa" w:w="90"/>
+              <w:bottom w:type="dxa" w:w="60"/>
+              <w:right w:type="dxa" w:w="90"/>
+            </w:tcMar>
+          </w:tcPr>
+          <w:p>
+            <w:r>
+              <w:rPr>
+                <w:b w:val="false"/>
+                <w:bCs w:val="false"/>
+                <w:color w:val="000000"/>
+                <w:sz w:val="19"/>
+                <w:szCs w:val="19"/>
+              </w:rPr>
+              <w:t xml:space="preserve">Retención ≥ 85 %</w:t>
+            </w:r>
+          </w:p>
+        </w:tc>
+      </w:tr>
+      <w:tr>
+        <w:tc>
+          <w:tcPr>
+            <w:tcW w:type="dxa" w:w="1100"/>
+            <w:shd w:fill="F2F6FC" w:color="auto" w:val="clear"/>
+            <w:tcMar>
+              <w:top w:type="dxa" w:w="60"/>
+              <w:left w:type="dxa" w:w="90"/>
+              <w:bottom w:type="dxa" w:w="60"/>
+              <w:right w:type="dxa" w:w="90"/>
+            </w:tcMar>
+          </w:tcPr>
+          <w:p>
+            <w:r>
+              <w:rPr>
+                <w:b w:val="false"/>
+                <w:bCs w:val="false"/>
+                <w:color w:val="000000"/>
+                <w:sz w:val="19"/>
+                <w:szCs w:val="19"/>
+              </w:rPr>
+              <w:t xml:space="preserve">Lun 26</w:t>
+            </w:r>
+          </w:p>
+        </w:tc>
+        <w:tc>
+          <w:tcPr>
+            <w:tcW w:type="dxa" w:w="1100"/>
+            <w:shd w:fill="F2F6FC" w:color="auto" w:val="clear"/>
+            <w:tcMar>
+              <w:top w:type="dxa" w:w="60"/>
+              <w:left w:type="dxa" w:w="90"/>
+              <w:bottom w:type="dxa" w:w="60"/>
+              <w:right w:type="dxa" w:w="90"/>
+            </w:tcMar>
+          </w:tcPr>
+          <w:p>
+            <w:r>
+              <w:rPr>
+                <w:b w:val="false"/>
+                <w:bCs w:val="false"/>
+                <w:color w:val="000000"/>
+                <w:sz w:val="19"/>
+                <w:szCs w:val="19"/>
+              </w:rPr>
+              <w:t xml:space="preserve">45 min</w:t>
+            </w:r>
+          </w:p>
+        </w:tc>
+        <w:tc>
+          <w:tcPr>
+            <w:tcW w:type="dxa" w:w="4638"/>
+            <w:shd w:fill="F2F6FC" w:color="auto" w:val="clear"/>
+            <w:tcMar>
+              <w:top w:type="dxa" w:w="60"/>
+              <w:left w:type="dxa" w:w="90"/>
+              <w:bottom w:type="dxa" w:w="60"/>
+              <w:right w:type="dxa" w:w="90"/>
+            </w:tcMar>
+          </w:tcPr>
+          <w:p>
+            <w:r>
+              <w:rPr>
+                <w:b w:val="false"/>
+                <w:bCs w:val="false"/>
+                <w:color w:val="000000"/>
+                <w:sz w:val="19"/>
+                <w:szCs w:val="19"/>
+              </w:rPr>
+              <w:t xml:space="preserve">Módulo 4. Futuro. Sesión personalizada 2.</w:t>
+            </w:r>
+          </w:p>
+        </w:tc>
+        <w:tc>
+          <w:tcPr>
+            <w:tcW w:type="dxa" w:w="2800"/>
+            <w:shd w:fill="F2F6FC" w:color="auto" w:val="clear"/>
+            <w:tcMar>
+              <w:top w:type="dxa" w:w="60"/>
+              <w:left w:type="dxa" w:w="90"/>
+              <w:bottom w:type="dxa" w:w="60"/>
+              <w:right w:type="dxa" w:w="90"/>
+            </w:tcMar>
+          </w:tcPr>
+          <w:p>
+            <w:r>
+              <w:rPr>
+                <w:b w:val="false"/>
+                <w:bCs w:val="false"/>
+                <w:color w:val="000000"/>
+                <w:sz w:val="19"/>
+                <w:szCs w:val="19"/>
+              </w:rPr>
+              <w:t xml:space="preserve">Respuesta de 10 años en 4 frases</w:t>
+            </w:r>
+          </w:p>
+        </w:tc>
+      </w:tr>
+      <w:tr>
+        <w:tc>
+          <w:tcPr>
+            <w:tcW w:type="dxa" w:w="1100"/>
+            <w:shd w:fill="FFFFFF" w:color="auto" w:val="clear"/>
+            <w:tcMar>
+              <w:top w:type="dxa" w:w="60"/>
+              <w:left w:type="dxa" w:w="90"/>
+              <w:bottom w:type="dxa" w:w="60"/>
+              <w:right w:type="dxa" w:w="90"/>
+            </w:tcMar>
+          </w:tcPr>
+          <w:p>
+            <w:r>
+              <w:rPr>
+                <w:b w:val="false"/>
+                <w:bCs w:val="false"/>
+                <w:color w:val="000000"/>
+                <w:sz w:val="19"/>
+                <w:szCs w:val="19"/>
+              </w:rPr>
+              <w:t xml:space="preserve">Mar 27</w:t>
+            </w:r>
+          </w:p>
+        </w:tc>
+        <w:tc>
+          <w:tcPr>
+            <w:tcW w:type="dxa" w:w="1100"/>
+            <w:shd w:fill="FFFFFF" w:color="auto" w:val="clear"/>
+            <w:tcMar>
+              <w:top w:type="dxa" w:w="60"/>
+              <w:left w:type="dxa" w:w="90"/>
+              <w:bottom w:type="dxa" w:w="60"/>
+              <w:right w:type="dxa" w:w="90"/>
+            </w:tcMar>
+          </w:tcPr>
+          <w:p>
+            <w:r>
+              <w:rPr>
+                <w:b w:val="false"/>
+                <w:bCs w:val="false"/>
+                <w:color w:val="000000"/>
+                <w:sz w:val="19"/>
+                <w:szCs w:val="19"/>
+              </w:rPr>
+              <w:t xml:space="preserve">45 min</w:t>
+            </w:r>
+          </w:p>
+        </w:tc>
+        <w:tc>
+          <w:tcPr>
+            <w:tcW w:type="dxa" w:w="4638"/>
+            <w:shd w:fill="FFFFFF" w:color="auto" w:val="clear"/>
+            <w:tcMar>
+              <w:top w:type="dxa" w:w="60"/>
+              <w:left w:type="dxa" w:w="90"/>
+              <w:bottom w:type="dxa" w:w="60"/>
+              <w:right w:type="dxa" w:w="90"/>
+            </w:tcMar>
+          </w:tcPr>
+          <w:p>
+            <w:r>
+              <w:rPr>
+                <w:b w:val="false"/>
+                <w:bCs w:val="false"/>
+                <w:color w:val="000000"/>
+                <w:sz w:val="19"/>
+                <w:szCs w:val="19"/>
+              </w:rPr>
+              <w:t xml:space="preserve">Módulo 5. Presentación del caso clínico.</w:t>
+            </w:r>
+          </w:p>
+        </w:tc>
+        <w:tc>
+          <w:tcPr>
+            <w:tcW w:type="dxa" w:w="2800"/>
+            <w:shd w:fill="FFFFFF" w:color="auto" w:val="clear"/>
+            <w:tcMar>
+              <w:top w:type="dxa" w:w="60"/>
+              <w:left w:type="dxa" w:w="90"/>
+              <w:bottom w:type="dxa" w:w="60"/>
+              <w:right w:type="dxa" w:w="90"/>
+            </w:tcMar>
+          </w:tcPr>
+          <w:p>
+            <w:r>
+              <w:rPr>
+                <w:b w:val="false"/>
+                <w:bCs w:val="false"/>
+                <w:color w:val="000000"/>
+                <w:sz w:val="19"/>
+                <w:szCs w:val="19"/>
+              </w:rPr>
+              <w:t xml:space="preserve">Caso en menos de 90 s</w:t>
+            </w:r>
+          </w:p>
+        </w:tc>
+      </w:tr>
+      <w:tr>
+        <w:tc>
+          <w:tcPr>
+            <w:tcW w:type="dxa" w:w="1100"/>
+            <w:shd w:fill="F2F6FC" w:color="auto" w:val="clear"/>
+            <w:tcMar>
+              <w:top w:type="dxa" w:w="60"/>
+              <w:left w:type="dxa" w:w="90"/>
+              <w:bottom w:type="dxa" w:w="60"/>
+              <w:right w:type="dxa" w:w="90"/>
+            </w:tcMar>
+          </w:tcPr>
+          <w:p>
+            <w:r>
+              <w:rPr>
+                <w:b w:val="false"/>
+                <w:bCs w:val="false"/>
+                <w:color w:val="000000"/>
+                <w:sz w:val="19"/>
+                <w:szCs w:val="19"/>
+              </w:rPr>
+              <w:t xml:space="preserve">Mié 28</w:t>
+            </w:r>
+          </w:p>
+        </w:tc>
+        <w:tc>
+          <w:tcPr>
+            <w:tcW w:type="dxa" w:w="1100"/>
+            <w:shd w:fill="F2F6FC" w:color="auto" w:val="clear"/>
+            <w:tcMar>
+              <w:top w:type="dxa" w:w="60"/>
+              <w:left w:type="dxa" w:w="90"/>
+              <w:bottom w:type="dxa" w:w="60"/>
+              <w:right w:type="dxa" w:w="90"/>
+            </w:tcMar>
+          </w:tcPr>
+          <w:p>
+            <w:r>
+              <w:rPr>
+                <w:b w:val="false"/>
+                <w:bCs w:val="false"/>
+                <w:color w:val="000000"/>
+                <w:sz w:val="19"/>
+                <w:szCs w:val="19"/>
+              </w:rPr>
+              <w:t xml:space="preserve">30 min</w:t>
+            </w:r>
+          </w:p>
+        </w:tc>
+        <w:tc>
+          <w:tcPr>
+            <w:tcW w:type="dxa" w:w="4638"/>
+            <w:shd w:fill="F2F6FC" w:color="auto" w:val="clear"/>
+            <w:tcMar>
+              <w:top w:type="dxa" w:w="60"/>
+              <w:left w:type="dxa" w:w="90"/>
+              <w:bottom w:type="dxa" w:w="60"/>
+              <w:right w:type="dxa" w:w="90"/>
+            </w:tcMar>
+          </w:tcPr>
+          <w:p>
+            <w:r>
+              <w:rPr>
+                <w:b w:val="false"/>
+                <w:bCs w:val="false"/>
+                <w:color w:val="000000"/>
+                <w:sz w:val="19"/>
+                <w:szCs w:val="19"/>
+              </w:rPr>
+              <w:t xml:space="preserve">Repaso de los módulos 1 y 2.</w:t>
+            </w:r>
+          </w:p>
+        </w:tc>
+        <w:tc>
+          <w:tcPr>
+            <w:tcW w:type="dxa" w:w="2800"/>
+            <w:shd w:fill="F2F6FC" w:color="auto" w:val="clear"/>
+            <w:tcMar>
+              <w:top w:type="dxa" w:w="60"/>
+              <w:left w:type="dxa" w:w="90"/>
+              <w:bottom w:type="dxa" w:w="60"/>
+              <w:right w:type="dxa" w:w="90"/>
+            </w:tcMar>
+          </w:tcPr>
+          <w:p>
+            <w:r>
+              <w:rPr>
+                <w:b w:val="false"/>
+                <w:bCs w:val="false"/>
+                <w:color w:val="000000"/>
+                <w:sz w:val="19"/>
+                <w:szCs w:val="19"/>
+              </w:rPr>
+              <w:t xml:space="preserve">Cero “was + -ing” en el diario</w:t>
+            </w:r>
+          </w:p>
+        </w:tc>
+      </w:tr>
+      <w:tr>
+        <w:tc>
+          <w:tcPr>
+            <w:tcW w:type="dxa" w:w="1100"/>
+            <w:shd w:fill="FFFFFF" w:color="auto" w:val="clear"/>
+            <w:tcMar>
+              <w:top w:type="dxa" w:w="60"/>
+              <w:left w:type="dxa" w:w="90"/>
+              <w:bottom w:type="dxa" w:w="60"/>
+              <w:right w:type="dxa" w:w="90"/>
+            </w:tcMar>
+          </w:tcPr>
+          <w:p>
+            <w:r>
+              <w:rPr>
+                <w:b w:val="false"/>
+                <w:bCs w:val="false"/>
+                <w:color w:val="000000"/>
+                <w:sz w:val="19"/>
+                <w:szCs w:val="19"/>
+              </w:rPr>
+              <w:t xml:space="preserve">Jue 29</w:t>
+            </w:r>
+          </w:p>
+        </w:tc>
+        <w:tc>
+          <w:tcPr>
+            <w:tcW w:type="dxa" w:w="1100"/>
+            <w:shd w:fill="FFFFFF" w:color="auto" w:val="clear"/>
+            <w:tcMar>
+              <w:top w:type="dxa" w:w="60"/>
+              <w:left w:type="dxa" w:w="90"/>
+              <w:bottom w:type="dxa" w:w="60"/>
+              <w:right w:type="dxa" w:w="90"/>
+            </w:tcMar>
+          </w:tcPr>
+          <w:p>
+            <w:r>
+              <w:rPr>
+                <w:b w:val="false"/>
+                <w:bCs w:val="false"/>
+                <w:color w:val="000000"/>
+                <w:sz w:val="19"/>
+                <w:szCs w:val="19"/>
+              </w:rPr>
+              <w:t xml:space="preserve">45 min</w:t>
+            </w:r>
+          </w:p>
+        </w:tc>
+        <w:tc>
+          <w:tcPr>
+            <w:tcW w:type="dxa" w:w="4638"/>
+            <w:shd w:fill="FFFFFF" w:color="auto" w:val="clear"/>
+            <w:tcMar>
+              <w:top w:type="dxa" w:w="60"/>
+              <w:left w:type="dxa" w:w="90"/>
+              <w:bottom w:type="dxa" w:w="60"/>
+              <w:right w:type="dxa" w:w="90"/>
+            </w:tcMar>
+          </w:tcPr>
+          <w:p>
+            <w:r>
+              <w:rPr>
+                <w:b w:val="false"/>
+                <w:bCs w:val="false"/>
+                <w:color w:val="000000"/>
+                <w:sz w:val="19"/>
+                <w:szCs w:val="19"/>
+              </w:rPr>
+              <w:t xml:space="preserve">Segundo caso clínico (amigdalitis) con la plantilla.</w:t>
+            </w:r>
+          </w:p>
+        </w:tc>
+        <w:tc>
+          <w:tcPr>
+            <w:tcW w:type="dxa" w:w="2800"/>
+            <w:shd w:fill="FFFFFF" w:color="auto" w:val="clear"/>
+            <w:tcMar>
+              <w:top w:type="dxa" w:w="60"/>
+              <w:left w:type="dxa" w:w="90"/>
+              <w:bottom w:type="dxa" w:w="60"/>
+              <w:right w:type="dxa" w:w="90"/>
+            </w:tcMar>
+          </w:tcPr>
+          <w:p>
+            <w:r>
+              <w:rPr>
+                <w:b w:val="false"/>
+                <w:bCs w:val="false"/>
+                <w:color w:val="000000"/>
+                <w:sz w:val="19"/>
+                <w:szCs w:val="19"/>
+              </w:rPr>
+              <w:t xml:space="preserve">6 pasados simples, 3 conectores</w:t>
+            </w:r>
+          </w:p>
+        </w:tc>
+      </w:tr>
+      <w:tr>
+        <w:tc>
+          <w:tcPr>
+            <w:tcW w:type="dxa" w:w="1100"/>
+            <w:shd w:fill="F2F6FC" w:color="auto" w:val="clear"/>
+            <w:tcMar>
+              <w:top w:type="dxa" w:w="60"/>
+              <w:left w:type="dxa" w:w="90"/>
+              <w:bottom w:type="dxa" w:w="60"/>
+              <w:right w:type="dxa" w:w="90"/>
+            </w:tcMar>
+          </w:tcPr>
+          <w:p>
+            <w:r>
+              <w:rPr>
+                <w:b w:val="false"/>
+                <w:bCs w:val="false"/>
+                <w:color w:val="000000"/>
+                <w:sz w:val="19"/>
+                <w:szCs w:val="19"/>
+              </w:rPr>
+              <w:t xml:space="preserve">Vie 30</w:t>
+            </w:r>
+          </w:p>
+        </w:tc>
+        <w:tc>
+          <w:tcPr>
+            <w:tcW w:type="dxa" w:w="1100"/>
+            <w:shd w:fill="F2F6FC" w:color="auto" w:val="clear"/>
+            <w:tcMar>
+              <w:top w:type="dxa" w:w="60"/>
+              <w:left w:type="dxa" w:w="90"/>
+              <w:bottom w:type="dxa" w:w="60"/>
+              <w:right w:type="dxa" w:w="90"/>
+            </w:tcMar>
+          </w:tcPr>
+          <w:p>
+            <w:r>
+              <w:rPr>
+                <w:b w:val="false"/>
+                <w:bCs w:val="false"/>
+                <w:color w:val="000000"/>
+                <w:sz w:val="19"/>
+                <w:szCs w:val="19"/>
+              </w:rPr>
+              <w:t xml:space="preserve">60 min</w:t>
+            </w:r>
+          </w:p>
+        </w:tc>
+        <w:tc>
+          <w:tcPr>
+            <w:tcW w:type="dxa" w:w="4638"/>
+            <w:shd w:fill="F2F6FC" w:color="auto" w:val="clear"/>
+            <w:tcMar>
+              <w:top w:type="dxa" w:w="60"/>
+              <w:left w:type="dxa" w:w="90"/>
+              <w:bottom w:type="dxa" w:w="60"/>
+              <w:right w:type="dxa" w:w="90"/>
+            </w:tcMar>
+          </w:tcPr>
+          <w:p>
+            <w:r>
+              <w:rPr>
+                <w:b w:val="false"/>
+                <w:bCs w:val="false"/>
+                <w:color w:val="000000"/>
+                <w:sz w:val="19"/>
+                <w:szCs w:val="19"/>
+              </w:rPr>
+              <w:t xml:space="preserve">Simulacro final y evaluación de la sección 4.</w:t>
+            </w:r>
+          </w:p>
+        </w:tc>
+        <w:tc>
+          <w:tcPr>
+            <w:tcW w:type="dxa" w:w="2800"/>
+            <w:shd w:fill="F2F6FC" w:color="auto" w:val="clear"/>
+            <w:tcMar>
+              <w:top w:type="dxa" w:w="60"/>
+              <w:left w:type="dxa" w:w="90"/>
+              <w:bottom w:type="dxa" w:w="60"/>
+              <w:right w:type="dxa" w:w="90"/>
+            </w:tcMar>
+          </w:tcPr>
+          <w:p>
+            <w:r>
+              <w:rPr>
+                <w:b w:val="false"/>
+                <w:bCs w:val="false"/>
+                <w:color w:val="000000"/>
+                <w:sz w:val="19"/>
+                <w:szCs w:val="19"/>
+              </w:rPr>
+              <w:t xml:space="preserve">9 de 10 o más</w:t>
+            </w:r>
+          </w:p>
+        </w:tc>
+      </w:tr>
+    </w:tbl>
+    <w:p>
+      <w:pPr>
+        <w:spacing w:after="80"/>
+      </w:pPr>
+    </w:p>
+    <w:p>
+      <w:pPr>
+        <w:pStyle w:val="Heading2"/>
+        <w:spacing w:after="120" w:before="200"/>
+      </w:pPr>
+      <w:r>
+        <w:t xml:space="preserve">Tabla de autoevaluación</w:t>
+      </w:r>
+    </w:p>
+    <w:p>
+      <w:pPr>
+        <w:spacing w:after="120"/>
+      </w:pPr>
+      <w:r>
+        <w:t xml:space="preserve">Marque su nivel antes y después de las dos semanas: 1 = no lo domino, 3 = a veces, 5 = automático.</w:t>
+      </w:r>
+    </w:p>
+    <w:tbl>
+      <w:tblPr>
+        <w:tblW w:type="dxa" w:w="9638"/>
+        <w:tblBorders>
+          <w:top w:val="single" w:color="auto" w:sz="4"/>
+          <w:left w:val="single" w:color="auto" w:sz="4"/>
+          <w:bottom w:val="single" w:color="auto" w:sz="4"/>
+          <w:right w:val="single" w:color="auto" w:sz="4"/>
+          <w:insideH w:val="single" w:color="auto" w:sz="4"/>
+          <w:insideV w:val="single" w:color="auto" w:sz="4"/>
+        </w:tblBorders>
+      </w:tblPr>
+      <w:tblGrid>
+        <w:gridCol w:w="5638"/>
+        <w:gridCol w:w="2000"/>
+        <w:gridCol w:w="2000"/>
+      </w:tblGrid>
+      <w:tr>
+        <w:trPr>
+          <w:tblHeader/>
+        </w:trPr>
+        <w:tc>
+          <w:tcPr>
+            <w:tcW w:type="dxa" w:w="5638"/>
+            <w:shd w:fill="1F3864" w:color="auto" w:val="clear"/>
+            <w:tcMar>
+              <w:top w:type="dxa" w:w="60"/>
+              <w:left w:type="dxa" w:w="90"/>
+              <w:bottom w:type="dxa" w:w="60"/>
+              <w:right w:type="dxa" w:w="90"/>
+            </w:tcMar>
+          </w:tcPr>
+          <w:p>
+            <w:r>
+              <w:rPr>
+                <w:b/>
+                <w:bCs/>
+                <w:color w:val="FFFFFF"/>
+                <w:sz w:val="19"/>
+                <w:szCs w:val="19"/>
+              </w:rPr>
+              <w:t xml:space="preserve">Competencia</w:t>
+            </w:r>
+          </w:p>
+        </w:tc>
+        <w:tc>
+          <w:tcPr>
+            <w:tcW w:type="dxa" w:w="2000"/>
+            <w:shd w:fill="1F3864" w:color="auto" w:val="clear"/>
+            <w:tcMar>
+              <w:top w:type="dxa" w:w="60"/>
+              <w:left w:type="dxa" w:w="90"/>
+              <w:bottom w:type="dxa" w:w="60"/>
+              <w:right w:type="dxa" w:w="90"/>
+            </w:tcMar>
+          </w:tcPr>
+          <w:p>
+            <w:r>
+              <w:rPr>
+                <w:b/>
+                <w:bCs/>
+                <w:color w:val="FFFFFF"/>
+                <w:sz w:val="19"/>
+                <w:szCs w:val="19"/>
+              </w:rPr>
+              <w:t xml:space="preserve">Antes (1–5)</w:t>
+            </w:r>
+          </w:p>
+        </w:tc>
+        <w:tc>
+          <w:tcPr>
+            <w:tcW w:type="dxa" w:w="2000"/>
+            <w:shd w:fill="1F3864" w:color="auto" w:val="clear"/>
+            <w:tcMar>
+              <w:top w:type="dxa" w:w="60"/>
+              <w:left w:type="dxa" w:w="90"/>
+              <w:bottom w:type="dxa" w:w="60"/>
+              <w:right w:type="dxa" w:w="90"/>
+            </w:tcMar>
+          </w:tcPr>
+          <w:p>
+            <w:r>
+              <w:rPr>
+                <w:b/>
+                <w:bCs/>
+                <w:color w:val="FFFFFF"/>
+                <w:sz w:val="19"/>
+                <w:szCs w:val="19"/>
+              </w:rPr>
+              <w:t xml:space="preserve">Después (1–5)</w:t>
+            </w:r>
+          </w:p>
+        </w:tc>
+      </w:tr>
+      <w:tr>
+        <w:tc>
+          <w:tcPr>
+            <w:tcW w:type="dxa" w:w="5638"/>
+            <w:shd w:fill="FFFFFF" w:color="auto" w:val="clear"/>
+            <w:tcMar>
+              <w:top w:type="dxa" w:w="60"/>
+              <w:left w:type="dxa" w:w="90"/>
+              <w:bottom w:type="dxa" w:w="60"/>
+              <w:right w:type="dxa" w:w="90"/>
+            </w:tcMar>
+          </w:tcPr>
+          <w:p>
+            <w:r>
+              <w:rPr>
+                <w:b w:val="false"/>
+                <w:bCs w:val="false"/>
+                <w:color w:val="000000"/>
+                <w:sz w:val="19"/>
+                <w:szCs w:val="19"/>
+              </w:rPr>
+              <w:t xml:space="preserve">Narro hechos pasados en pasado simple</w:t>
+            </w:r>
+          </w:p>
+        </w:tc>
+        <w:tc>
+          <w:tcPr>
+            <w:tcW w:type="dxa" w:w="2000"/>
+            <w:shd w:fill="FFFFFF" w:color="auto" w:val="clear"/>
+            <w:tcMar>
+              <w:top w:type="dxa" w:w="60"/>
+              <w:left w:type="dxa" w:w="90"/>
+              <w:bottom w:type="dxa" w:w="60"/>
+              <w:right w:type="dxa" w:w="90"/>
+            </w:tcMar>
+          </w:tcPr>
+          <w:p>
+            <w:r>
+              <w:rPr>
+                <w:b w:val="false"/>
+                <w:bCs w:val="false"/>
+                <w:color w:val="000000"/>
+                <w:sz w:val="19"/>
+                <w:szCs w:val="19"/>
+              </w:rPr>
+              <w:t xml:space="preserve"/>
+            </w:r>
+          </w:p>
+        </w:tc>
+        <w:tc>
+          <w:tcPr>
+            <w:tcW w:type="dxa" w:w="2000"/>
+            <w:shd w:fill="FFFFFF" w:color="auto" w:val="clear"/>
+            <w:tcMar>
+              <w:top w:type="dxa" w:w="60"/>
+              <w:left w:type="dxa" w:w="90"/>
+              <w:bottom w:type="dxa" w:w="60"/>
+              <w:right w:type="dxa" w:w="90"/>
+            </w:tcMar>
+          </w:tcPr>
+          <w:p>
+            <w:r>
+              <w:rPr>
+                <w:b w:val="false"/>
+                <w:bCs w:val="false"/>
+                <w:color w:val="000000"/>
+                <w:sz w:val="19"/>
+                <w:szCs w:val="19"/>
+              </w:rPr>
+              <w:t xml:space="preserve"/>
+            </w:r>
+          </w:p>
+        </w:tc>
+      </w:tr>
+      <w:tr>
+        <w:tc>
+          <w:tcPr>
+            <w:tcW w:type="dxa" w:w="5638"/>
+            <w:shd w:fill="F2F6FC" w:color="auto" w:val="clear"/>
+            <w:tcMar>
+              <w:top w:type="dxa" w:w="60"/>
+              <w:left w:type="dxa" w:w="90"/>
+              <w:bottom w:type="dxa" w:w="60"/>
+              <w:right w:type="dxa" w:w="90"/>
+            </w:tcMar>
+          </w:tcPr>
+          <w:p>
+            <w:r>
+              <w:rPr>
+                <w:b w:val="false"/>
+                <w:bCs w:val="false"/>
+                <w:color w:val="000000"/>
+                <w:sz w:val="19"/>
+                <w:szCs w:val="19"/>
+              </w:rPr>
+              <w:t xml:space="preserve">Uso 15 verbos irregulares clínicos</w:t>
+            </w:r>
+          </w:p>
+        </w:tc>
+        <w:tc>
+          <w:tcPr>
+            <w:tcW w:type="dxa" w:w="2000"/>
+            <w:shd w:fill="F2F6FC" w:color="auto" w:val="clear"/>
+            <w:tcMar>
+              <w:top w:type="dxa" w:w="60"/>
+              <w:left w:type="dxa" w:w="90"/>
+              <w:bottom w:type="dxa" w:w="60"/>
+              <w:right w:type="dxa" w:w="90"/>
+            </w:tcMar>
+          </w:tcPr>
+          <w:p>
+            <w:r>
+              <w:rPr>
+                <w:b w:val="false"/>
+                <w:bCs w:val="false"/>
+                <w:color w:val="000000"/>
+                <w:sz w:val="19"/>
+                <w:szCs w:val="19"/>
+              </w:rPr>
+              <w:t xml:space="preserve"/>
+            </w:r>
+          </w:p>
+        </w:tc>
+        <w:tc>
+          <w:tcPr>
+            <w:tcW w:type="dxa" w:w="2000"/>
+            <w:shd w:fill="F2F6FC" w:color="auto" w:val="clear"/>
+            <w:tcMar>
+              <w:top w:type="dxa" w:w="60"/>
+              <w:left w:type="dxa" w:w="90"/>
+              <w:bottom w:type="dxa" w:w="60"/>
+              <w:right w:type="dxa" w:w="90"/>
+            </w:tcMar>
+          </w:tcPr>
+          <w:p>
+            <w:r>
+              <w:rPr>
+                <w:b w:val="false"/>
+                <w:bCs w:val="false"/>
+                <w:color w:val="000000"/>
+                <w:sz w:val="19"/>
+                <w:szCs w:val="19"/>
+              </w:rPr>
+              <w:t xml:space="preserve"/>
+            </w:r>
+          </w:p>
+        </w:tc>
+      </w:tr>
+      <w:tr>
+        <w:tc>
+          <w:tcPr>
+            <w:tcW w:type="dxa" w:w="5638"/>
+            <w:shd w:fill="FFFFFF" w:color="auto" w:val="clear"/>
+            <w:tcMar>
+              <w:top w:type="dxa" w:w="60"/>
+              <w:left w:type="dxa" w:w="90"/>
+              <w:bottom w:type="dxa" w:w="60"/>
+              <w:right w:type="dxa" w:w="90"/>
+            </w:tcMar>
+          </w:tcPr>
+          <w:p>
+            <w:r>
+              <w:rPr>
+                <w:b w:val="false"/>
+                <w:bCs w:val="false"/>
+                <w:color w:val="000000"/>
+                <w:sz w:val="19"/>
+                <w:szCs w:val="19"/>
+              </w:rPr>
+              <w:t xml:space="preserve">Elijo gerundio o infinitivo correctamente</w:t>
+            </w:r>
+          </w:p>
+        </w:tc>
+        <w:tc>
+          <w:tcPr>
+            <w:tcW w:type="dxa" w:w="2000"/>
+            <w:shd w:fill="FFFFFF" w:color="auto" w:val="clear"/>
+            <w:tcMar>
+              <w:top w:type="dxa" w:w="60"/>
+              <w:left w:type="dxa" w:w="90"/>
+              <w:bottom w:type="dxa" w:w="60"/>
+              <w:right w:type="dxa" w:w="90"/>
+            </w:tcMar>
+          </w:tcPr>
+          <w:p>
+            <w:r>
+              <w:rPr>
+                <w:b w:val="false"/>
+                <w:bCs w:val="false"/>
+                <w:color w:val="000000"/>
+                <w:sz w:val="19"/>
+                <w:szCs w:val="19"/>
+              </w:rPr>
+              <w:t xml:space="preserve"/>
+            </w:r>
+          </w:p>
+        </w:tc>
+        <w:tc>
+          <w:tcPr>
+            <w:tcW w:type="dxa" w:w="2000"/>
+            <w:shd w:fill="FFFFFF" w:color="auto" w:val="clear"/>
+            <w:tcMar>
+              <w:top w:type="dxa" w:w="60"/>
+              <w:left w:type="dxa" w:w="90"/>
+              <w:bottom w:type="dxa" w:w="60"/>
+              <w:right w:type="dxa" w:w="90"/>
+            </w:tcMar>
+          </w:tcPr>
+          <w:p>
+            <w:r>
+              <w:rPr>
+                <w:b w:val="false"/>
+                <w:bCs w:val="false"/>
+                <w:color w:val="000000"/>
+                <w:sz w:val="19"/>
+                <w:szCs w:val="19"/>
+              </w:rPr>
+              <w:t xml:space="preserve"/>
+            </w:r>
+          </w:p>
+        </w:tc>
+      </w:tr>
+      <w:tr>
+        <w:tc>
+          <w:tcPr>
+            <w:tcW w:type="dxa" w:w="5638"/>
+            <w:shd w:fill="F2F6FC" w:color="auto" w:val="clear"/>
+            <w:tcMar>
+              <w:top w:type="dxa" w:w="60"/>
+              <w:left w:type="dxa" w:w="90"/>
+              <w:bottom w:type="dxa" w:w="60"/>
+              <w:right w:type="dxa" w:w="90"/>
+            </w:tcMar>
+          </w:tcPr>
+          <w:p>
+            <w:r>
+              <w:rPr>
+                <w:b w:val="false"/>
+                <w:bCs w:val="false"/>
+                <w:color w:val="000000"/>
+                <w:sz w:val="19"/>
+                <w:szCs w:val="19"/>
+              </w:rPr>
+              <w:t xml:space="preserve">Construyo oraciones largas con conectores</w:t>
+            </w:r>
+          </w:p>
+        </w:tc>
+        <w:tc>
+          <w:tcPr>
+            <w:tcW w:type="dxa" w:w="2000"/>
+            <w:shd w:fill="F2F6FC" w:color="auto" w:val="clear"/>
+            <w:tcMar>
+              <w:top w:type="dxa" w:w="60"/>
+              <w:left w:type="dxa" w:w="90"/>
+              <w:bottom w:type="dxa" w:w="60"/>
+              <w:right w:type="dxa" w:w="90"/>
+            </w:tcMar>
+          </w:tcPr>
+          <w:p>
+            <w:r>
+              <w:rPr>
+                <w:b w:val="false"/>
+                <w:bCs w:val="false"/>
+                <w:color w:val="000000"/>
+                <w:sz w:val="19"/>
+                <w:szCs w:val="19"/>
+              </w:rPr>
+              <w:t xml:space="preserve"/>
+            </w:r>
+          </w:p>
+        </w:tc>
+        <w:tc>
+          <w:tcPr>
+            <w:tcW w:type="dxa" w:w="2000"/>
+            <w:shd w:fill="F2F6FC" w:color="auto" w:val="clear"/>
+            <w:tcMar>
+              <w:top w:type="dxa" w:w="60"/>
+              <w:left w:type="dxa" w:w="90"/>
+              <w:bottom w:type="dxa" w:w="60"/>
+              <w:right w:type="dxa" w:w="90"/>
+            </w:tcMar>
+          </w:tcPr>
+          <w:p>
+            <w:r>
+              <w:rPr>
+                <w:b w:val="false"/>
+                <w:bCs w:val="false"/>
+                <w:color w:val="000000"/>
+                <w:sz w:val="19"/>
+                <w:szCs w:val="19"/>
+              </w:rPr>
+              <w:t xml:space="preserve"/>
+            </w:r>
+          </w:p>
+        </w:tc>
+      </w:tr>
+      <w:tr>
+        <w:tc>
+          <w:tcPr>
+            <w:tcW w:type="dxa" w:w="5638"/>
+            <w:shd w:fill="FFFFFF" w:color="auto" w:val="clear"/>
+            <w:tcMar>
+              <w:top w:type="dxa" w:w="60"/>
+              <w:left w:type="dxa" w:w="90"/>
+              <w:bottom w:type="dxa" w:w="60"/>
+              <w:right w:type="dxa" w:w="90"/>
+            </w:tcMar>
+          </w:tcPr>
+          <w:p>
+            <w:r>
+              <w:rPr>
+                <w:b w:val="false"/>
+                <w:bCs w:val="false"/>
+                <w:color w:val="000000"/>
+                <w:sz w:val="19"/>
+                <w:szCs w:val="19"/>
+              </w:rPr>
+              <w:t xml:space="preserve">Hablo del futuro con will y going to</w:t>
+            </w:r>
+          </w:p>
+        </w:tc>
+        <w:tc>
+          <w:tcPr>
+            <w:tcW w:type="dxa" w:w="2000"/>
+            <w:shd w:fill="FFFFFF" w:color="auto" w:val="clear"/>
+            <w:tcMar>
+              <w:top w:type="dxa" w:w="60"/>
+              <w:left w:type="dxa" w:w="90"/>
+              <w:bottom w:type="dxa" w:w="60"/>
+              <w:right w:type="dxa" w:w="90"/>
+            </w:tcMar>
+          </w:tcPr>
+          <w:p>
+            <w:r>
+              <w:rPr>
+                <w:b w:val="false"/>
+                <w:bCs w:val="false"/>
+                <w:color w:val="000000"/>
+                <w:sz w:val="19"/>
+                <w:szCs w:val="19"/>
+              </w:rPr>
+              <w:t xml:space="preserve"/>
+            </w:r>
+          </w:p>
+        </w:tc>
+        <w:tc>
+          <w:tcPr>
+            <w:tcW w:type="dxa" w:w="2000"/>
+            <w:shd w:fill="FFFFFF" w:color="auto" w:val="clear"/>
+            <w:tcMar>
+              <w:top w:type="dxa" w:w="60"/>
+              <w:left w:type="dxa" w:w="90"/>
+              <w:bottom w:type="dxa" w:w="60"/>
+              <w:right w:type="dxa" w:w="90"/>
+            </w:tcMar>
+          </w:tcPr>
+          <w:p>
+            <w:r>
+              <w:rPr>
+                <w:b w:val="false"/>
+                <w:bCs w:val="false"/>
+                <w:color w:val="000000"/>
+                <w:sz w:val="19"/>
+                <w:szCs w:val="19"/>
+              </w:rPr>
+              <w:t xml:space="preserve"/>
+            </w:r>
+          </w:p>
+        </w:tc>
+      </w:tr>
+      <w:tr>
+        <w:tc>
+          <w:tcPr>
+            <w:tcW w:type="dxa" w:w="5638"/>
+            <w:shd w:fill="F2F6FC" w:color="auto" w:val="clear"/>
+            <w:tcMar>
+              <w:top w:type="dxa" w:w="60"/>
+              <w:left w:type="dxa" w:w="90"/>
+              <w:bottom w:type="dxa" w:w="60"/>
+              <w:right w:type="dxa" w:w="90"/>
+            </w:tcMar>
+          </w:tcPr>
+          <w:p>
+            <w:r>
+              <w:rPr>
+                <w:b w:val="false"/>
+                <w:bCs w:val="false"/>
+                <w:color w:val="000000"/>
+                <w:sz w:val="19"/>
+                <w:szCs w:val="19"/>
+              </w:rPr>
+              <w:t xml:space="preserve">Presento un caso clínico estructurado</w:t>
+            </w:r>
+          </w:p>
+        </w:tc>
+        <w:tc>
+          <w:tcPr>
+            <w:tcW w:type="dxa" w:w="2000"/>
+            <w:shd w:fill="F2F6FC" w:color="auto" w:val="clear"/>
+            <w:tcMar>
+              <w:top w:type="dxa" w:w="60"/>
+              <w:left w:type="dxa" w:w="90"/>
+              <w:bottom w:type="dxa" w:w="60"/>
+              <w:right w:type="dxa" w:w="90"/>
+            </w:tcMar>
+          </w:tcPr>
+          <w:p>
+            <w:r>
+              <w:rPr>
+                <w:b w:val="false"/>
+                <w:bCs w:val="false"/>
+                <w:color w:val="000000"/>
+                <w:sz w:val="19"/>
+                <w:szCs w:val="19"/>
+              </w:rPr>
+              <w:t xml:space="preserve"/>
+            </w:r>
+          </w:p>
+        </w:tc>
+        <w:tc>
+          <w:tcPr>
+            <w:tcW w:type="dxa" w:w="2000"/>
+            <w:shd w:fill="F2F6FC" w:color="auto" w:val="clear"/>
+            <w:tcMar>
+              <w:top w:type="dxa" w:w="60"/>
+              <w:left w:type="dxa" w:w="90"/>
+              <w:bottom w:type="dxa" w:w="60"/>
+              <w:right w:type="dxa" w:w="90"/>
+            </w:tcMar>
+          </w:tcPr>
+          <w:p>
+            <w:r>
+              <w:rPr>
+                <w:b w:val="false"/>
+                <w:bCs w:val="false"/>
+                <w:color w:val="000000"/>
+                <w:sz w:val="19"/>
+                <w:szCs w:val="19"/>
+              </w:rPr>
+              <w:t xml:space="preserve"/>
+            </w:r>
+          </w:p>
+        </w:tc>
+      </w:tr>
+      <w:tr>
+        <w:tc>
+          <w:tcPr>
+            <w:tcW w:type="dxa" w:w="5638"/>
+            <w:shd w:fill="FFFFFF" w:color="auto" w:val="clear"/>
+            <w:tcMar>
+              <w:top w:type="dxa" w:w="60"/>
+              <w:left w:type="dxa" w:w="90"/>
+              <w:bottom w:type="dxa" w:w="60"/>
+              <w:right w:type="dxa" w:w="90"/>
+            </w:tcMar>
+          </w:tcPr>
+          <w:p>
+            <w:r>
+              <w:rPr>
+                <w:b w:val="false"/>
+                <w:bCs w:val="false"/>
+                <w:color w:val="000000"/>
+                <w:sz w:val="19"/>
+                <w:szCs w:val="19"/>
+              </w:rPr>
+              <w:t xml:space="preserve">Uso modales en indicaciones</w:t>
+            </w:r>
+          </w:p>
+        </w:tc>
+        <w:tc>
+          <w:tcPr>
+            <w:tcW w:type="dxa" w:w="2000"/>
+            <w:shd w:fill="FFFFFF" w:color="auto" w:val="clear"/>
+            <w:tcMar>
+              <w:top w:type="dxa" w:w="60"/>
+              <w:left w:type="dxa" w:w="90"/>
+              <w:bottom w:type="dxa" w:w="60"/>
+              <w:right w:type="dxa" w:w="90"/>
+            </w:tcMar>
+          </w:tcPr>
+          <w:p>
+            <w:r>
+              <w:rPr>
+                <w:b w:val="false"/>
+                <w:bCs w:val="false"/>
+                <w:color w:val="000000"/>
+                <w:sz w:val="19"/>
+                <w:szCs w:val="19"/>
+              </w:rPr>
+              <w:t xml:space="preserve"/>
+            </w:r>
+          </w:p>
+        </w:tc>
+        <w:tc>
+          <w:tcPr>
+            <w:tcW w:type="dxa" w:w="2000"/>
+            <w:shd w:fill="FFFFFF" w:color="auto" w:val="clear"/>
+            <w:tcMar>
+              <w:top w:type="dxa" w:w="60"/>
+              <w:left w:type="dxa" w:w="90"/>
+              <w:bottom w:type="dxa" w:w="60"/>
+              <w:right w:type="dxa" w:w="90"/>
+            </w:tcMar>
+          </w:tcPr>
+          <w:p>
+            <w:r>
+              <w:rPr>
+                <w:b w:val="false"/>
+                <w:bCs w:val="false"/>
+                <w:color w:val="000000"/>
+                <w:sz w:val="19"/>
+                <w:szCs w:val="19"/>
+              </w:rPr>
+              <w:t xml:space="preserve"/>
+            </w:r>
+          </w:p>
+        </w:tc>
+      </w:tr>
+      <w:tr>
+        <w:tc>
+          <w:tcPr>
+            <w:tcW w:type="dxa" w:w="5638"/>
+            <w:shd w:fill="F2F6FC" w:color="auto" w:val="clear"/>
+            <w:tcMar>
+              <w:top w:type="dxa" w:w="60"/>
+              <w:left w:type="dxa" w:w="90"/>
+              <w:bottom w:type="dxa" w:w="60"/>
+              <w:right w:type="dxa" w:w="90"/>
+            </w:tcMar>
+          </w:tcPr>
+          <w:p>
+            <w:r>
+              <w:rPr>
+                <w:b w:val="false"/>
+                <w:bCs w:val="false"/>
+                <w:color w:val="000000"/>
+                <w:sz w:val="19"/>
+                <w:szCs w:val="19"/>
+              </w:rPr>
+              <w:t xml:space="preserve">Pronuncio /s/, /z/ y -ed con claridad</w:t>
+            </w:r>
+          </w:p>
+        </w:tc>
+        <w:tc>
+          <w:tcPr>
+            <w:tcW w:type="dxa" w:w="2000"/>
+            <w:shd w:fill="F2F6FC" w:color="auto" w:val="clear"/>
+            <w:tcMar>
+              <w:top w:type="dxa" w:w="60"/>
+              <w:left w:type="dxa" w:w="90"/>
+              <w:bottom w:type="dxa" w:w="60"/>
+              <w:right w:type="dxa" w:w="90"/>
+            </w:tcMar>
+          </w:tcPr>
+          <w:p>
+            <w:r>
+              <w:rPr>
+                <w:b w:val="false"/>
+                <w:bCs w:val="false"/>
+                <w:color w:val="000000"/>
+                <w:sz w:val="19"/>
+                <w:szCs w:val="19"/>
+              </w:rPr>
+              <w:t xml:space="preserve"/>
+            </w:r>
+          </w:p>
+        </w:tc>
+        <w:tc>
+          <w:tcPr>
+            <w:tcW w:type="dxa" w:w="2000"/>
+            <w:shd w:fill="F2F6FC" w:color="auto" w:val="clear"/>
+            <w:tcMar>
+              <w:top w:type="dxa" w:w="60"/>
+              <w:left w:type="dxa" w:w="90"/>
+              <w:bottom w:type="dxa" w:w="60"/>
+              <w:right w:type="dxa" w:w="90"/>
+            </w:tcMar>
+          </w:tcPr>
+          <w:p>
+            <w:r>
+              <w:rPr>
+                <w:b w:val="false"/>
+                <w:bCs w:val="false"/>
+                <w:color w:val="000000"/>
+                <w:sz w:val="19"/>
+                <w:szCs w:val="19"/>
+              </w:rPr>
+              <w:t xml:space="preserve"/>
+            </w:r>
+          </w:p>
+        </w:tc>
+      </w:tr>
+      <w:tr>
+        <w:tc>
+          <w:tcPr>
+            <w:tcW w:type="dxa" w:w="5638"/>
+            <w:shd w:fill="FFFFFF" w:color="auto" w:val="clear"/>
+            <w:tcMar>
+              <w:top w:type="dxa" w:w="60"/>
+              <w:left w:type="dxa" w:w="90"/>
+              <w:bottom w:type="dxa" w:w="60"/>
+              <w:right w:type="dxa" w:w="90"/>
+            </w:tcMar>
+          </w:tcPr>
+          <w:p>
+            <w:r>
+              <w:rPr>
+                <w:b w:val="false"/>
+                <w:bCs w:val="false"/>
+                <w:color w:val="000000"/>
+                <w:sz w:val="19"/>
+                <w:szCs w:val="19"/>
+              </w:rPr>
+              <w:t xml:space="preserve">Controlo la ansiedad en evaluaciones</w:t>
+            </w:r>
+          </w:p>
+        </w:tc>
+        <w:tc>
+          <w:tcPr>
+            <w:tcW w:type="dxa" w:w="2000"/>
+            <w:shd w:fill="FFFFFF" w:color="auto" w:val="clear"/>
+            <w:tcMar>
+              <w:top w:type="dxa" w:w="60"/>
+              <w:left w:type="dxa" w:w="90"/>
+              <w:bottom w:type="dxa" w:w="60"/>
+              <w:right w:type="dxa" w:w="90"/>
+            </w:tcMar>
+          </w:tcPr>
+          <w:p>
+            <w:r>
+              <w:rPr>
+                <w:b w:val="false"/>
+                <w:bCs w:val="false"/>
+                <w:color w:val="000000"/>
+                <w:sz w:val="19"/>
+                <w:szCs w:val="19"/>
+              </w:rPr>
+              <w:t xml:space="preserve"/>
+            </w:r>
+          </w:p>
+        </w:tc>
+        <w:tc>
+          <w:tcPr>
+            <w:tcW w:type="dxa" w:w="2000"/>
+            <w:shd w:fill="FFFFFF" w:color="auto" w:val="clear"/>
+            <w:tcMar>
+              <w:top w:type="dxa" w:w="60"/>
+              <w:left w:type="dxa" w:w="90"/>
+              <w:bottom w:type="dxa" w:w="60"/>
+              <w:right w:type="dxa" w:w="90"/>
+            </w:tcMar>
+          </w:tcPr>
+          <w:p>
+            <w:r>
+              <w:rPr>
+                <w:b w:val="false"/>
+                <w:bCs w:val="false"/>
+                <w:color w:val="000000"/>
+                <w:sz w:val="19"/>
+                <w:szCs w:val="19"/>
+              </w:rPr>
+              <w:t xml:space="preserve"/>
+            </w:r>
+          </w:p>
+        </w:tc>
+      </w:tr>
+    </w:tbl>
+    <w:p>
+      <w:pPr>
+        <w:spacing w:after="80"/>
+      </w:pPr>
+    </w:p>
+    <w:tbl>
+      <w:tblPr>
+        <w:tblW w:type="dxa" w:w="9638"/>
+        <w:tblBorders>
+          <w:top w:val="single" w:color="auto" w:sz="4"/>
+          <w:left w:val="single" w:color="auto" w:sz="4"/>
+          <w:bottom w:val="single" w:color="auto" w:sz="4"/>
+          <w:right w:val="single" w:color="auto" w:sz="4"/>
+          <w:insideH w:val="single" w:color="auto" w:sz="4"/>
+          <w:insideV w:val="single" w:color="auto" w:sz="4"/>
+        </w:tblBorders>
+      </w:tblPr>
+      <w:tblGrid>
+        <w:gridCol w:w="9638"/>
+      </w:tblGrid>
+      <w:tr>
+        <w:tc>
+          <w:tcPr>
+            <w:tcW w:type="dxa" w:w="9638"/>
+            <w:shd w:fill="F2F6FC" w:color="auto" w:val="clear"/>
+            <w:tcMar>
+              <w:top w:type="dxa" w:w="100"/>
+              <w:left w:type="dxa" w:w="160"/>
+              <w:bottom w:type="dxa" w:w="100"/>
+              <w:right w:type="dxa" w:w="160"/>
+            </w:tcMar>
+          </w:tcPr>
+          <w:p>
+            <w:pPr>
+              <w:spacing w:after="80"/>
+            </w:pPr>
+            <w:r>
+              <w:rPr>
+                <w:b/>
+                <w:bCs/>
+                <w:color w:val="1F3864"/>
+              </w:rPr>
+              <w:t xml:space="preserve">Síntesis de la clase magistral</w:t>
+            </w:r>
+          </w:p>
+          <w:p>
+            <w:pPr>
+              <w:spacing w:after="50"/>
+            </w:pPr>
+            <w:r>
+              <w:rPr>
+                <w:sz w:val="20"/>
+                <w:szCs w:val="20"/>
+              </w:rPr>
+              <w:t xml:space="preserve">Prioridad 1: pasado simple. Es lo que decide el próximo check-up.</w:t>
+            </w:r>
+          </w:p>
+          <w:p>
+            <w:pPr>
+              <w:spacing w:after="50"/>
+            </w:pPr>
+            <w:r>
+              <w:rPr>
+                <w:sz w:val="20"/>
+                <w:szCs w:val="20"/>
+              </w:rPr>
+              <w:t xml:space="preserve">Prioridad 2: gerundios, infinitivos y conectores. Dan estructura a sus ideas largas.</w:t>
+            </w:r>
+          </w:p>
+          <w:p>
+            <w:pPr>
+              <w:spacing w:after="50"/>
+            </w:pPr>
+            <w:r>
+              <w:rPr>
+                <w:sz w:val="20"/>
+                <w:szCs w:val="20"/>
+              </w:rPr>
+              <w:t xml:space="preserve">Prioridad 3: futuro, caso clínico, modales y pronunciación. Consolidan una comunicación clínica clara.</w:t>
+            </w:r>
+          </w:p>
+          <w:p>
+            <w:pPr>
+              <w:spacing w:after="50"/>
+            </w:pPr>
+            <w:r>
+              <w:rPr>
+                <w:sz w:val="20"/>
+                <w:szCs w:val="20"/>
+              </w:rPr>
+              <w:t xml:space="preserve">La constancia diaria en bloques cortos supera a las sesiones largas esporádicas [5,6]. Paso a paso, colega: usted ya tiene la base.</w:t>
+            </w:r>
+          </w:p>
+        </w:tc>
+      </w:tr>
+    </w:tbl>
     <w:p>
       <w:pPr>
         <w:pStyle w:val="Heading1"/>
@@ -5354,6 +14955,102 @@
     <w:multiLevelType w:val="hybridMultilevel"/>
     <w:lvl w:ilvl="0" w15:tentative="1">
       <w:start w:val="1"/>
+      <w:numFmt w:val="decimal"/>
+      <w:lvlText w:val="%1."/>
+      <w:lvlJc w:val="left"/>
+      <w:pPr>
+        <w:ind w:left="500" w:hanging="300"/>
+      </w:pPr>
+    </w:lvl>
+  </w:abstractNum>
+  <w:abstractNum w:abstractNumId="3" w15:restartNumberingAfterBreak="0">
+    <w:multiLevelType w:val="hybridMultilevel"/>
+    <w:lvl w:ilvl="0" w15:tentative="1">
+      <w:start w:val="1"/>
+      <w:numFmt w:val="decimal"/>
+      <w:lvlText w:val="%1."/>
+      <w:lvlJc w:val="left"/>
+      <w:pPr>
+        <w:ind w:left="500" w:hanging="300"/>
+      </w:pPr>
+    </w:lvl>
+  </w:abstractNum>
+  <w:abstractNum w:abstractNumId="4" w15:restartNumberingAfterBreak="0">
+    <w:multiLevelType w:val="hybridMultilevel"/>
+    <w:lvl w:ilvl="0" w15:tentative="1">
+      <w:start w:val="1"/>
+      <w:numFmt w:val="decimal"/>
+      <w:lvlText w:val="%1."/>
+      <w:lvlJc w:val="left"/>
+      <w:pPr>
+        <w:ind w:left="500" w:hanging="300"/>
+      </w:pPr>
+    </w:lvl>
+  </w:abstractNum>
+  <w:abstractNum w:abstractNumId="5" w15:restartNumberingAfterBreak="0">
+    <w:multiLevelType w:val="hybridMultilevel"/>
+    <w:lvl w:ilvl="0" w15:tentative="1">
+      <w:start w:val="1"/>
+      <w:numFmt w:val="decimal"/>
+      <w:lvlText w:val="%1."/>
+      <w:lvlJc w:val="left"/>
+      <w:pPr>
+        <w:ind w:left="500" w:hanging="300"/>
+      </w:pPr>
+    </w:lvl>
+  </w:abstractNum>
+  <w:abstractNum w:abstractNumId="6" w15:restartNumberingAfterBreak="0">
+    <w:multiLevelType w:val="hybridMultilevel"/>
+    <w:lvl w:ilvl="0" w15:tentative="1">
+      <w:start w:val="1"/>
+      <w:numFmt w:val="decimal"/>
+      <w:lvlText w:val="%1."/>
+      <w:lvlJc w:val="left"/>
+      <w:pPr>
+        <w:ind w:left="500" w:hanging="300"/>
+      </w:pPr>
+    </w:lvl>
+  </w:abstractNum>
+  <w:abstractNum w:abstractNumId="7" w15:restartNumberingAfterBreak="0">
+    <w:multiLevelType w:val="hybridMultilevel"/>
+    <w:lvl w:ilvl="0" w15:tentative="1">
+      <w:start w:val="1"/>
+      <w:numFmt w:val="decimal"/>
+      <w:lvlText w:val="%1."/>
+      <w:lvlJc w:val="left"/>
+      <w:pPr>
+        <w:ind w:left="500" w:hanging="300"/>
+      </w:pPr>
+    </w:lvl>
+  </w:abstractNum>
+  <w:abstractNum w:abstractNumId="8" w15:restartNumberingAfterBreak="0">
+    <w:multiLevelType w:val="hybridMultilevel"/>
+    <w:lvl w:ilvl="0" w15:tentative="1">
+      <w:start w:val="1"/>
+      <w:numFmt w:val="decimal"/>
+      <w:lvlText w:val="%1."/>
+      <w:lvlJc w:val="left"/>
+      <w:pPr>
+        <w:ind w:left="500" w:hanging="300"/>
+      </w:pPr>
+    </w:lvl>
+  </w:abstractNum>
+  <w:abstractNum w:abstractNumId="9" w15:restartNumberingAfterBreak="0">
+    <w:multiLevelType w:val="hybridMultilevel"/>
+    <w:lvl w:ilvl="0" w15:tentative="1">
+      <w:start w:val="1"/>
+      <w:numFmt w:val="decimal"/>
+      <w:lvlText w:val="%1."/>
+      <w:lvlJc w:val="left"/>
+      <w:pPr>
+        <w:ind w:left="500" w:hanging="300"/>
+      </w:pPr>
+    </w:lvl>
+  </w:abstractNum>
+  <w:abstractNum w:abstractNumId="10" w15:restartNumberingAfterBreak="0">
+    <w:multiLevelType w:val="hybridMultilevel"/>
+    <w:lvl w:ilvl="0" w15:tentative="1">
+      <w:start w:val="1"/>
       <w:numFmt w:val="bullet"/>
       <w:lvlText w:val="•"/>
       <w:lvlJc w:val="left"/>
@@ -5369,7 +15066,55 @@
     </w:lvlOverride>
   </w:num>
   <w:num w:numId="2">
+    <w:abstractNumId w:val="10"/>
+    <w:lvlOverride w:ilvl="0">
+      <w:startOverride w:val="1"/>
+    </w:lvlOverride>
+  </w:num>
+  <w:num w:numId="3">
     <w:abstractNumId w:val="2"/>
+    <w:lvlOverride w:ilvl="0">
+      <w:startOverride w:val="1"/>
+    </w:lvlOverride>
+  </w:num>
+  <w:num w:numId="4">
+    <w:abstractNumId w:val="3"/>
+    <w:lvlOverride w:ilvl="0">
+      <w:startOverride w:val="1"/>
+    </w:lvlOverride>
+  </w:num>
+  <w:num w:numId="5">
+    <w:abstractNumId w:val="4"/>
+    <w:lvlOverride w:ilvl="0">
+      <w:startOverride w:val="1"/>
+    </w:lvlOverride>
+  </w:num>
+  <w:num w:numId="6">
+    <w:abstractNumId w:val="5"/>
+    <w:lvlOverride w:ilvl="0">
+      <w:startOverride w:val="1"/>
+    </w:lvlOverride>
+  </w:num>
+  <w:num w:numId="7">
+    <w:abstractNumId w:val="6"/>
+    <w:lvlOverride w:ilvl="0">
+      <w:startOverride w:val="1"/>
+    </w:lvlOverride>
+  </w:num>
+  <w:num w:numId="8">
+    <w:abstractNumId w:val="7"/>
+    <w:lvlOverride w:ilvl="0">
+      <w:startOverride w:val="1"/>
+    </w:lvlOverride>
+  </w:num>
+  <w:num w:numId="9">
+    <w:abstractNumId w:val="8"/>
+    <w:lvlOverride w:ilvl="0">
+      <w:startOverride w:val="1"/>
+    </w:lvlOverride>
+  </w:num>
+  <w:num w:numId="10">
+    <w:abstractNumId w:val="9"/>
     <w:lvlOverride w:ilvl="0">
       <w:startOverride w:val="1"/>
     </w:lvlOverride>
